--- a/Documentacion/Planificacion/Planes/PLAN DE GESTIÓN DE RIESGOS.docx
+++ b/Documentacion/Planificacion/Planes/PLAN DE GESTIÓN DE RIESGOS.docx
@@ -209,29 +209,13 @@
     </w:tbl>
     <w:p>
       <w:pPr>
-        <w:spacing w:after="0" w:afterAutospacing="0"/>
-        <w:rPr>
-          <w:rFonts w:ascii="Tahoma" w:hAnsi="Tahoma" w:cs="Tahoma"/>
-          <w:sz w:val="20"/>
-        </w:rPr>
-      </w:pPr>
-    </w:p>
-    <w:p>
-      <w:pPr>
-        <w:shd w:val="clear" w:color="auto" w:fill="D9D9D9" w:themeFill="background1" w:themeFillShade="D9"/>
+        <w:shd w:val="clear" w:color="auto" w:fill="FFFFFF" w:themeFill="background1"/>
         <w:spacing w:after="0" w:afterAutospacing="0"/>
         <w:rPr>
           <w:rFonts w:ascii="Tahoma" w:hAnsi="Tahoma" w:cs="Tahoma"/>
           <w:b/>
         </w:rPr>
       </w:pPr>
-      <w:r>
-        <w:rPr>
-          <w:rFonts w:ascii="Tahoma" w:hAnsi="Tahoma" w:cs="Tahoma"/>
-          <w:b/>
-        </w:rPr>
-        <w:t>NORMAS Y PROCEDIMIENTOS APLICABLES (de los FAE)</w:t>
-      </w:r>
     </w:p>
     <w:tbl>
       <w:tblPr>
@@ -245,7 +229,32 @@
       <w:tr>
         <w:tc>
           <w:tcPr>
-            <w:tcW w:w="14540" w:type="dxa"/>
+            <w:tcW w:w="10456" w:type="dxa"/>
+            <w:shd w:val="clear" w:color="auto" w:fill="D9D9D9" w:themeFill="background1" w:themeFillShade="D9"/>
+          </w:tcPr>
+          <w:p>
+            <w:pPr>
+              <w:shd w:val="clear" w:color="auto" w:fill="D9D9D9" w:themeFill="background1" w:themeFillShade="D9"/>
+              <w:spacing w:after="0" w:afterAutospacing="0"/>
+              <w:rPr>
+                <w:rFonts w:ascii="Tahoma" w:hAnsi="Tahoma" w:cs="Tahoma"/>
+                <w:b/>
+              </w:rPr>
+            </w:pPr>
+            <w:r>
+              <w:rPr>
+                <w:rFonts w:ascii="Tahoma" w:hAnsi="Tahoma" w:cs="Tahoma"/>
+                <w:b/>
+              </w:rPr>
+              <w:t>NORMAS Y PROCEDIMIENTOS APLICABLES (de los FAE)</w:t>
+            </w:r>
+          </w:p>
+        </w:tc>
+      </w:tr>
+      <w:tr>
+        <w:tc>
+          <w:tcPr>
+            <w:tcW w:w="10456" w:type="dxa"/>
           </w:tcPr>
           <w:p>
             <w:pPr>
@@ -268,29 +277,13 @@
     </w:tbl>
     <w:p>
       <w:pPr>
-        <w:spacing w:after="0" w:afterAutospacing="0"/>
-        <w:rPr>
-          <w:rFonts w:ascii="Tahoma" w:hAnsi="Tahoma" w:cs="Tahoma"/>
-          <w:sz w:val="20"/>
-        </w:rPr>
-      </w:pPr>
-    </w:p>
-    <w:p>
-      <w:pPr>
-        <w:shd w:val="clear" w:color="auto" w:fill="D9D9D9" w:themeFill="background1" w:themeFillShade="D9"/>
+        <w:shd w:val="clear" w:color="auto" w:fill="FFFFFF" w:themeFill="background1"/>
         <w:spacing w:after="0" w:afterAutospacing="0"/>
         <w:rPr>
           <w:rFonts w:ascii="Tahoma" w:hAnsi="Tahoma" w:cs="Tahoma"/>
           <w:b/>
         </w:rPr>
       </w:pPr>
-      <w:r>
-        <w:rPr>
-          <w:rFonts w:ascii="Tahoma" w:hAnsi="Tahoma" w:cs="Tahoma"/>
-          <w:b/>
-        </w:rPr>
-        <w:t>CATEGORÍAS DE RIESGOS</w:t>
-      </w:r>
     </w:p>
     <w:tbl>
       <w:tblPr>
@@ -304,7 +297,32 @@
       <w:tr>
         <w:tc>
           <w:tcPr>
-            <w:tcW w:w="11016" w:type="dxa"/>
+            <w:tcW w:w="10456" w:type="dxa"/>
+            <w:shd w:val="clear" w:color="auto" w:fill="D9D9D9" w:themeFill="background1" w:themeFillShade="D9"/>
+          </w:tcPr>
+          <w:p>
+            <w:pPr>
+              <w:shd w:val="clear" w:color="auto" w:fill="D9D9D9" w:themeFill="background1" w:themeFillShade="D9"/>
+              <w:spacing w:after="0" w:afterAutospacing="0"/>
+              <w:rPr>
+                <w:rFonts w:ascii="Tahoma" w:hAnsi="Tahoma" w:cs="Tahoma"/>
+                <w:b/>
+              </w:rPr>
+            </w:pPr>
+            <w:r>
+              <w:rPr>
+                <w:rFonts w:ascii="Tahoma" w:hAnsi="Tahoma" w:cs="Tahoma"/>
+                <w:b/>
+              </w:rPr>
+              <w:t>CATEGORÍAS DE RIESGOS</w:t>
+            </w:r>
+          </w:p>
+        </w:tc>
+      </w:tr>
+      <w:tr>
+        <w:tc>
+          <w:tcPr>
+            <w:tcW w:w="10456" w:type="dxa"/>
           </w:tcPr>
           <w:p>
             <w:pPr>
@@ -452,9 +470,12 @@
           </w:p>
           <w:p>
             <w:pPr>
-              <w:spacing w:afterAutospacing="0"/>
-              <w:rPr>
-                <w:rFonts w:ascii="Tahoma" w:hAnsi="Tahoma" w:cs="Tahoma"/>
+              <w:pStyle w:val="Prrafodelista"/>
+              <w:spacing w:after="0" w:afterAutospacing="0" w:line="240" w:lineRule="auto"/>
+              <w:rPr>
+                <w:rFonts w:ascii="Tahoma" w:hAnsi="Tahoma" w:cs="Tahoma"/>
+                <w:b/>
+                <w:bCs/>
                 <w:sz w:val="20"/>
               </w:rPr>
             </w:pPr>
@@ -464,29 +485,13 @@
     </w:tbl>
     <w:p>
       <w:pPr>
-        <w:spacing w:after="0" w:afterAutospacing="0"/>
-        <w:rPr>
-          <w:rFonts w:ascii="Tahoma" w:hAnsi="Tahoma" w:cs="Tahoma"/>
-          <w:sz w:val="20"/>
-        </w:rPr>
-      </w:pPr>
-    </w:p>
-    <w:p>
-      <w:pPr>
-        <w:shd w:val="clear" w:color="auto" w:fill="D9D9D9" w:themeFill="background1" w:themeFillShade="D9"/>
+        <w:shd w:val="clear" w:color="auto" w:fill="FFFFFF" w:themeFill="background1"/>
         <w:spacing w:after="0" w:afterAutospacing="0"/>
         <w:rPr>
           <w:rFonts w:ascii="Tahoma" w:hAnsi="Tahoma" w:cs="Tahoma"/>
           <w:b/>
         </w:rPr>
       </w:pPr>
-      <w:r>
-        <w:rPr>
-          <w:rFonts w:ascii="Tahoma" w:hAnsi="Tahoma" w:cs="Tahoma"/>
-          <w:b/>
-        </w:rPr>
-        <w:t>METODOLOGÍA PARA RECOGIDA DE RIESGOS</w:t>
-      </w:r>
     </w:p>
     <w:tbl>
       <w:tblPr>
@@ -500,7 +505,32 @@
       <w:tr>
         <w:tc>
           <w:tcPr>
-            <w:tcW w:w="14540" w:type="dxa"/>
+            <w:tcW w:w="10456" w:type="dxa"/>
+            <w:shd w:val="clear" w:color="auto" w:fill="D9D9D9" w:themeFill="background1" w:themeFillShade="D9"/>
+          </w:tcPr>
+          <w:p>
+            <w:pPr>
+              <w:shd w:val="clear" w:color="auto" w:fill="D9D9D9" w:themeFill="background1" w:themeFillShade="D9"/>
+              <w:spacing w:after="0" w:afterAutospacing="0"/>
+              <w:rPr>
+                <w:rFonts w:ascii="Tahoma" w:hAnsi="Tahoma" w:cs="Tahoma"/>
+                <w:b/>
+              </w:rPr>
+            </w:pPr>
+            <w:r>
+              <w:rPr>
+                <w:rFonts w:ascii="Tahoma" w:hAnsi="Tahoma" w:cs="Tahoma"/>
+                <w:b/>
+              </w:rPr>
+              <w:t>METODOLOGÍA PARA RECOGIDA DE RIESGOS</w:t>
+            </w:r>
+          </w:p>
+        </w:tc>
+      </w:tr>
+      <w:tr>
+        <w:tc>
+          <w:tcPr>
+            <w:tcW w:w="10456" w:type="dxa"/>
           </w:tcPr>
           <w:p>
             <w:pPr>
@@ -693,28 +723,13 @@
     </w:tbl>
     <w:p>
       <w:pPr>
-        <w:spacing w:after="0" w:afterAutospacing="0"/>
-        <w:rPr>
-          <w:rFonts w:ascii="Tahoma" w:hAnsi="Tahoma" w:cs="Tahoma"/>
-        </w:rPr>
-      </w:pPr>
-    </w:p>
-    <w:p>
-      <w:pPr>
-        <w:shd w:val="clear" w:color="auto" w:fill="D9D9D9" w:themeFill="background1" w:themeFillShade="D9"/>
+        <w:shd w:val="clear" w:color="auto" w:fill="FFFFFF" w:themeFill="background1"/>
         <w:spacing w:after="0" w:afterAutospacing="0"/>
         <w:rPr>
           <w:rFonts w:ascii="Tahoma" w:hAnsi="Tahoma" w:cs="Tahoma"/>
           <w:b/>
         </w:rPr>
       </w:pPr>
-      <w:r>
-        <w:rPr>
-          <w:rFonts w:ascii="Tahoma" w:hAnsi="Tahoma" w:cs="Tahoma"/>
-          <w:b/>
-        </w:rPr>
-        <w:t>METODOLOGÍA PARA ANÁLISIS DE RIESGOS</w:t>
-      </w:r>
     </w:p>
     <w:tbl>
       <w:tblPr>
@@ -728,7 +743,32 @@
       <w:tr>
         <w:tc>
           <w:tcPr>
-            <w:tcW w:w="14540" w:type="dxa"/>
+            <w:tcW w:w="10456" w:type="dxa"/>
+            <w:shd w:val="clear" w:color="auto" w:fill="D9D9D9" w:themeFill="background1" w:themeFillShade="D9"/>
+          </w:tcPr>
+          <w:p>
+            <w:pPr>
+              <w:shd w:val="clear" w:color="auto" w:fill="D9D9D9" w:themeFill="background1" w:themeFillShade="D9"/>
+              <w:spacing w:after="0" w:afterAutospacing="0"/>
+              <w:rPr>
+                <w:rFonts w:ascii="Tahoma" w:hAnsi="Tahoma" w:cs="Tahoma"/>
+                <w:b/>
+              </w:rPr>
+            </w:pPr>
+            <w:r>
+              <w:rPr>
+                <w:rFonts w:ascii="Tahoma" w:hAnsi="Tahoma" w:cs="Tahoma"/>
+                <w:b/>
+              </w:rPr>
+              <w:t>METODOLOGÍA PARA ANÁLISIS DE RIESGOS</w:t>
+            </w:r>
+          </w:p>
+        </w:tc>
+      </w:tr>
+      <w:tr>
+        <w:tc>
+          <w:tcPr>
+            <w:tcW w:w="10456" w:type="dxa"/>
           </w:tcPr>
           <w:p>
             <w:pPr>
@@ -888,7 +928,8 @@
           </w:p>
           <w:p>
             <w:pPr>
-              <w:spacing w:afterAutospacing="0"/>
+              <w:pStyle w:val="Prrafodelista"/>
+              <w:spacing w:after="0" w:afterAutospacing="0" w:line="240" w:lineRule="auto"/>
               <w:rPr>
                 <w:rFonts w:ascii="Tahoma" w:hAnsi="Tahoma" w:cs="Tahoma"/>
                 <w:sz w:val="20"/>
@@ -900,28 +941,13 @@
     </w:tbl>
     <w:p>
       <w:pPr>
-        <w:rPr>
-          <w:rFonts w:ascii="Tahoma" w:hAnsi="Tahoma" w:cs="Tahoma"/>
-        </w:rPr>
-      </w:pPr>
-    </w:p>
-    <w:p>
-      <w:pPr>
-        <w:shd w:val="clear" w:color="auto" w:fill="D9D9D9" w:themeFill="background1" w:themeFillShade="D9"/>
+        <w:shd w:val="clear" w:color="auto" w:fill="FFFFFF" w:themeFill="background1"/>
         <w:spacing w:after="0" w:afterAutospacing="0"/>
         <w:rPr>
           <w:rFonts w:ascii="Tahoma" w:hAnsi="Tahoma" w:cs="Tahoma"/>
           <w:b/>
         </w:rPr>
       </w:pPr>
-      <w:r>
-        <w:rPr>
-          <w:rFonts w:ascii="Tahoma" w:hAnsi="Tahoma" w:cs="Tahoma"/>
-          <w:b/>
-        </w:rPr>
-        <w:lastRenderedPageBreak/>
-        <w:t>METODOLOGÍA PARA PRIORIZACIÓN DE RIESGOS</w:t>
-      </w:r>
     </w:p>
     <w:tbl>
       <w:tblPr>
@@ -935,21 +961,47 @@
       <w:tr>
         <w:tc>
           <w:tcPr>
-            <w:tcW w:w="14540" w:type="dxa"/>
-          </w:tcPr>
-          <w:p>
-            <w:pPr>
-              <w:spacing w:afterAutospacing="0"/>
-              <w:rPr>
-                <w:rFonts w:ascii="Tahoma" w:hAnsi="Tahoma" w:cs="Tahoma"/>
-                <w:sz w:val="20"/>
-              </w:rPr>
-            </w:pPr>
-            <w:r>
-              <w:rPr>
-                <w:rFonts w:ascii="Tahoma" w:hAnsi="Tahoma" w:cs="Tahoma"/>
-                <w:sz w:val="20"/>
-              </w:rPr>
+            <w:tcW w:w="10456" w:type="dxa"/>
+            <w:shd w:val="clear" w:color="auto" w:fill="D9D9D9" w:themeFill="background1" w:themeFillShade="D9"/>
+          </w:tcPr>
+          <w:p>
+            <w:pPr>
+              <w:shd w:val="clear" w:color="auto" w:fill="D9D9D9" w:themeFill="background1" w:themeFillShade="D9"/>
+              <w:spacing w:after="0" w:afterAutospacing="0"/>
+              <w:rPr>
+                <w:rFonts w:ascii="Tahoma" w:hAnsi="Tahoma" w:cs="Tahoma"/>
+                <w:b/>
+              </w:rPr>
+            </w:pPr>
+            <w:r>
+              <w:rPr>
+                <w:rFonts w:ascii="Tahoma" w:hAnsi="Tahoma" w:cs="Tahoma"/>
+                <w:b/>
+              </w:rPr>
+              <w:t>METODOLOGÍA PARA PRIORIZACIÓN DE RIESGOS</w:t>
+            </w:r>
+          </w:p>
+        </w:tc>
+      </w:tr>
+      <w:tr>
+        <w:tc>
+          <w:tcPr>
+            <w:tcW w:w="10456" w:type="dxa"/>
+          </w:tcPr>
+          <w:p>
+            <w:pPr>
+              <w:spacing w:afterAutospacing="0"/>
+              <w:rPr>
+                <w:rFonts w:ascii="Tahoma" w:hAnsi="Tahoma" w:cs="Tahoma"/>
+                <w:sz w:val="20"/>
+              </w:rPr>
+            </w:pPr>
+            <w:r>
+              <w:rPr>
+                <w:rFonts w:ascii="Tahoma" w:hAnsi="Tahoma" w:cs="Tahoma"/>
+                <w:sz w:val="20"/>
+              </w:rPr>
+              <w:lastRenderedPageBreak/>
               <w:t>La priorización de riesgos se llevará a cabo mediante un proceso basado en la probabilidad de que se den los riesgos y el impacto que pueden tener en el proyecto.</w:t>
             </w:r>
           </w:p>
@@ -1126,8 +1178,7 @@
           </w:p>
           <w:p>
             <w:pPr>
-              <w:spacing w:afterAutospacing="0"/>
-              <w:ind w:left="360"/>
+              <w:spacing w:after="0" w:afterAutospacing="0" w:line="240" w:lineRule="auto"/>
               <w:rPr>
                 <w:rFonts w:ascii="Tahoma" w:hAnsi="Tahoma" w:cs="Tahoma"/>
                 <w:sz w:val="20"/>
@@ -1139,29 +1190,13 @@
     </w:tbl>
     <w:p>
       <w:pPr>
-        <w:spacing w:after="0" w:afterAutospacing="0"/>
-        <w:rPr>
-          <w:rFonts w:ascii="Tahoma" w:hAnsi="Tahoma" w:cs="Tahoma"/>
-          <w:sz w:val="20"/>
-        </w:rPr>
-      </w:pPr>
-    </w:p>
-    <w:p>
-      <w:pPr>
-        <w:shd w:val="clear" w:color="auto" w:fill="D9D9D9" w:themeFill="background1" w:themeFillShade="D9"/>
+        <w:shd w:val="clear" w:color="auto" w:fill="FFFFFF" w:themeFill="background1"/>
         <w:spacing w:after="0" w:afterAutospacing="0"/>
         <w:rPr>
           <w:rFonts w:ascii="Tahoma" w:hAnsi="Tahoma" w:cs="Tahoma"/>
           <w:b/>
         </w:rPr>
       </w:pPr>
-      <w:r>
-        <w:rPr>
-          <w:rFonts w:ascii="Tahoma" w:hAnsi="Tahoma" w:cs="Tahoma"/>
-          <w:b/>
-        </w:rPr>
-        <w:t>RESERVAS DE CONTINGENCIA</w:t>
-      </w:r>
     </w:p>
     <w:tbl>
       <w:tblPr>
@@ -1175,7 +1210,32 @@
       <w:tr>
         <w:tc>
           <w:tcPr>
-            <w:tcW w:w="11016" w:type="dxa"/>
+            <w:tcW w:w="10456" w:type="dxa"/>
+            <w:shd w:val="clear" w:color="auto" w:fill="D9D9D9" w:themeFill="background1" w:themeFillShade="D9"/>
+          </w:tcPr>
+          <w:p>
+            <w:pPr>
+              <w:shd w:val="clear" w:color="auto" w:fill="D9D9D9" w:themeFill="background1" w:themeFillShade="D9"/>
+              <w:spacing w:after="0" w:afterAutospacing="0"/>
+              <w:rPr>
+                <w:rFonts w:ascii="Tahoma" w:hAnsi="Tahoma" w:cs="Tahoma"/>
+                <w:b/>
+              </w:rPr>
+            </w:pPr>
+            <w:r>
+              <w:rPr>
+                <w:rFonts w:ascii="Tahoma" w:hAnsi="Tahoma" w:cs="Tahoma"/>
+                <w:b/>
+              </w:rPr>
+              <w:t>RESERVAS DE CONTINGENCIA</w:t>
+            </w:r>
+          </w:p>
+        </w:tc>
+      </w:tr>
+      <w:tr>
+        <w:tc>
+          <w:tcPr>
+            <w:tcW w:w="10456" w:type="dxa"/>
           </w:tcPr>
           <w:p>
             <w:pPr>
@@ -1345,7 +1405,7 @@
           </w:p>
           <w:p>
             <w:pPr>
-              <w:spacing w:afterAutospacing="0"/>
+              <w:spacing w:after="0" w:afterAutospacing="0" w:line="240" w:lineRule="auto"/>
               <w:rPr>
                 <w:rFonts w:ascii="Tahoma" w:hAnsi="Tahoma" w:cs="Tahoma"/>
                 <w:sz w:val="20"/>
@@ -1357,29 +1417,13 @@
     </w:tbl>
     <w:p>
       <w:pPr>
-        <w:spacing w:after="0" w:afterAutospacing="0"/>
-        <w:rPr>
-          <w:rFonts w:ascii="Tahoma" w:hAnsi="Tahoma" w:cs="Tahoma"/>
-          <w:sz w:val="20"/>
-        </w:rPr>
-      </w:pPr>
-    </w:p>
-    <w:p>
-      <w:pPr>
-        <w:shd w:val="clear" w:color="auto" w:fill="D9D9D9" w:themeFill="background1" w:themeFillShade="D9"/>
+        <w:shd w:val="clear" w:color="auto" w:fill="FFFFFF" w:themeFill="background1"/>
         <w:spacing w:after="0" w:afterAutospacing="0"/>
         <w:rPr>
           <w:rFonts w:ascii="Tahoma" w:hAnsi="Tahoma" w:cs="Tahoma"/>
           <w:b/>
         </w:rPr>
       </w:pPr>
-      <w:r>
-        <w:rPr>
-          <w:rFonts w:ascii="Tahoma" w:hAnsi="Tahoma" w:cs="Tahoma"/>
-          <w:b/>
-        </w:rPr>
-        <w:t>PROTOCOLOS PARA CONTINGENCIAS</w:t>
-      </w:r>
     </w:p>
     <w:tbl>
       <w:tblPr>
@@ -1393,7 +1437,32 @@
       <w:tr>
         <w:tc>
           <w:tcPr>
-            <w:tcW w:w="14540" w:type="dxa"/>
+            <w:tcW w:w="10456" w:type="dxa"/>
+            <w:shd w:val="clear" w:color="auto" w:fill="D9D9D9" w:themeFill="background1" w:themeFillShade="D9"/>
+          </w:tcPr>
+          <w:p>
+            <w:pPr>
+              <w:shd w:val="clear" w:color="auto" w:fill="D9D9D9" w:themeFill="background1" w:themeFillShade="D9"/>
+              <w:spacing w:after="0" w:afterAutospacing="0"/>
+              <w:rPr>
+                <w:rFonts w:ascii="Tahoma" w:hAnsi="Tahoma" w:cs="Tahoma"/>
+                <w:b/>
+              </w:rPr>
+            </w:pPr>
+            <w:r>
+              <w:rPr>
+                <w:rFonts w:ascii="Tahoma" w:hAnsi="Tahoma" w:cs="Tahoma"/>
+                <w:b/>
+              </w:rPr>
+              <w:t>PROTOCOLOS PARA CONTINGENCIAS</w:t>
+            </w:r>
+          </w:p>
+        </w:tc>
+      </w:tr>
+      <w:tr>
+        <w:tc>
+          <w:tcPr>
+            <w:tcW w:w="10456" w:type="dxa"/>
           </w:tcPr>
           <w:p>
             <w:pPr>
@@ -1646,7 +1715,8 @@
           </w:p>
           <w:p>
             <w:pPr>
-              <w:spacing w:afterAutospacing="0"/>
+              <w:pStyle w:val="Prrafodelista"/>
+              <w:spacing w:after="0" w:afterAutospacing="0" w:line="240" w:lineRule="auto"/>
               <w:rPr>
                 <w:rFonts w:ascii="Tahoma" w:hAnsi="Tahoma" w:cs="Tahoma"/>
                 <w:sz w:val="20"/>
@@ -1658,30 +1728,16 @@
     </w:tbl>
     <w:p>
       <w:pPr>
-        <w:spacing w:after="0" w:afterAutospacing="0"/>
-        <w:rPr>
-          <w:rFonts w:ascii="Tahoma" w:hAnsi="Tahoma" w:cs="Tahoma"/>
-          <w:sz w:val="20"/>
-        </w:rPr>
-      </w:pPr>
-    </w:p>
-    <w:p>
-      <w:pPr>
-        <w:shd w:val="clear" w:color="auto" w:fill="D9D9D9" w:themeFill="background1" w:themeFillShade="D9"/>
+        <w:shd w:val="clear" w:color="auto" w:fill="FFFFFF" w:themeFill="background1"/>
         <w:spacing w:after="0" w:afterAutospacing="0"/>
         <w:jc w:val="both"/>
         <w:rPr>
           <w:rFonts w:ascii="Tahoma" w:hAnsi="Tahoma" w:cs="Tahoma"/>
           <w:b/>
+          <w:sz w:val="20"/>
+          <w:szCs w:val="20"/>
         </w:rPr>
       </w:pPr>
-      <w:r>
-        <w:rPr>
-          <w:rFonts w:ascii="Tahoma" w:hAnsi="Tahoma" w:cs="Tahoma"/>
-          <w:b/>
-        </w:rPr>
-        <w:t>ACTIVIDADES DE SEGUIMIENTO DE RIESGOS</w:t>
-      </w:r>
     </w:p>
     <w:tbl>
       <w:tblPr>
@@ -1698,6 +1754,37 @@
       <w:tr>
         <w:tc>
           <w:tcPr>
+            <w:tcW w:w="10456" w:type="dxa"/>
+            <w:gridSpan w:val="4"/>
+            <w:shd w:val="clear" w:color="auto" w:fill="D9D9D9" w:themeFill="background1" w:themeFillShade="D9"/>
+          </w:tcPr>
+          <w:p>
+            <w:pPr>
+              <w:shd w:val="clear" w:color="auto" w:fill="D9D9D9" w:themeFill="background1" w:themeFillShade="D9"/>
+              <w:spacing w:after="0" w:afterAutospacing="0"/>
+              <w:jc w:val="both"/>
+              <w:rPr>
+                <w:rFonts w:ascii="Tahoma" w:hAnsi="Tahoma" w:cs="Tahoma"/>
+                <w:b/>
+                <w:sz w:val="20"/>
+                <w:szCs w:val="20"/>
+              </w:rPr>
+            </w:pPr>
+            <w:r>
+              <w:rPr>
+                <w:rFonts w:ascii="Tahoma" w:hAnsi="Tahoma" w:cs="Tahoma"/>
+                <w:b/>
+                <w:sz w:val="20"/>
+                <w:szCs w:val="20"/>
+              </w:rPr>
+              <w:t>ACTIVIDADES DE SEGUIMIENTO DE RIESGOS</w:t>
+            </w:r>
+          </w:p>
+        </w:tc>
+      </w:tr>
+      <w:tr>
+        <w:tc>
+          <w:tcPr>
             <w:tcW w:w="1079" w:type="dxa"/>
             <w:shd w:val="clear" w:color="auto" w:fill="D9D9D9" w:themeFill="background1" w:themeFillShade="D9"/>
           </w:tcPr>
@@ -1709,12 +1796,16 @@
               <w:rPr>
                 <w:rFonts w:ascii="Tahoma" w:hAnsi="Tahoma" w:cs="Tahoma"/>
                 <w:b/>
-              </w:rPr>
-            </w:pPr>
-            <w:r>
-              <w:rPr>
-                <w:rFonts w:ascii="Tahoma" w:hAnsi="Tahoma" w:cs="Tahoma"/>
-                <w:b/>
+                <w:sz w:val="20"/>
+                <w:szCs w:val="20"/>
+              </w:rPr>
+            </w:pPr>
+            <w:r>
+              <w:rPr>
+                <w:rFonts w:ascii="Tahoma" w:hAnsi="Tahoma" w:cs="Tahoma"/>
+                <w:b/>
+                <w:sz w:val="20"/>
+                <w:szCs w:val="20"/>
               </w:rPr>
               <w:t>EDT #</w:t>
             </w:r>
@@ -1729,16 +1820,19 @@
             <w:pPr>
               <w:shd w:val="clear" w:color="auto" w:fill="D9D9D9" w:themeFill="background1" w:themeFillShade="D9"/>
               <w:spacing w:afterAutospacing="0"/>
-              <w:jc w:val="both"/>
-              <w:rPr>
-                <w:rFonts w:ascii="Tahoma" w:hAnsi="Tahoma" w:cs="Tahoma"/>
-                <w:b/>
-              </w:rPr>
-            </w:pPr>
-            <w:r>
-              <w:rPr>
-                <w:rFonts w:ascii="Tahoma" w:hAnsi="Tahoma" w:cs="Tahoma"/>
-                <w:b/>
+              <w:rPr>
+                <w:rFonts w:ascii="Tahoma" w:hAnsi="Tahoma" w:cs="Tahoma"/>
+                <w:b/>
+                <w:sz w:val="20"/>
+                <w:szCs w:val="20"/>
+              </w:rPr>
+            </w:pPr>
+            <w:r>
+              <w:rPr>
+                <w:rFonts w:ascii="Tahoma" w:hAnsi="Tahoma" w:cs="Tahoma"/>
+                <w:b/>
+                <w:sz w:val="20"/>
+                <w:szCs w:val="20"/>
               </w:rPr>
               <w:t>PAQUETE DE TRABAJO</w:t>
             </w:r>
@@ -1757,12 +1851,16 @@
               <w:rPr>
                 <w:rFonts w:ascii="Tahoma" w:hAnsi="Tahoma" w:cs="Tahoma"/>
                 <w:b/>
-              </w:rPr>
-            </w:pPr>
-            <w:r>
-              <w:rPr>
-                <w:rFonts w:ascii="Tahoma" w:hAnsi="Tahoma" w:cs="Tahoma"/>
-                <w:b/>
+                <w:sz w:val="20"/>
+                <w:szCs w:val="20"/>
+              </w:rPr>
+            </w:pPr>
+            <w:r>
+              <w:rPr>
+                <w:rFonts w:ascii="Tahoma" w:hAnsi="Tahoma" w:cs="Tahoma"/>
+                <w:b/>
+                <w:sz w:val="20"/>
+                <w:szCs w:val="20"/>
               </w:rPr>
               <w:t>ACTIVIDAD</w:t>
             </w:r>
@@ -1781,12 +1879,16 @@
               <w:rPr>
                 <w:rFonts w:ascii="Tahoma" w:hAnsi="Tahoma" w:cs="Tahoma"/>
                 <w:b/>
-              </w:rPr>
-            </w:pPr>
-            <w:r>
-              <w:rPr>
-                <w:rFonts w:ascii="Tahoma" w:hAnsi="Tahoma" w:cs="Tahoma"/>
-                <w:b/>
+                <w:sz w:val="20"/>
+                <w:szCs w:val="20"/>
+              </w:rPr>
+            </w:pPr>
+            <w:r>
+              <w:rPr>
+                <w:rFonts w:ascii="Tahoma" w:hAnsi="Tahoma" w:cs="Tahoma"/>
+                <w:b/>
+                <w:sz w:val="20"/>
+                <w:szCs w:val="20"/>
               </w:rPr>
               <w:t>RESPONSABLE</w:t>
             </w:r>
@@ -1814,7 +1916,6 @@
                 <w:sz w:val="20"/>
                 <w:szCs w:val="20"/>
               </w:rPr>
-              <w:lastRenderedPageBreak/>
               <w:t>A12</w:t>
             </w:r>
           </w:p>
@@ -1945,6 +2046,8 @@
                 <w:rFonts w:ascii="Tahoma" w:eastAsia="Calibri" w:hAnsi="Tahoma" w:cs="Tahoma"/>
                 <w:b/>
                 <w:bCs/>
+                <w:sz w:val="20"/>
+                <w:szCs w:val="20"/>
               </w:rPr>
             </w:pPr>
             <w:proofErr w:type="gramStart"/>
@@ -1953,6 +2056,8 @@
                 <w:rFonts w:ascii="Tahoma" w:eastAsia="Calibri" w:hAnsi="Tahoma" w:cs="Tahoma"/>
                 <w:b/>
                 <w:bCs/>
+                <w:sz w:val="20"/>
+                <w:szCs w:val="20"/>
               </w:rPr>
               <w:t>INFORMES A ELABORAR</w:t>
             </w:r>
@@ -1978,6 +2083,8 @@
                 <w:rFonts w:ascii="Tahoma" w:eastAsia="Calibri" w:hAnsi="Tahoma" w:cs="Tahoma"/>
                 <w:b/>
                 <w:bCs/>
+                <w:sz w:val="20"/>
+                <w:szCs w:val="20"/>
               </w:rPr>
             </w:pPr>
             <w:r>
@@ -1985,6 +2092,8 @@
                 <w:rFonts w:ascii="Tahoma" w:eastAsia="Calibri" w:hAnsi="Tahoma" w:cs="Tahoma"/>
                 <w:b/>
                 <w:bCs/>
+                <w:sz w:val="20"/>
+                <w:szCs w:val="20"/>
               </w:rPr>
               <w:t>#</w:t>
             </w:r>
@@ -2004,6 +2113,8 @@
                 <w:rFonts w:ascii="Tahoma" w:eastAsia="Calibri" w:hAnsi="Tahoma" w:cs="Tahoma"/>
                 <w:b/>
                 <w:bCs/>
+                <w:sz w:val="20"/>
+                <w:szCs w:val="20"/>
               </w:rPr>
             </w:pPr>
             <w:r>
@@ -2011,6 +2122,8 @@
                 <w:rFonts w:ascii="Tahoma" w:eastAsia="Calibri" w:hAnsi="Tahoma" w:cs="Tahoma"/>
                 <w:b/>
                 <w:bCs/>
+                <w:sz w:val="20"/>
+                <w:szCs w:val="20"/>
               </w:rPr>
               <w:t>DESCRIPCIÓN</w:t>
             </w:r>
@@ -2043,6 +2156,7 @@
                 <w:sz w:val="20"/>
                 <w:szCs w:val="20"/>
               </w:rPr>
+              <w:lastRenderedPageBreak/>
               <w:t>1</w:t>
             </w:r>
           </w:p>
@@ -2099,29 +2213,13 @@
     </w:tbl>
     <w:p>
       <w:pPr>
-        <w:spacing w:after="0" w:afterAutospacing="0"/>
-        <w:rPr>
-          <w:rFonts w:ascii="Tahoma" w:hAnsi="Tahoma" w:cs="Tahoma"/>
-          <w:sz w:val="20"/>
-        </w:rPr>
-      </w:pPr>
-    </w:p>
-    <w:p>
-      <w:pPr>
-        <w:shd w:val="clear" w:color="auto" w:fill="D9D9D9" w:themeFill="background1" w:themeFillShade="D9"/>
+        <w:shd w:val="clear" w:color="auto" w:fill="FFFFFF" w:themeFill="background1"/>
         <w:spacing w:after="0" w:afterAutospacing="0"/>
         <w:rPr>
           <w:rFonts w:ascii="Tahoma" w:hAnsi="Tahoma" w:cs="Tahoma"/>
           <w:b/>
         </w:rPr>
       </w:pPr>
-      <w:r>
-        <w:rPr>
-          <w:rFonts w:ascii="Tahoma" w:hAnsi="Tahoma" w:cs="Tahoma"/>
-          <w:b/>
-        </w:rPr>
-        <w:t>ROLES Y RESPONSABLES</w:t>
-      </w:r>
     </w:p>
     <w:tbl>
       <w:tblPr>
@@ -2136,124 +2234,86 @@
       <w:tr>
         <w:tc>
           <w:tcPr>
-            <w:tcW w:w="3708" w:type="dxa"/>
+            <w:tcW w:w="10456" w:type="dxa"/>
+            <w:gridSpan w:val="2"/>
             <w:shd w:val="clear" w:color="auto" w:fill="D9D9D9" w:themeFill="background1" w:themeFillShade="D9"/>
           </w:tcPr>
           <w:p>
             <w:pPr>
-              <w:spacing w:afterAutospacing="0"/>
-              <w:rPr>
-                <w:rFonts w:ascii="Tahoma" w:hAnsi="Tahoma" w:cs="Tahoma"/>
-                <w:b/>
-              </w:rPr>
-            </w:pPr>
-            <w:r>
-              <w:rPr>
-                <w:rFonts w:ascii="Tahoma" w:hAnsi="Tahoma" w:cs="Tahoma"/>
-                <w:b/>
-              </w:rPr>
-              <w:t>ROL</w:t>
-            </w:r>
-          </w:p>
-        </w:tc>
-        <w:tc>
-          <w:tcPr>
-            <w:tcW w:w="7232" w:type="dxa"/>
-            <w:shd w:val="clear" w:color="auto" w:fill="D9D9D9" w:themeFill="background1" w:themeFillShade="D9"/>
-          </w:tcPr>
-          <w:p>
-            <w:pPr>
-              <w:spacing w:afterAutospacing="0"/>
-              <w:rPr>
-                <w:rFonts w:ascii="Tahoma" w:hAnsi="Tahoma" w:cs="Tahoma"/>
-                <w:b/>
-              </w:rPr>
-            </w:pPr>
-            <w:r>
-              <w:rPr>
-                <w:rFonts w:ascii="Tahoma" w:hAnsi="Tahoma" w:cs="Tahoma"/>
-                <w:b/>
-              </w:rPr>
-              <w:t>RESPONSABLE</w:t>
+              <w:shd w:val="clear" w:color="auto" w:fill="D9D9D9" w:themeFill="background1" w:themeFillShade="D9"/>
+              <w:spacing w:after="0" w:afterAutospacing="0"/>
+              <w:rPr>
+                <w:rFonts w:ascii="Tahoma" w:hAnsi="Tahoma" w:cs="Tahoma"/>
+                <w:b/>
+                <w:sz w:val="20"/>
+                <w:szCs w:val="20"/>
+              </w:rPr>
+            </w:pPr>
+            <w:r>
+              <w:rPr>
+                <w:rFonts w:ascii="Tahoma" w:hAnsi="Tahoma" w:cs="Tahoma"/>
+                <w:b/>
+                <w:sz w:val="20"/>
+                <w:szCs w:val="20"/>
+              </w:rPr>
+              <w:t>ROLES Y RESPONSABLES</w:t>
             </w:r>
           </w:p>
         </w:tc>
       </w:tr>
       <w:tr>
-        <w:tc>
-          <w:tcPr>
-            <w:tcW w:w="3708" w:type="dxa"/>
-          </w:tcPr>
-          <w:p>
-            <w:pPr>
-              <w:spacing w:before="120" w:after="120" w:afterAutospacing="0"/>
-              <w:rPr>
-                <w:rFonts w:ascii="Tahoma" w:hAnsi="Tahoma" w:cs="Tahoma"/>
-                <w:color w:val="000000" w:themeColor="text1"/>
-                <w:sz w:val="20"/>
-                <w:lang w:val="es-ES"/>
-              </w:rPr>
-            </w:pPr>
-            <w:r>
-              <w:rPr>
-                <w:rFonts w:ascii="Tahoma" w:hAnsi="Tahoma" w:cs="Tahoma"/>
-                <w:color w:val="000000" w:themeColor="text1"/>
-                <w:sz w:val="20"/>
-                <w:lang w:val="es-ES"/>
-              </w:rPr>
-              <w:t>RECOGIDA DE RIESGOS</w:t>
-            </w:r>
-          </w:p>
-        </w:tc>
-        <w:tc>
-          <w:tcPr>
-            <w:tcW w:w="7232" w:type="dxa"/>
-          </w:tcPr>
-          <w:p>
-            <w:pPr>
-              <w:spacing w:before="120" w:after="120" w:afterAutospacing="0"/>
-              <w:rPr>
-                <w:rFonts w:ascii="Tahoma" w:hAnsi="Tahoma" w:cs="Tahoma"/>
-                <w:color w:val="000000" w:themeColor="text1"/>
-                <w:sz w:val="20"/>
-                <w:lang w:val="es-ES"/>
-              </w:rPr>
-            </w:pPr>
-            <w:r>
-              <w:rPr>
-                <w:rFonts w:ascii="Tahoma" w:hAnsi="Tahoma" w:cs="Tahoma"/>
-                <w:color w:val="000000" w:themeColor="text1"/>
-                <w:sz w:val="20"/>
-                <w:lang w:val="es-ES"/>
-              </w:rPr>
-              <w:t>Jefe</w:t>
-            </w:r>
-            <w:r>
-              <w:rPr>
-                <w:rFonts w:ascii="Tahoma" w:hAnsi="Tahoma" w:cs="Tahoma"/>
-                <w:color w:val="000000" w:themeColor="text1"/>
-                <w:sz w:val="20"/>
-                <w:lang w:val="es-ES"/>
-              </w:rPr>
-              <w:t xml:space="preserve"> d</w:t>
-            </w:r>
-            <w:r>
-              <w:rPr>
-                <w:rFonts w:ascii="Tahoma" w:hAnsi="Tahoma" w:cs="Tahoma"/>
-                <w:color w:val="000000" w:themeColor="text1"/>
-                <w:sz w:val="20"/>
-                <w:lang w:val="es-ES"/>
-              </w:rPr>
-              <w:t>e</w:t>
-            </w:r>
-            <w:r>
-              <w:rPr>
-                <w:rFonts w:ascii="Tahoma" w:hAnsi="Tahoma" w:cs="Tahoma"/>
-                <w:color w:val="000000" w:themeColor="text1"/>
-                <w:sz w:val="20"/>
-                <w:lang w:val="es-ES"/>
-              </w:rPr>
-              <w:t xml:space="preserve"> proyecto</w:t>
+        <w:trPr>
+          <w:trHeight w:val="192"/>
+        </w:trPr>
+        <w:tc>
+          <w:tcPr>
+            <w:tcW w:w="3584" w:type="dxa"/>
+            <w:shd w:val="clear" w:color="auto" w:fill="D9D9D9" w:themeFill="background1" w:themeFillShade="D9"/>
+          </w:tcPr>
+          <w:p>
+            <w:pPr>
+              <w:spacing w:afterAutospacing="0"/>
+              <w:rPr>
+                <w:rFonts w:ascii="Tahoma" w:hAnsi="Tahoma" w:cs="Tahoma"/>
+                <w:b/>
+                <w:sz w:val="20"/>
+                <w:szCs w:val="20"/>
+              </w:rPr>
+            </w:pPr>
+            <w:r>
+              <w:rPr>
+                <w:rFonts w:ascii="Tahoma" w:hAnsi="Tahoma" w:cs="Tahoma"/>
+                <w:b/>
+                <w:sz w:val="20"/>
+                <w:szCs w:val="20"/>
+              </w:rPr>
+              <w:t>ROL</w:t>
+            </w:r>
+          </w:p>
+        </w:tc>
+        <w:tc>
+          <w:tcPr>
+            <w:tcW w:w="6872" w:type="dxa"/>
+            <w:shd w:val="clear" w:color="auto" w:fill="D9D9D9" w:themeFill="background1" w:themeFillShade="D9"/>
+          </w:tcPr>
+          <w:p>
+            <w:pPr>
+              <w:spacing w:afterAutospacing="0"/>
+              <w:rPr>
+                <w:rFonts w:ascii="Tahoma" w:hAnsi="Tahoma" w:cs="Tahoma"/>
+                <w:b/>
+                <w:sz w:val="20"/>
+                <w:szCs w:val="20"/>
+              </w:rPr>
+            </w:pPr>
+            <w:r>
+              <w:rPr>
+                <w:rFonts w:ascii="Tahoma" w:hAnsi="Tahoma" w:cs="Tahoma"/>
+                <w:b/>
+                <w:sz w:val="20"/>
+                <w:szCs w:val="20"/>
+              </w:rPr>
+              <w:t>RESPONSABLE</w:t>
             </w:r>
           </w:p>
         </w:tc>
@@ -2261,7 +2321,7 @@
       <w:tr>
         <w:tc>
           <w:tcPr>
-            <w:tcW w:w="3708" w:type="dxa"/>
+            <w:tcW w:w="3584" w:type="dxa"/>
           </w:tcPr>
           <w:p>
             <w:pPr>
@@ -2280,13 +2340,13 @@
                 <w:sz w:val="20"/>
                 <w:lang w:val="es-ES"/>
               </w:rPr>
-              <w:t>ANÁLISIS Y PRIORIZACIÓN DE RIESGOS</w:t>
-            </w:r>
-          </w:p>
-        </w:tc>
-        <w:tc>
-          <w:tcPr>
-            <w:tcW w:w="7232" w:type="dxa"/>
+              <w:t>RECOGIDA DE RIESGOS</w:t>
+            </w:r>
+          </w:p>
+        </w:tc>
+        <w:tc>
+          <w:tcPr>
+            <w:tcW w:w="6872" w:type="dxa"/>
           </w:tcPr>
           <w:p>
             <w:pPr>
@@ -2314,7 +2374,25 @@
                 <w:sz w:val="20"/>
                 <w:lang w:val="es-ES"/>
               </w:rPr>
-              <w:t xml:space="preserve"> de proyecto</w:t>
+              <w:t xml:space="preserve"> d</w:t>
+            </w:r>
+            <w:r>
+              <w:rPr>
+                <w:rFonts w:ascii="Tahoma" w:hAnsi="Tahoma" w:cs="Tahoma"/>
+                <w:color w:val="000000" w:themeColor="text1"/>
+                <w:sz w:val="20"/>
+                <w:lang w:val="es-ES"/>
+              </w:rPr>
+              <w:t>e</w:t>
+            </w:r>
+            <w:r>
+              <w:rPr>
+                <w:rFonts w:ascii="Tahoma" w:hAnsi="Tahoma" w:cs="Tahoma"/>
+                <w:color w:val="000000" w:themeColor="text1"/>
+                <w:sz w:val="20"/>
+                <w:lang w:val="es-ES"/>
+              </w:rPr>
+              <w:t xml:space="preserve"> proyecto</w:t>
             </w:r>
           </w:p>
         </w:tc>
@@ -2322,7 +2400,7 @@
       <w:tr>
         <w:tc>
           <w:tcPr>
-            <w:tcW w:w="3708" w:type="dxa"/>
+            <w:tcW w:w="3584" w:type="dxa"/>
           </w:tcPr>
           <w:p>
             <w:pPr>
@@ -2341,13 +2419,13 @@
                 <w:sz w:val="20"/>
                 <w:lang w:val="es-ES"/>
               </w:rPr>
-              <w:t>SEGUIMIENTO DE RIESGOS</w:t>
-            </w:r>
-          </w:p>
-        </w:tc>
-        <w:tc>
-          <w:tcPr>
-            <w:tcW w:w="7232" w:type="dxa"/>
+              <w:t>ANÁLISIS Y PRIORIZACIÓN DE RIESGOS</w:t>
+            </w:r>
+          </w:p>
+        </w:tc>
+        <w:tc>
+          <w:tcPr>
+            <w:tcW w:w="6872" w:type="dxa"/>
           </w:tcPr>
           <w:p>
             <w:pPr>
@@ -2383,7 +2461,7 @@
       <w:tr>
         <w:tc>
           <w:tcPr>
-            <w:tcW w:w="3708" w:type="dxa"/>
+            <w:tcW w:w="3584" w:type="dxa"/>
           </w:tcPr>
           <w:p>
             <w:pPr>
@@ -2402,13 +2480,13 @@
                 <w:sz w:val="20"/>
                 <w:lang w:val="es-ES"/>
               </w:rPr>
-              <w:t>APLICACIÓN PLAN DE CONTINGENCIA</w:t>
-            </w:r>
-          </w:p>
-        </w:tc>
-        <w:tc>
-          <w:tcPr>
-            <w:tcW w:w="7232" w:type="dxa"/>
+              <w:t>SEGUIMIENTO DE RIESGOS</w:t>
+            </w:r>
+          </w:p>
+        </w:tc>
+        <w:tc>
+          <w:tcPr>
+            <w:tcW w:w="6872" w:type="dxa"/>
           </w:tcPr>
           <w:p>
             <w:pPr>
@@ -2427,7 +2505,7 @@
                 <w:sz w:val="20"/>
                 <w:lang w:val="es-ES"/>
               </w:rPr>
-              <w:t>Jefe de</w:t>
+              <w:t>Jefe</w:t>
             </w:r>
             <w:r>
               <w:rPr>
@@ -2436,7 +2514,7 @@
                 <w:sz w:val="20"/>
                 <w:lang w:val="es-ES"/>
               </w:rPr>
-              <w:t xml:space="preserve"> proyecto</w:t>
+              <w:t xml:space="preserve"> de proyecto</w:t>
             </w:r>
           </w:p>
         </w:tc>
@@ -2444,50 +2522,60 @@
       <w:tr>
         <w:tc>
           <w:tcPr>
-            <w:tcW w:w="3708" w:type="dxa"/>
+            <w:tcW w:w="3584" w:type="dxa"/>
           </w:tcPr>
           <w:p>
             <w:pPr>
               <w:spacing w:before="120" w:after="120" w:afterAutospacing="0"/>
               <w:rPr>
                 <w:rFonts w:ascii="Tahoma" w:hAnsi="Tahoma" w:cs="Tahoma"/>
-                <w:sz w:val="20"/>
-              </w:rPr>
-            </w:pPr>
-            <w:r>
-              <w:rPr>
-                <w:rFonts w:ascii="Tahoma" w:hAnsi="Tahoma" w:cs="Tahoma"/>
-                <w:sz w:val="20"/>
-              </w:rPr>
-              <w:t>DOCUMENTACIÓN DE RIESGOS</w:t>
-            </w:r>
-          </w:p>
-        </w:tc>
-        <w:tc>
-          <w:tcPr>
-            <w:tcW w:w="7232" w:type="dxa"/>
+                <w:color w:val="000000" w:themeColor="text1"/>
+                <w:sz w:val="20"/>
+                <w:lang w:val="es-ES"/>
+              </w:rPr>
+            </w:pPr>
+            <w:r>
+              <w:rPr>
+                <w:rFonts w:ascii="Tahoma" w:hAnsi="Tahoma" w:cs="Tahoma"/>
+                <w:color w:val="000000" w:themeColor="text1"/>
+                <w:sz w:val="20"/>
+                <w:lang w:val="es-ES"/>
+              </w:rPr>
+              <w:t>APLICACIÓN PLAN DE CONTINGENCIA</w:t>
+            </w:r>
+          </w:p>
+        </w:tc>
+        <w:tc>
+          <w:tcPr>
+            <w:tcW w:w="6872" w:type="dxa"/>
           </w:tcPr>
           <w:p>
             <w:pPr>
               <w:spacing w:before="120" w:after="120" w:afterAutospacing="0"/>
               <w:rPr>
                 <w:rFonts w:ascii="Tahoma" w:hAnsi="Tahoma" w:cs="Tahoma"/>
-                <w:sz w:val="20"/>
-              </w:rPr>
-            </w:pPr>
-            <w:r>
-              <w:rPr>
-                <w:rFonts w:ascii="Tahoma" w:hAnsi="Tahoma" w:cs="Tahoma"/>
-                <w:sz w:val="20"/>
-              </w:rPr>
-              <w:t>Jefe</w:t>
-            </w:r>
-            <w:r>
-              <w:rPr>
-                <w:rFonts w:ascii="Tahoma" w:hAnsi="Tahoma" w:cs="Tahoma"/>
-                <w:sz w:val="20"/>
-              </w:rPr>
-              <w:t xml:space="preserve"> de proyecto</w:t>
+                <w:color w:val="000000" w:themeColor="text1"/>
+                <w:sz w:val="20"/>
+                <w:lang w:val="es-ES"/>
+              </w:rPr>
+            </w:pPr>
+            <w:r>
+              <w:rPr>
+                <w:rFonts w:ascii="Tahoma" w:hAnsi="Tahoma" w:cs="Tahoma"/>
+                <w:color w:val="000000" w:themeColor="text1"/>
+                <w:sz w:val="20"/>
+                <w:lang w:val="es-ES"/>
+              </w:rPr>
+              <w:t>Jefe de</w:t>
+            </w:r>
+            <w:r>
+              <w:rPr>
+                <w:rFonts w:ascii="Tahoma" w:hAnsi="Tahoma" w:cs="Tahoma"/>
+                <w:color w:val="000000" w:themeColor="text1"/>
+                <w:sz w:val="20"/>
+                <w:lang w:val="es-ES"/>
+              </w:rPr>
+              <w:t xml:space="preserve"> proyecto</w:t>
             </w:r>
           </w:p>
         </w:tc>
@@ -2495,7 +2583,7 @@
       <w:tr>
         <w:tc>
           <w:tcPr>
-            <w:tcW w:w="3708" w:type="dxa"/>
+            <w:tcW w:w="3584" w:type="dxa"/>
           </w:tcPr>
           <w:p>
             <w:pPr>
@@ -2510,13 +2598,13 @@
                 <w:rFonts w:ascii="Tahoma" w:hAnsi="Tahoma" w:cs="Tahoma"/>
                 <w:sz w:val="20"/>
               </w:rPr>
-              <w:t>REVISIÓN Y AJUSTES DE RESERVAS DE CONTINGENCIA</w:t>
-            </w:r>
-          </w:p>
-        </w:tc>
-        <w:tc>
-          <w:tcPr>
-            <w:tcW w:w="7232" w:type="dxa"/>
+              <w:t>DOCUMENTACIÓN DE RIESGOS</w:t>
+            </w:r>
+          </w:p>
+        </w:tc>
+        <w:tc>
+          <w:tcPr>
+            <w:tcW w:w="6872" w:type="dxa"/>
           </w:tcPr>
           <w:p>
             <w:pPr>
@@ -2546,7 +2634,7 @@
       <w:tr>
         <w:tc>
           <w:tcPr>
-            <w:tcW w:w="3708" w:type="dxa"/>
+            <w:tcW w:w="3584" w:type="dxa"/>
           </w:tcPr>
           <w:p>
             <w:pPr>
@@ -2561,13 +2649,64 @@
                 <w:rFonts w:ascii="Tahoma" w:hAnsi="Tahoma" w:cs="Tahoma"/>
                 <w:sz w:val="20"/>
               </w:rPr>
+              <w:t>REVISIÓN Y AJUSTES DE RESERVAS DE CONTINGENCIA</w:t>
+            </w:r>
+          </w:p>
+        </w:tc>
+        <w:tc>
+          <w:tcPr>
+            <w:tcW w:w="6872" w:type="dxa"/>
+          </w:tcPr>
+          <w:p>
+            <w:pPr>
+              <w:spacing w:before="120" w:after="120" w:afterAutospacing="0"/>
+              <w:rPr>
+                <w:rFonts w:ascii="Tahoma" w:hAnsi="Tahoma" w:cs="Tahoma"/>
+                <w:sz w:val="20"/>
+              </w:rPr>
+            </w:pPr>
+            <w:r>
+              <w:rPr>
+                <w:rFonts w:ascii="Tahoma" w:hAnsi="Tahoma" w:cs="Tahoma"/>
+                <w:sz w:val="20"/>
+              </w:rPr>
+              <w:t>Jefe</w:t>
+            </w:r>
+            <w:r>
+              <w:rPr>
+                <w:rFonts w:ascii="Tahoma" w:hAnsi="Tahoma" w:cs="Tahoma"/>
+                <w:sz w:val="20"/>
+              </w:rPr>
+              <w:t xml:space="preserve"> de proyecto</w:t>
+            </w:r>
+          </w:p>
+        </w:tc>
+      </w:tr>
+      <w:tr>
+        <w:tc>
+          <w:tcPr>
+            <w:tcW w:w="3584" w:type="dxa"/>
+          </w:tcPr>
+          <w:p>
+            <w:pPr>
+              <w:spacing w:before="120" w:after="120" w:afterAutospacing="0"/>
+              <w:rPr>
+                <w:rFonts w:ascii="Tahoma" w:hAnsi="Tahoma" w:cs="Tahoma"/>
+                <w:sz w:val="20"/>
+              </w:rPr>
+            </w:pPr>
+            <w:r>
+              <w:rPr>
+                <w:rFonts w:ascii="Tahoma" w:hAnsi="Tahoma" w:cs="Tahoma"/>
+                <w:sz w:val="20"/>
+              </w:rPr>
               <w:t>COMUNICACIÓN DE LOS RIESGOS A LOS INTERESADOS</w:t>
             </w:r>
           </w:p>
         </w:tc>
         <w:tc>
           <w:tcPr>
-            <w:tcW w:w="7232" w:type="dxa"/>
+            <w:tcW w:w="6872" w:type="dxa"/>
           </w:tcPr>
           <w:p>
             <w:pPr>
@@ -2597,29 +2736,13 @@
     </w:tbl>
     <w:p>
       <w:pPr>
+        <w:shd w:val="clear" w:color="auto" w:fill="FFFFFF" w:themeFill="background1"/>
         <w:spacing w:after="0" w:afterAutospacing="0"/>
         <w:rPr>
           <w:rFonts w:ascii="Tahoma" w:hAnsi="Tahoma" w:cs="Tahoma"/>
           <w:b/>
         </w:rPr>
       </w:pPr>
-    </w:p>
-    <w:p>
-      <w:pPr>
-        <w:shd w:val="clear" w:color="auto" w:fill="D9D9D9" w:themeFill="background1" w:themeFillShade="D9"/>
-        <w:spacing w:after="0" w:afterAutospacing="0"/>
-        <w:rPr>
-          <w:rFonts w:ascii="Tahoma" w:hAnsi="Tahoma" w:cs="Tahoma"/>
-          <w:b/>
-        </w:rPr>
-      </w:pPr>
-      <w:r>
-        <w:rPr>
-          <w:rFonts w:ascii="Tahoma" w:hAnsi="Tahoma" w:cs="Tahoma"/>
-          <w:b/>
-        </w:rPr>
-        <w:t>DEFINICIONES DE PROBABILIDAD</w:t>
-      </w:r>
     </w:p>
     <w:tbl>
       <w:tblPr>
@@ -2634,48 +2757,29 @@
       <w:tr>
         <w:tc>
           <w:tcPr>
-            <w:tcW w:w="1548" w:type="dxa"/>
+            <w:tcW w:w="10456" w:type="dxa"/>
+            <w:gridSpan w:val="2"/>
             <w:shd w:val="clear" w:color="auto" w:fill="D9D9D9" w:themeFill="background1" w:themeFillShade="D9"/>
           </w:tcPr>
           <w:p>
             <w:pPr>
-              <w:spacing w:before="120" w:after="120" w:afterAutospacing="0"/>
-              <w:rPr>
-                <w:rFonts w:ascii="Tahoma" w:hAnsi="Tahoma" w:cs="Tahoma"/>
-                <w:sz w:val="20"/>
-              </w:rPr>
-            </w:pPr>
-            <w:r>
-              <w:rPr>
-                <w:rFonts w:ascii="Tahoma" w:hAnsi="Tahoma" w:cs="Tahoma"/>
-                <w:sz w:val="20"/>
-              </w:rPr>
-              <w:t>Muy alta</w:t>
-            </w:r>
-          </w:p>
-        </w:tc>
-        <w:tc>
-          <w:tcPr>
-            <w:tcW w:w="9333" w:type="dxa"/>
-          </w:tcPr>
-          <w:p>
-            <w:pPr>
-              <w:spacing w:before="120" w:after="120" w:afterAutospacing="0"/>
-              <w:rPr>
-                <w:rFonts w:ascii="Tahoma" w:hAnsi="Tahoma" w:cs="Tahoma"/>
-                <w:color w:val="000000" w:themeColor="text1"/>
-                <w:sz w:val="20"/>
-                <w:lang w:val="es-ES"/>
-              </w:rPr>
-            </w:pPr>
-            <w:r>
-              <w:rPr>
-                <w:rFonts w:ascii="Tahoma" w:hAnsi="Tahoma" w:cs="Tahoma"/>
-                <w:color w:val="000000" w:themeColor="text1"/>
-                <w:sz w:val="20"/>
-                <w:lang w:val="es-ES"/>
-              </w:rPr>
-              <w:t>&gt;= 80%</w:t>
+              <w:shd w:val="clear" w:color="auto" w:fill="D9D9D9" w:themeFill="background1" w:themeFillShade="D9"/>
+              <w:spacing w:after="0" w:afterAutospacing="0"/>
+              <w:rPr>
+                <w:rFonts w:ascii="Tahoma" w:hAnsi="Tahoma" w:cs="Tahoma"/>
+                <w:b/>
+                <w:sz w:val="20"/>
+                <w:szCs w:val="20"/>
+              </w:rPr>
+            </w:pPr>
+            <w:r>
+              <w:rPr>
+                <w:rFonts w:ascii="Tahoma" w:hAnsi="Tahoma" w:cs="Tahoma"/>
+                <w:b/>
+                <w:sz w:val="20"/>
+                <w:szCs w:val="20"/>
+              </w:rPr>
+              <w:t>DEFINICIONES DE PROBABILIDAD</w:t>
             </w:r>
           </w:p>
         </w:tc>
@@ -2683,7 +2787,7 @@
       <w:tr>
         <w:tc>
           <w:tcPr>
-            <w:tcW w:w="1548" w:type="dxa"/>
+            <w:tcW w:w="1511" w:type="dxa"/>
             <w:shd w:val="clear" w:color="auto" w:fill="D9D9D9" w:themeFill="background1" w:themeFillShade="D9"/>
           </w:tcPr>
           <w:p>
@@ -2699,13 +2803,13 @@
                 <w:rFonts w:ascii="Tahoma" w:hAnsi="Tahoma" w:cs="Tahoma"/>
                 <w:sz w:val="20"/>
               </w:rPr>
-              <w:t>Alta</w:t>
-            </w:r>
-          </w:p>
-        </w:tc>
-        <w:tc>
-          <w:tcPr>
-            <w:tcW w:w="9333" w:type="dxa"/>
+              <w:t>Muy alta</w:t>
+            </w:r>
+          </w:p>
+        </w:tc>
+        <w:tc>
+          <w:tcPr>
+            <w:tcW w:w="8945" w:type="dxa"/>
           </w:tcPr>
           <w:p>
             <w:pPr>
@@ -2724,7 +2828,7 @@
                 <w:sz w:val="20"/>
                 <w:lang w:val="es-ES"/>
               </w:rPr>
-              <w:t>[60%, 80%)</w:t>
+              <w:t>&gt;= 80%</w:t>
             </w:r>
           </w:p>
         </w:tc>
@@ -2732,7 +2836,7 @@
       <w:tr>
         <w:tc>
           <w:tcPr>
-            <w:tcW w:w="1548" w:type="dxa"/>
+            <w:tcW w:w="1511" w:type="dxa"/>
             <w:shd w:val="clear" w:color="auto" w:fill="D9D9D9" w:themeFill="background1" w:themeFillShade="D9"/>
           </w:tcPr>
           <w:p>
@@ -2748,13 +2852,13 @@
                 <w:rFonts w:ascii="Tahoma" w:hAnsi="Tahoma" w:cs="Tahoma"/>
                 <w:sz w:val="20"/>
               </w:rPr>
-              <w:t>Media</w:t>
-            </w:r>
-          </w:p>
-        </w:tc>
-        <w:tc>
-          <w:tcPr>
-            <w:tcW w:w="9333" w:type="dxa"/>
+              <w:t>Alta</w:t>
+            </w:r>
+          </w:p>
+        </w:tc>
+        <w:tc>
+          <w:tcPr>
+            <w:tcW w:w="8945" w:type="dxa"/>
           </w:tcPr>
           <w:p>
             <w:pPr>
@@ -2773,7 +2877,7 @@
                 <w:sz w:val="20"/>
                 <w:lang w:val="es-ES"/>
               </w:rPr>
-              <w:t>[40%, 60%)</w:t>
+              <w:t>[60%, 80%)</w:t>
             </w:r>
           </w:p>
         </w:tc>
@@ -2781,7 +2885,7 @@
       <w:tr>
         <w:tc>
           <w:tcPr>
-            <w:tcW w:w="1548" w:type="dxa"/>
+            <w:tcW w:w="1511" w:type="dxa"/>
             <w:shd w:val="clear" w:color="auto" w:fill="D9D9D9" w:themeFill="background1" w:themeFillShade="D9"/>
           </w:tcPr>
           <w:p>
@@ -2797,13 +2901,13 @@
                 <w:rFonts w:ascii="Tahoma" w:hAnsi="Tahoma" w:cs="Tahoma"/>
                 <w:sz w:val="20"/>
               </w:rPr>
-              <w:t>Baja</w:t>
-            </w:r>
-          </w:p>
-        </w:tc>
-        <w:tc>
-          <w:tcPr>
-            <w:tcW w:w="9333" w:type="dxa"/>
+              <w:t>Media</w:t>
+            </w:r>
+          </w:p>
+        </w:tc>
+        <w:tc>
+          <w:tcPr>
+            <w:tcW w:w="8945" w:type="dxa"/>
           </w:tcPr>
           <w:p>
             <w:pPr>
@@ -2822,7 +2926,7 @@
                 <w:sz w:val="20"/>
                 <w:lang w:val="es-ES"/>
               </w:rPr>
-              <w:t>[20%, 40%)</w:t>
+              <w:t>[40%, 60%)</w:t>
             </w:r>
           </w:p>
         </w:tc>
@@ -2830,7 +2934,7 @@
       <w:tr>
         <w:tc>
           <w:tcPr>
-            <w:tcW w:w="1548" w:type="dxa"/>
+            <w:tcW w:w="1511" w:type="dxa"/>
             <w:shd w:val="clear" w:color="auto" w:fill="D9D9D9" w:themeFill="background1" w:themeFillShade="D9"/>
           </w:tcPr>
           <w:p>
@@ -2846,13 +2950,62 @@
                 <w:rFonts w:ascii="Tahoma" w:hAnsi="Tahoma" w:cs="Tahoma"/>
                 <w:sz w:val="20"/>
               </w:rPr>
+              <w:t>Baja</w:t>
+            </w:r>
+          </w:p>
+        </w:tc>
+        <w:tc>
+          <w:tcPr>
+            <w:tcW w:w="8945" w:type="dxa"/>
+          </w:tcPr>
+          <w:p>
+            <w:pPr>
+              <w:spacing w:before="120" w:after="120" w:afterAutospacing="0"/>
+              <w:rPr>
+                <w:rFonts w:ascii="Tahoma" w:hAnsi="Tahoma" w:cs="Tahoma"/>
+                <w:color w:val="000000" w:themeColor="text1"/>
+                <w:sz w:val="20"/>
+                <w:lang w:val="es-ES"/>
+              </w:rPr>
+            </w:pPr>
+            <w:r>
+              <w:rPr>
+                <w:rFonts w:ascii="Tahoma" w:hAnsi="Tahoma" w:cs="Tahoma"/>
+                <w:color w:val="000000" w:themeColor="text1"/>
+                <w:sz w:val="20"/>
+                <w:lang w:val="es-ES"/>
+              </w:rPr>
+              <w:t>[20%, 40%)</w:t>
+            </w:r>
+          </w:p>
+        </w:tc>
+      </w:tr>
+      <w:tr>
+        <w:tc>
+          <w:tcPr>
+            <w:tcW w:w="1511" w:type="dxa"/>
+            <w:shd w:val="clear" w:color="auto" w:fill="D9D9D9" w:themeFill="background1" w:themeFillShade="D9"/>
+          </w:tcPr>
+          <w:p>
+            <w:pPr>
+              <w:spacing w:before="120" w:after="120" w:afterAutospacing="0"/>
+              <w:rPr>
+                <w:rFonts w:ascii="Tahoma" w:hAnsi="Tahoma" w:cs="Tahoma"/>
+                <w:sz w:val="20"/>
+              </w:rPr>
+            </w:pPr>
+            <w:r>
+              <w:rPr>
+                <w:rFonts w:ascii="Tahoma" w:hAnsi="Tahoma" w:cs="Tahoma"/>
+                <w:sz w:val="20"/>
+              </w:rPr>
               <w:t>Muy baja</w:t>
             </w:r>
           </w:p>
         </w:tc>
         <w:tc>
           <w:tcPr>
-            <w:tcW w:w="9333" w:type="dxa"/>
+            <w:tcW w:w="8945" w:type="dxa"/>
           </w:tcPr>
           <w:p>
             <w:pPr>
@@ -2879,27 +3032,13 @@
     </w:tbl>
     <w:p>
       <w:pPr>
-        <w:rPr>
-          <w:rFonts w:ascii="Tahoma" w:hAnsi="Tahoma" w:cs="Tahoma"/>
-        </w:rPr>
-      </w:pPr>
-    </w:p>
-    <w:p>
-      <w:pPr>
-        <w:shd w:val="clear" w:color="auto" w:fill="D9D9D9" w:themeFill="background1" w:themeFillShade="D9"/>
+        <w:shd w:val="clear" w:color="auto" w:fill="FFFFFF" w:themeFill="background1"/>
         <w:spacing w:after="0" w:afterAutospacing="0"/>
         <w:rPr>
           <w:rFonts w:ascii="Tahoma" w:hAnsi="Tahoma" w:cs="Tahoma"/>
           <w:b/>
         </w:rPr>
       </w:pPr>
-      <w:r>
-        <w:rPr>
-          <w:rFonts w:ascii="Tahoma" w:hAnsi="Tahoma" w:cs="Tahoma"/>
-          <w:b/>
-        </w:rPr>
-        <w:t>DEFINICIONES DE IMPACTO</w:t>
-      </w:r>
     </w:p>
     <w:tbl>
       <w:tblPr>
@@ -2914,6 +3053,41 @@
         <w:gridCol w:w="2977"/>
       </w:tblGrid>
       <w:tr>
+        <w:trPr>
+          <w:trHeight w:val="366"/>
+        </w:trPr>
+        <w:tc>
+          <w:tcPr>
+            <w:tcW w:w="10485" w:type="dxa"/>
+            <w:gridSpan w:val="4"/>
+            <w:shd w:val="clear" w:color="auto" w:fill="D9D9D9" w:themeFill="background1" w:themeFillShade="D9"/>
+          </w:tcPr>
+          <w:p>
+            <w:pPr>
+              <w:spacing w:afterAutospacing="0"/>
+              <w:rPr>
+                <w:rFonts w:ascii="Tahoma" w:hAnsi="Tahoma" w:cs="Tahoma"/>
+                <w:b/>
+                <w:sz w:val="20"/>
+                <w:szCs w:val="20"/>
+              </w:rPr>
+            </w:pPr>
+            <w:r>
+              <w:rPr>
+                <w:rFonts w:ascii="Tahoma" w:hAnsi="Tahoma" w:cs="Tahoma"/>
+                <w:b/>
+                <w:sz w:val="20"/>
+                <w:szCs w:val="20"/>
+              </w:rPr>
+              <w:t>DEFINICIONES DE IMPACTO</w:t>
+            </w:r>
+          </w:p>
+        </w:tc>
+      </w:tr>
+      <w:tr>
+        <w:trPr>
+          <w:trHeight w:val="230"/>
+        </w:trPr>
         <w:tc>
           <w:tcPr>
             <w:tcW w:w="1486" w:type="dxa"/>
@@ -2925,12 +3099,16 @@
               <w:rPr>
                 <w:rFonts w:ascii="Tahoma" w:hAnsi="Tahoma" w:cs="Tahoma"/>
                 <w:b/>
-              </w:rPr>
-            </w:pPr>
-            <w:r>
-              <w:rPr>
-                <w:rFonts w:ascii="Tahoma" w:hAnsi="Tahoma" w:cs="Tahoma"/>
-                <w:b/>
+                <w:sz w:val="20"/>
+                <w:szCs w:val="20"/>
+              </w:rPr>
+            </w:pPr>
+            <w:r>
+              <w:rPr>
+                <w:rFonts w:ascii="Tahoma" w:hAnsi="Tahoma" w:cs="Tahoma"/>
+                <w:b/>
+                <w:sz w:val="20"/>
+                <w:szCs w:val="20"/>
               </w:rPr>
               <w:t>NIVEL</w:t>
             </w:r>
@@ -2948,12 +3126,16 @@
               <w:rPr>
                 <w:rFonts w:ascii="Tahoma" w:hAnsi="Tahoma" w:cs="Tahoma"/>
                 <w:b/>
-              </w:rPr>
-            </w:pPr>
-            <w:r>
-              <w:rPr>
-                <w:rFonts w:ascii="Tahoma" w:hAnsi="Tahoma" w:cs="Tahoma"/>
-                <w:b/>
+                <w:sz w:val="20"/>
+                <w:szCs w:val="20"/>
+              </w:rPr>
+            </w:pPr>
+            <w:r>
+              <w:rPr>
+                <w:rFonts w:ascii="Tahoma" w:hAnsi="Tahoma" w:cs="Tahoma"/>
+                <w:b/>
+                <w:sz w:val="20"/>
+                <w:szCs w:val="20"/>
               </w:rPr>
               <w:t>ALCANCE</w:t>
             </w:r>
@@ -2971,12 +3153,16 @@
               <w:rPr>
                 <w:rFonts w:ascii="Tahoma" w:hAnsi="Tahoma" w:cs="Tahoma"/>
                 <w:b/>
-              </w:rPr>
-            </w:pPr>
-            <w:r>
-              <w:rPr>
-                <w:rFonts w:ascii="Tahoma" w:hAnsi="Tahoma" w:cs="Tahoma"/>
-                <w:b/>
+                <w:sz w:val="20"/>
+                <w:szCs w:val="20"/>
+              </w:rPr>
+            </w:pPr>
+            <w:r>
+              <w:rPr>
+                <w:rFonts w:ascii="Tahoma" w:hAnsi="Tahoma" w:cs="Tahoma"/>
+                <w:b/>
+                <w:sz w:val="20"/>
+                <w:szCs w:val="20"/>
               </w:rPr>
               <w:t>TIEMPO</w:t>
             </w:r>
@@ -2994,12 +3180,16 @@
               <w:rPr>
                 <w:rFonts w:ascii="Tahoma" w:hAnsi="Tahoma" w:cs="Tahoma"/>
                 <w:b/>
-              </w:rPr>
-            </w:pPr>
-            <w:r>
-              <w:rPr>
-                <w:rFonts w:ascii="Tahoma" w:hAnsi="Tahoma" w:cs="Tahoma"/>
-                <w:b/>
+                <w:sz w:val="20"/>
+                <w:szCs w:val="20"/>
+              </w:rPr>
+            </w:pPr>
+            <w:r>
+              <w:rPr>
+                <w:rFonts w:ascii="Tahoma" w:hAnsi="Tahoma" w:cs="Tahoma"/>
+                <w:b/>
+                <w:sz w:val="20"/>
+                <w:szCs w:val="20"/>
               </w:rPr>
               <w:t>CALIDAD</w:t>
             </w:r>
@@ -3112,7 +3302,6 @@
                 <w:rFonts w:ascii="Tahoma" w:hAnsi="Tahoma" w:cs="Tahoma"/>
                 <w:sz w:val="20"/>
               </w:rPr>
-              <w:lastRenderedPageBreak/>
               <w:t>Alto</w:t>
             </w:r>
           </w:p>
@@ -3291,6 +3480,7 @@
                 <w:rFonts w:ascii="Tahoma" w:hAnsi="Tahoma" w:cs="Tahoma"/>
                 <w:sz w:val="20"/>
               </w:rPr>
+              <w:lastRenderedPageBreak/>
               <w:t>Bajo</w:t>
             </w:r>
           </w:p>
@@ -3457,29 +3647,13 @@
     </w:tbl>
     <w:p>
       <w:pPr>
+        <w:shd w:val="clear" w:color="auto" w:fill="FFFFFF" w:themeFill="background1"/>
         <w:spacing w:after="0" w:afterAutospacing="0"/>
         <w:rPr>
           <w:rFonts w:ascii="Tahoma" w:hAnsi="Tahoma" w:cs="Tahoma"/>
           <w:b/>
         </w:rPr>
       </w:pPr>
-    </w:p>
-    <w:p>
-      <w:pPr>
-        <w:shd w:val="clear" w:color="auto" w:fill="D9D9D9" w:themeFill="background1" w:themeFillShade="D9"/>
-        <w:spacing w:after="0" w:afterAutospacing="0"/>
-        <w:rPr>
-          <w:rFonts w:ascii="Tahoma" w:hAnsi="Tahoma" w:cs="Tahoma"/>
-          <w:b/>
-        </w:rPr>
-      </w:pPr>
-      <w:r>
-        <w:rPr>
-          <w:rFonts w:ascii="Tahoma" w:hAnsi="Tahoma" w:cs="Tahoma"/>
-          <w:b/>
-        </w:rPr>
-        <w:t>MATRIZ PROBABILIDAD x IMPACTO ALCANCE</w:t>
-      </w:r>
     </w:p>
     <w:tbl>
       <w:tblPr>
@@ -3498,135 +3672,25 @@
       <w:tr>
         <w:tc>
           <w:tcPr>
-            <w:tcW w:w="1823" w:type="dxa"/>
+            <w:tcW w:w="10456" w:type="dxa"/>
+            <w:gridSpan w:val="6"/>
             <w:shd w:val="clear" w:color="auto" w:fill="D9D9D9" w:themeFill="background1" w:themeFillShade="D9"/>
           </w:tcPr>
           <w:p>
             <w:pPr>
-              <w:spacing w:before="120" w:after="120" w:afterAutospacing="0"/>
-              <w:rPr>
-                <w:rFonts w:ascii="Tahoma" w:hAnsi="Tahoma" w:cs="Tahoma"/>
-                <w:sz w:val="20"/>
-              </w:rPr>
-            </w:pPr>
-            <w:r>
-              <w:rPr>
-                <w:rFonts w:ascii="Tahoma" w:hAnsi="Tahoma" w:cs="Tahoma"/>
-                <w:sz w:val="20"/>
-              </w:rPr>
-              <w:t>Muy alto</w:t>
-            </w:r>
-          </w:p>
-        </w:tc>
-        <w:tc>
-          <w:tcPr>
-            <w:tcW w:w="1823" w:type="dxa"/>
-            <w:shd w:val="clear" w:color="auto" w:fill="00FF00"/>
-          </w:tcPr>
-          <w:p>
-            <w:pPr>
-              <w:spacing w:afterAutospacing="0"/>
-              <w:rPr>
-                <w:rFonts w:ascii="Tahoma" w:hAnsi="Tahoma" w:cs="Tahoma"/>
-                <w:b/>
-              </w:rPr>
-            </w:pPr>
-            <w:r>
-              <w:rPr>
-                <w:rFonts w:ascii="Tahoma" w:hAnsi="Tahoma" w:cs="Tahoma"/>
-                <w:b/>
-                <w:highlight w:val="green"/>
-              </w:rPr>
-              <w:t>0.03</w:t>
-            </w:r>
-          </w:p>
-        </w:tc>
-        <w:tc>
-          <w:tcPr>
-            <w:tcW w:w="1823" w:type="dxa"/>
-            <w:shd w:val="clear" w:color="auto" w:fill="FFFF00"/>
-          </w:tcPr>
-          <w:p>
-            <w:pPr>
-              <w:spacing w:afterAutospacing="0"/>
-              <w:rPr>
-                <w:rFonts w:ascii="Tahoma" w:hAnsi="Tahoma" w:cs="Tahoma"/>
-                <w:b/>
-              </w:rPr>
-            </w:pPr>
-            <w:r>
-              <w:rPr>
-                <w:rFonts w:ascii="Tahoma" w:hAnsi="Tahoma" w:cs="Tahoma"/>
-                <w:b/>
-                <w:highlight w:val="yellow"/>
-              </w:rPr>
-              <w:t>0.09</w:t>
-            </w:r>
-          </w:p>
-        </w:tc>
-        <w:tc>
-          <w:tcPr>
-            <w:tcW w:w="1823" w:type="dxa"/>
-            <w:shd w:val="clear" w:color="auto" w:fill="EE0000"/>
-          </w:tcPr>
-          <w:p>
-            <w:pPr>
-              <w:spacing w:afterAutospacing="0"/>
-              <w:rPr>
-                <w:rFonts w:ascii="Tahoma" w:hAnsi="Tahoma" w:cs="Tahoma"/>
-                <w:b/>
-              </w:rPr>
-            </w:pPr>
-            <w:r>
-              <w:rPr>
-                <w:rFonts w:ascii="Tahoma" w:hAnsi="Tahoma" w:cs="Tahoma"/>
-                <w:b/>
-              </w:rPr>
-              <w:t>0.15</w:t>
-            </w:r>
-          </w:p>
-        </w:tc>
-        <w:tc>
-          <w:tcPr>
-            <w:tcW w:w="1824" w:type="dxa"/>
-            <w:shd w:val="clear" w:color="auto" w:fill="EE0000"/>
-          </w:tcPr>
-          <w:p>
-            <w:pPr>
-              <w:spacing w:afterAutospacing="0"/>
-              <w:rPr>
-                <w:rFonts w:ascii="Tahoma" w:hAnsi="Tahoma" w:cs="Tahoma"/>
-                <w:b/>
-              </w:rPr>
-            </w:pPr>
-            <w:r>
-              <w:rPr>
-                <w:rFonts w:ascii="Tahoma" w:hAnsi="Tahoma" w:cs="Tahoma"/>
-                <w:b/>
-              </w:rPr>
-              <w:t>0.21</w:t>
-            </w:r>
-          </w:p>
-        </w:tc>
-        <w:tc>
-          <w:tcPr>
-            <w:tcW w:w="1824" w:type="dxa"/>
-            <w:shd w:val="clear" w:color="auto" w:fill="EE0000"/>
-          </w:tcPr>
-          <w:p>
-            <w:pPr>
-              <w:spacing w:afterAutospacing="0"/>
-              <w:rPr>
-                <w:rFonts w:ascii="Tahoma" w:hAnsi="Tahoma" w:cs="Tahoma"/>
-                <w:b/>
-              </w:rPr>
-            </w:pPr>
-            <w:r>
-              <w:rPr>
-                <w:rFonts w:ascii="Tahoma" w:hAnsi="Tahoma" w:cs="Tahoma"/>
-                <w:b/>
-              </w:rPr>
-              <w:t>0.24</w:t>
+              <w:shd w:val="clear" w:color="auto" w:fill="D9D9D9" w:themeFill="background1" w:themeFillShade="D9"/>
+              <w:spacing w:after="0" w:afterAutospacing="0"/>
+              <w:rPr>
+                <w:rFonts w:ascii="Tahoma" w:hAnsi="Tahoma" w:cs="Tahoma"/>
+                <w:b/>
+              </w:rPr>
+            </w:pPr>
+            <w:r>
+              <w:rPr>
+                <w:rFonts w:ascii="Tahoma" w:hAnsi="Tahoma" w:cs="Tahoma"/>
+                <w:b/>
+              </w:rPr>
+              <w:t>MATRIZ PROBABILIDAD x IMPACTO ALCANCE</w:t>
             </w:r>
           </w:p>
         </w:tc>
@@ -3634,7 +3698,7 @@
       <w:tr>
         <w:tc>
           <w:tcPr>
-            <w:tcW w:w="1823" w:type="dxa"/>
+            <w:tcW w:w="1727" w:type="dxa"/>
             <w:shd w:val="clear" w:color="auto" w:fill="D9D9D9" w:themeFill="background1" w:themeFillShade="D9"/>
           </w:tcPr>
           <w:p>
@@ -3650,13 +3714,13 @@
                 <w:rFonts w:ascii="Tahoma" w:hAnsi="Tahoma" w:cs="Tahoma"/>
                 <w:sz w:val="20"/>
               </w:rPr>
-              <w:t>Alto</w:t>
-            </w:r>
-          </w:p>
-        </w:tc>
-        <w:tc>
-          <w:tcPr>
-            <w:tcW w:w="1823" w:type="dxa"/>
+              <w:t>Muy alto</w:t>
+            </w:r>
+          </w:p>
+        </w:tc>
+        <w:tc>
+          <w:tcPr>
+            <w:tcW w:w="1748" w:type="dxa"/>
             <w:shd w:val="clear" w:color="auto" w:fill="00FF00"/>
           </w:tcPr>
           <w:p>
@@ -3673,13 +3737,13 @@
                 <w:b/>
                 <w:highlight w:val="green"/>
               </w:rPr>
-              <w:t>0.025</w:t>
-            </w:r>
-          </w:p>
-        </w:tc>
-        <w:tc>
-          <w:tcPr>
-            <w:tcW w:w="1823" w:type="dxa"/>
+              <w:t>0.03</w:t>
+            </w:r>
+          </w:p>
+        </w:tc>
+        <w:tc>
+          <w:tcPr>
+            <w:tcW w:w="1748" w:type="dxa"/>
             <w:shd w:val="clear" w:color="auto" w:fill="FFFF00"/>
           </w:tcPr>
           <w:p>
@@ -3696,36 +3760,13 @@
                 <w:b/>
                 <w:highlight w:val="yellow"/>
               </w:rPr>
-              <w:t>0.075</w:t>
-            </w:r>
-          </w:p>
-        </w:tc>
-        <w:tc>
-          <w:tcPr>
-            <w:tcW w:w="1823" w:type="dxa"/>
-            <w:shd w:val="clear" w:color="auto" w:fill="FFFF00"/>
-          </w:tcPr>
-          <w:p>
-            <w:pPr>
-              <w:spacing w:afterAutospacing="0"/>
-              <w:rPr>
-                <w:rFonts w:ascii="Tahoma" w:hAnsi="Tahoma" w:cs="Tahoma"/>
-                <w:b/>
-              </w:rPr>
-            </w:pPr>
-            <w:r>
-              <w:rPr>
-                <w:rFonts w:ascii="Tahoma" w:hAnsi="Tahoma" w:cs="Tahoma"/>
-                <w:b/>
-                <w:highlight w:val="yellow"/>
-              </w:rPr>
-              <w:t>0.125</w:t>
-            </w:r>
-          </w:p>
-        </w:tc>
-        <w:tc>
-          <w:tcPr>
-            <w:tcW w:w="1824" w:type="dxa"/>
+              <w:t>0.09</w:t>
+            </w:r>
+          </w:p>
+        </w:tc>
+        <w:tc>
+          <w:tcPr>
+            <w:tcW w:w="1748" w:type="dxa"/>
             <w:shd w:val="clear" w:color="auto" w:fill="EE0000"/>
           </w:tcPr>
           <w:p>
@@ -3741,13 +3782,13 @@
                 <w:rFonts w:ascii="Tahoma" w:hAnsi="Tahoma" w:cs="Tahoma"/>
                 <w:b/>
               </w:rPr>
-              <w:t>0.175</w:t>
-            </w:r>
-          </w:p>
-        </w:tc>
-        <w:tc>
-          <w:tcPr>
-            <w:tcW w:w="1824" w:type="dxa"/>
+              <w:t>0.15</w:t>
+            </w:r>
+          </w:p>
+        </w:tc>
+        <w:tc>
+          <w:tcPr>
+            <w:tcW w:w="1749" w:type="dxa"/>
             <w:shd w:val="clear" w:color="auto" w:fill="EE0000"/>
           </w:tcPr>
           <w:p>
@@ -3763,7 +3804,29 @@
                 <w:rFonts w:ascii="Tahoma" w:hAnsi="Tahoma" w:cs="Tahoma"/>
                 <w:b/>
               </w:rPr>
-              <w:t>0.2</w:t>
+              <w:t>0.21</w:t>
+            </w:r>
+          </w:p>
+        </w:tc>
+        <w:tc>
+          <w:tcPr>
+            <w:tcW w:w="1736" w:type="dxa"/>
+            <w:shd w:val="clear" w:color="auto" w:fill="EE0000"/>
+          </w:tcPr>
+          <w:p>
+            <w:pPr>
+              <w:spacing w:afterAutospacing="0"/>
+              <w:rPr>
+                <w:rFonts w:ascii="Tahoma" w:hAnsi="Tahoma" w:cs="Tahoma"/>
+                <w:b/>
+              </w:rPr>
+            </w:pPr>
+            <w:r>
+              <w:rPr>
+                <w:rFonts w:ascii="Tahoma" w:hAnsi="Tahoma" w:cs="Tahoma"/>
+                <w:b/>
+              </w:rPr>
+              <w:t>0.24</w:t>
             </w:r>
           </w:p>
         </w:tc>
@@ -3771,7 +3834,7 @@
       <w:tr>
         <w:tc>
           <w:tcPr>
-            <w:tcW w:w="1823" w:type="dxa"/>
+            <w:tcW w:w="1727" w:type="dxa"/>
             <w:shd w:val="clear" w:color="auto" w:fill="D9D9D9" w:themeFill="background1" w:themeFillShade="D9"/>
           </w:tcPr>
           <w:p>
@@ -3787,13 +3850,150 @@
                 <w:rFonts w:ascii="Tahoma" w:hAnsi="Tahoma" w:cs="Tahoma"/>
                 <w:sz w:val="20"/>
               </w:rPr>
+              <w:t>Alto</w:t>
+            </w:r>
+          </w:p>
+        </w:tc>
+        <w:tc>
+          <w:tcPr>
+            <w:tcW w:w="1748" w:type="dxa"/>
+            <w:shd w:val="clear" w:color="auto" w:fill="00FF00"/>
+          </w:tcPr>
+          <w:p>
+            <w:pPr>
+              <w:spacing w:afterAutospacing="0"/>
+              <w:rPr>
+                <w:rFonts w:ascii="Tahoma" w:hAnsi="Tahoma" w:cs="Tahoma"/>
+                <w:b/>
+              </w:rPr>
+            </w:pPr>
+            <w:r>
+              <w:rPr>
+                <w:rFonts w:ascii="Tahoma" w:hAnsi="Tahoma" w:cs="Tahoma"/>
+                <w:b/>
+                <w:highlight w:val="green"/>
+              </w:rPr>
+              <w:t>0.025</w:t>
+            </w:r>
+          </w:p>
+        </w:tc>
+        <w:tc>
+          <w:tcPr>
+            <w:tcW w:w="1748" w:type="dxa"/>
+            <w:shd w:val="clear" w:color="auto" w:fill="FFFF00"/>
+          </w:tcPr>
+          <w:p>
+            <w:pPr>
+              <w:spacing w:afterAutospacing="0"/>
+              <w:rPr>
+                <w:rFonts w:ascii="Tahoma" w:hAnsi="Tahoma" w:cs="Tahoma"/>
+                <w:b/>
+              </w:rPr>
+            </w:pPr>
+            <w:r>
+              <w:rPr>
+                <w:rFonts w:ascii="Tahoma" w:hAnsi="Tahoma" w:cs="Tahoma"/>
+                <w:b/>
+                <w:highlight w:val="yellow"/>
+              </w:rPr>
+              <w:t>0.075</w:t>
+            </w:r>
+          </w:p>
+        </w:tc>
+        <w:tc>
+          <w:tcPr>
+            <w:tcW w:w="1748" w:type="dxa"/>
+            <w:shd w:val="clear" w:color="auto" w:fill="FFFF00"/>
+          </w:tcPr>
+          <w:p>
+            <w:pPr>
+              <w:spacing w:afterAutospacing="0"/>
+              <w:rPr>
+                <w:rFonts w:ascii="Tahoma" w:hAnsi="Tahoma" w:cs="Tahoma"/>
+                <w:b/>
+              </w:rPr>
+            </w:pPr>
+            <w:r>
+              <w:rPr>
+                <w:rFonts w:ascii="Tahoma" w:hAnsi="Tahoma" w:cs="Tahoma"/>
+                <w:b/>
+                <w:highlight w:val="yellow"/>
+              </w:rPr>
+              <w:t>0.125</w:t>
+            </w:r>
+          </w:p>
+        </w:tc>
+        <w:tc>
+          <w:tcPr>
+            <w:tcW w:w="1749" w:type="dxa"/>
+            <w:shd w:val="clear" w:color="auto" w:fill="EE0000"/>
+          </w:tcPr>
+          <w:p>
+            <w:pPr>
+              <w:spacing w:afterAutospacing="0"/>
+              <w:rPr>
+                <w:rFonts w:ascii="Tahoma" w:hAnsi="Tahoma" w:cs="Tahoma"/>
+                <w:b/>
+              </w:rPr>
+            </w:pPr>
+            <w:r>
+              <w:rPr>
+                <w:rFonts w:ascii="Tahoma" w:hAnsi="Tahoma" w:cs="Tahoma"/>
+                <w:b/>
+              </w:rPr>
+              <w:t>0.175</w:t>
+            </w:r>
+          </w:p>
+        </w:tc>
+        <w:tc>
+          <w:tcPr>
+            <w:tcW w:w="1736" w:type="dxa"/>
+            <w:shd w:val="clear" w:color="auto" w:fill="EE0000"/>
+          </w:tcPr>
+          <w:p>
+            <w:pPr>
+              <w:spacing w:afterAutospacing="0"/>
+              <w:rPr>
+                <w:rFonts w:ascii="Tahoma" w:hAnsi="Tahoma" w:cs="Tahoma"/>
+                <w:b/>
+              </w:rPr>
+            </w:pPr>
+            <w:r>
+              <w:rPr>
+                <w:rFonts w:ascii="Tahoma" w:hAnsi="Tahoma" w:cs="Tahoma"/>
+                <w:b/>
+              </w:rPr>
+              <w:t>0.2</w:t>
+            </w:r>
+          </w:p>
+        </w:tc>
+      </w:tr>
+      <w:tr>
+        <w:tc>
+          <w:tcPr>
+            <w:tcW w:w="1727" w:type="dxa"/>
+            <w:shd w:val="clear" w:color="auto" w:fill="D9D9D9" w:themeFill="background1" w:themeFillShade="D9"/>
+          </w:tcPr>
+          <w:p>
+            <w:pPr>
+              <w:spacing w:before="120" w:after="120" w:afterAutospacing="0"/>
+              <w:rPr>
+                <w:rFonts w:ascii="Tahoma" w:hAnsi="Tahoma" w:cs="Tahoma"/>
+                <w:sz w:val="20"/>
+              </w:rPr>
+            </w:pPr>
+            <w:r>
+              <w:rPr>
+                <w:rFonts w:ascii="Tahoma" w:hAnsi="Tahoma" w:cs="Tahoma"/>
+                <w:sz w:val="20"/>
+              </w:rPr>
               <w:t>Medio</w:t>
             </w:r>
           </w:p>
         </w:tc>
         <w:tc>
           <w:tcPr>
-            <w:tcW w:w="1823" w:type="dxa"/>
+            <w:tcW w:w="1748" w:type="dxa"/>
             <w:shd w:val="clear" w:color="auto" w:fill="00FF00"/>
           </w:tcPr>
           <w:p>
@@ -3816,7 +4016,7 @@
         </w:tc>
         <w:tc>
           <w:tcPr>
-            <w:tcW w:w="1823" w:type="dxa"/>
+            <w:tcW w:w="1748" w:type="dxa"/>
             <w:shd w:val="clear" w:color="auto" w:fill="FFFF00"/>
           </w:tcPr>
           <w:p>
@@ -3840,7 +4040,7 @@
         </w:tc>
         <w:tc>
           <w:tcPr>
-            <w:tcW w:w="1823" w:type="dxa"/>
+            <w:tcW w:w="1748" w:type="dxa"/>
             <w:shd w:val="clear" w:color="auto" w:fill="FFFF00"/>
           </w:tcPr>
           <w:p>
@@ -3863,7 +4063,7 @@
         </w:tc>
         <w:tc>
           <w:tcPr>
-            <w:tcW w:w="1824" w:type="dxa"/>
+            <w:tcW w:w="1749" w:type="dxa"/>
             <w:shd w:val="clear" w:color="auto" w:fill="FFFF00"/>
           </w:tcPr>
           <w:p>
@@ -3886,7 +4086,7 @@
         </w:tc>
         <w:tc>
           <w:tcPr>
-            <w:tcW w:w="1824" w:type="dxa"/>
+            <w:tcW w:w="1736" w:type="dxa"/>
             <w:shd w:val="clear" w:color="auto" w:fill="FFFF00"/>
           </w:tcPr>
           <w:p>
@@ -3921,7 +4121,7 @@
       <w:tr>
         <w:tc>
           <w:tcPr>
-            <w:tcW w:w="1823" w:type="dxa"/>
+            <w:tcW w:w="1727" w:type="dxa"/>
             <w:shd w:val="clear" w:color="auto" w:fill="D9D9D9" w:themeFill="background1" w:themeFillShade="D9"/>
           </w:tcPr>
           <w:p>
@@ -3943,7 +4143,7 @@
         </w:tc>
         <w:tc>
           <w:tcPr>
-            <w:tcW w:w="1823" w:type="dxa"/>
+            <w:tcW w:w="1748" w:type="dxa"/>
             <w:shd w:val="clear" w:color="auto" w:fill="00FF00"/>
           </w:tcPr>
           <w:p>
@@ -3966,7 +4166,7 @@
         </w:tc>
         <w:tc>
           <w:tcPr>
-            <w:tcW w:w="1823" w:type="dxa"/>
+            <w:tcW w:w="1748" w:type="dxa"/>
             <w:shd w:val="clear" w:color="auto" w:fill="00FF00"/>
           </w:tcPr>
           <w:p>
@@ -3989,7 +4189,7 @@
         </w:tc>
         <w:tc>
           <w:tcPr>
-            <w:tcW w:w="1823" w:type="dxa"/>
+            <w:tcW w:w="1748" w:type="dxa"/>
             <w:shd w:val="clear" w:color="auto" w:fill="FFFF00"/>
           </w:tcPr>
           <w:p>
@@ -4011,7 +4211,7 @@
         </w:tc>
         <w:tc>
           <w:tcPr>
-            <w:tcW w:w="1824" w:type="dxa"/>
+            <w:tcW w:w="1749" w:type="dxa"/>
             <w:shd w:val="clear" w:color="auto" w:fill="FFFF00"/>
           </w:tcPr>
           <w:p>
@@ -4034,7 +4234,7 @@
         </w:tc>
         <w:tc>
           <w:tcPr>
-            <w:tcW w:w="1824" w:type="dxa"/>
+            <w:tcW w:w="1736" w:type="dxa"/>
             <w:shd w:val="clear" w:color="auto" w:fill="FFFF00"/>
           </w:tcPr>
           <w:p>
@@ -4059,7 +4259,7 @@
       <w:tr>
         <w:tc>
           <w:tcPr>
-            <w:tcW w:w="1823" w:type="dxa"/>
+            <w:tcW w:w="1727" w:type="dxa"/>
             <w:tcBorders>
               <w:bottom w:val="single" w:sz="4" w:space="0" w:color="auto"/>
             </w:tcBorders>
@@ -4084,7 +4284,7 @@
         </w:tc>
         <w:tc>
           <w:tcPr>
-            <w:tcW w:w="1823" w:type="dxa"/>
+            <w:tcW w:w="1748" w:type="dxa"/>
             <w:shd w:val="clear" w:color="auto" w:fill="00FF00"/>
           </w:tcPr>
           <w:p>
@@ -4107,7 +4307,7 @@
         </w:tc>
         <w:tc>
           <w:tcPr>
-            <w:tcW w:w="1823" w:type="dxa"/>
+            <w:tcW w:w="1748" w:type="dxa"/>
             <w:shd w:val="clear" w:color="auto" w:fill="00FF00"/>
           </w:tcPr>
           <w:p>
@@ -4130,7 +4330,7 @@
         </w:tc>
         <w:tc>
           <w:tcPr>
-            <w:tcW w:w="1823" w:type="dxa"/>
+            <w:tcW w:w="1748" w:type="dxa"/>
             <w:shd w:val="clear" w:color="auto" w:fill="00FF00"/>
           </w:tcPr>
           <w:p>
@@ -4153,7 +4353,7 @@
         </w:tc>
         <w:tc>
           <w:tcPr>
-            <w:tcW w:w="1824" w:type="dxa"/>
+            <w:tcW w:w="1749" w:type="dxa"/>
             <w:shd w:val="clear" w:color="auto" w:fill="00FF00"/>
           </w:tcPr>
           <w:p>
@@ -4176,7 +4376,7 @@
         </w:tc>
         <w:tc>
           <w:tcPr>
-            <w:tcW w:w="1824" w:type="dxa"/>
+            <w:tcW w:w="1736" w:type="dxa"/>
             <w:shd w:val="clear" w:color="auto" w:fill="00FF00"/>
           </w:tcPr>
           <w:p>
@@ -4201,7 +4401,7 @@
       <w:tr>
         <w:tc>
           <w:tcPr>
-            <w:tcW w:w="1823" w:type="dxa"/>
+            <w:tcW w:w="1727" w:type="dxa"/>
             <w:tcBorders>
               <w:left w:val="nil"/>
               <w:bottom w:val="nil"/>
@@ -4218,7 +4418,7 @@
         </w:tc>
         <w:tc>
           <w:tcPr>
-            <w:tcW w:w="1823" w:type="dxa"/>
+            <w:tcW w:w="1748" w:type="dxa"/>
             <w:shd w:val="clear" w:color="auto" w:fill="D9D9D9" w:themeFill="background1" w:themeFillShade="D9"/>
           </w:tcPr>
           <w:p>
@@ -4243,7 +4443,7 @@
         </w:tc>
         <w:tc>
           <w:tcPr>
-            <w:tcW w:w="1823" w:type="dxa"/>
+            <w:tcW w:w="1748" w:type="dxa"/>
             <w:shd w:val="clear" w:color="auto" w:fill="D9D9D9" w:themeFill="background1" w:themeFillShade="D9"/>
           </w:tcPr>
           <w:p>
@@ -4268,7 +4468,7 @@
         </w:tc>
         <w:tc>
           <w:tcPr>
-            <w:tcW w:w="1823" w:type="dxa"/>
+            <w:tcW w:w="1748" w:type="dxa"/>
             <w:shd w:val="clear" w:color="auto" w:fill="D9D9D9" w:themeFill="background1" w:themeFillShade="D9"/>
           </w:tcPr>
           <w:p>
@@ -4293,7 +4493,7 @@
         </w:tc>
         <w:tc>
           <w:tcPr>
-            <w:tcW w:w="1824" w:type="dxa"/>
+            <w:tcW w:w="1749" w:type="dxa"/>
             <w:shd w:val="clear" w:color="auto" w:fill="D9D9D9" w:themeFill="background1" w:themeFillShade="D9"/>
           </w:tcPr>
           <w:p>
@@ -4318,7 +4518,7 @@
         </w:tc>
         <w:tc>
           <w:tcPr>
-            <w:tcW w:w="1824" w:type="dxa"/>
+            <w:tcW w:w="1736" w:type="dxa"/>
             <w:shd w:val="clear" w:color="auto" w:fill="D9D9D9" w:themeFill="background1" w:themeFillShade="D9"/>
           </w:tcPr>
           <w:p>
@@ -4345,29 +4545,13 @@
     </w:tbl>
     <w:p>
       <w:pPr>
+        <w:shd w:val="clear" w:color="auto" w:fill="FFFFFF" w:themeFill="background1"/>
         <w:spacing w:after="0" w:afterAutospacing="0"/>
         <w:rPr>
           <w:rFonts w:ascii="Tahoma" w:hAnsi="Tahoma" w:cs="Tahoma"/>
           <w:b/>
         </w:rPr>
       </w:pPr>
-    </w:p>
-    <w:p>
-      <w:pPr>
-        <w:shd w:val="clear" w:color="auto" w:fill="D9D9D9" w:themeFill="background1" w:themeFillShade="D9"/>
-        <w:spacing w:after="0" w:afterAutospacing="0"/>
-        <w:rPr>
-          <w:rFonts w:ascii="Tahoma" w:hAnsi="Tahoma" w:cs="Tahoma"/>
-          <w:b/>
-        </w:rPr>
-      </w:pPr>
-      <w:r>
-        <w:rPr>
-          <w:rFonts w:ascii="Tahoma" w:hAnsi="Tahoma" w:cs="Tahoma"/>
-          <w:b/>
-        </w:rPr>
-        <w:t>MATRIZ PROBABILIDAD x IMPACTO TIEMPO</w:t>
-      </w:r>
     </w:p>
     <w:tbl>
       <w:tblPr>
@@ -4386,11 +4570,37 @@
       <w:tr>
         <w:tc>
           <w:tcPr>
-            <w:tcW w:w="1823" w:type="dxa"/>
+            <w:tcW w:w="10456" w:type="dxa"/>
+            <w:gridSpan w:val="6"/>
             <w:shd w:val="clear" w:color="auto" w:fill="D9D9D9" w:themeFill="background1" w:themeFillShade="D9"/>
           </w:tcPr>
           <w:p>
             <w:pPr>
+              <w:shd w:val="clear" w:color="auto" w:fill="D9D9D9" w:themeFill="background1" w:themeFillShade="D9"/>
+              <w:spacing w:after="0" w:afterAutospacing="0"/>
+              <w:rPr>
+                <w:rFonts w:ascii="Tahoma" w:hAnsi="Tahoma" w:cs="Tahoma"/>
+                <w:b/>
+              </w:rPr>
+            </w:pPr>
+            <w:r>
+              <w:rPr>
+                <w:rFonts w:ascii="Tahoma" w:hAnsi="Tahoma" w:cs="Tahoma"/>
+                <w:b/>
+              </w:rPr>
+              <w:t>MATRIZ PROBABILIDAD x IMPACTO TIEMPO</w:t>
+            </w:r>
+          </w:p>
+        </w:tc>
+      </w:tr>
+      <w:tr>
+        <w:tc>
+          <w:tcPr>
+            <w:tcW w:w="1727" w:type="dxa"/>
+            <w:shd w:val="clear" w:color="auto" w:fill="D9D9D9" w:themeFill="background1" w:themeFillShade="D9"/>
+          </w:tcPr>
+          <w:p>
+            <w:pPr>
               <w:spacing w:before="120" w:after="120" w:afterAutospacing="0"/>
               <w:rPr>
                 <w:rFonts w:ascii="Tahoma" w:hAnsi="Tahoma" w:cs="Tahoma"/>
@@ -4408,7 +4618,7 @@
         </w:tc>
         <w:tc>
           <w:tcPr>
-            <w:tcW w:w="1823" w:type="dxa"/>
+            <w:tcW w:w="1748" w:type="dxa"/>
             <w:shd w:val="clear" w:color="auto" w:fill="00FF00"/>
           </w:tcPr>
           <w:p>
@@ -4435,7 +4645,7 @@
         </w:tc>
         <w:tc>
           <w:tcPr>
-            <w:tcW w:w="1823" w:type="dxa"/>
+            <w:tcW w:w="1748" w:type="dxa"/>
             <w:shd w:val="clear" w:color="auto" w:fill="FFFF00"/>
           </w:tcPr>
           <w:p>
@@ -4458,7 +4668,7 @@
         </w:tc>
         <w:tc>
           <w:tcPr>
-            <w:tcW w:w="1823" w:type="dxa"/>
+            <w:tcW w:w="1748" w:type="dxa"/>
             <w:shd w:val="clear" w:color="auto" w:fill="EE0000"/>
           </w:tcPr>
           <w:p>
@@ -4480,7 +4690,7 @@
         </w:tc>
         <w:tc>
           <w:tcPr>
-            <w:tcW w:w="1824" w:type="dxa"/>
+            <w:tcW w:w="1749" w:type="dxa"/>
             <w:shd w:val="clear" w:color="auto" w:fill="EE0000"/>
           </w:tcPr>
           <w:p>
@@ -4502,7 +4712,7 @@
         </w:tc>
         <w:tc>
           <w:tcPr>
-            <w:tcW w:w="1824" w:type="dxa"/>
+            <w:tcW w:w="1736" w:type="dxa"/>
             <w:shd w:val="clear" w:color="auto" w:fill="EE0000"/>
           </w:tcPr>
           <w:p>
@@ -4526,7 +4736,7 @@
       <w:tr>
         <w:tc>
           <w:tcPr>
-            <w:tcW w:w="1823" w:type="dxa"/>
+            <w:tcW w:w="1727" w:type="dxa"/>
             <w:shd w:val="clear" w:color="auto" w:fill="D9D9D9" w:themeFill="background1" w:themeFillShade="D9"/>
           </w:tcPr>
           <w:p>
@@ -4548,7 +4758,7 @@
         </w:tc>
         <w:tc>
           <w:tcPr>
-            <w:tcW w:w="1823" w:type="dxa"/>
+            <w:tcW w:w="1748" w:type="dxa"/>
             <w:shd w:val="clear" w:color="auto" w:fill="00FF00"/>
           </w:tcPr>
           <w:p>
@@ -4571,7 +4781,7 @@
         </w:tc>
         <w:tc>
           <w:tcPr>
-            <w:tcW w:w="1823" w:type="dxa"/>
+            <w:tcW w:w="1748" w:type="dxa"/>
             <w:shd w:val="clear" w:color="auto" w:fill="FFFF00"/>
           </w:tcPr>
           <w:p>
@@ -4594,7 +4804,7 @@
         </w:tc>
         <w:tc>
           <w:tcPr>
-            <w:tcW w:w="1823" w:type="dxa"/>
+            <w:tcW w:w="1748" w:type="dxa"/>
             <w:shd w:val="clear" w:color="auto" w:fill="FFFF00"/>
           </w:tcPr>
           <w:p>
@@ -4617,7 +4827,7 @@
         </w:tc>
         <w:tc>
           <w:tcPr>
-            <w:tcW w:w="1824" w:type="dxa"/>
+            <w:tcW w:w="1749" w:type="dxa"/>
             <w:shd w:val="clear" w:color="auto" w:fill="EE0000"/>
           </w:tcPr>
           <w:p>
@@ -4639,7 +4849,7 @@
         </w:tc>
         <w:tc>
           <w:tcPr>
-            <w:tcW w:w="1824" w:type="dxa"/>
+            <w:tcW w:w="1736" w:type="dxa"/>
             <w:shd w:val="clear" w:color="auto" w:fill="EE0000"/>
           </w:tcPr>
           <w:p>
@@ -4663,7 +4873,7 @@
       <w:tr>
         <w:tc>
           <w:tcPr>
-            <w:tcW w:w="1823" w:type="dxa"/>
+            <w:tcW w:w="1727" w:type="dxa"/>
             <w:shd w:val="clear" w:color="auto" w:fill="D9D9D9" w:themeFill="background1" w:themeFillShade="D9"/>
           </w:tcPr>
           <w:p>
@@ -4685,7 +4895,7 @@
         </w:tc>
         <w:tc>
           <w:tcPr>
-            <w:tcW w:w="1823" w:type="dxa"/>
+            <w:tcW w:w="1748" w:type="dxa"/>
             <w:shd w:val="clear" w:color="auto" w:fill="00FF00"/>
           </w:tcPr>
           <w:p>
@@ -4708,7 +4918,7 @@
         </w:tc>
         <w:tc>
           <w:tcPr>
-            <w:tcW w:w="1823" w:type="dxa"/>
+            <w:tcW w:w="1748" w:type="dxa"/>
             <w:shd w:val="clear" w:color="auto" w:fill="00FF00"/>
           </w:tcPr>
           <w:p>
@@ -4731,7 +4941,7 @@
         </w:tc>
         <w:tc>
           <w:tcPr>
-            <w:tcW w:w="1823" w:type="dxa"/>
+            <w:tcW w:w="1748" w:type="dxa"/>
             <w:shd w:val="clear" w:color="auto" w:fill="FFFF00"/>
           </w:tcPr>
           <w:p>
@@ -4754,7 +4964,7 @@
         </w:tc>
         <w:tc>
           <w:tcPr>
-            <w:tcW w:w="1824" w:type="dxa"/>
+            <w:tcW w:w="1749" w:type="dxa"/>
             <w:shd w:val="clear" w:color="auto" w:fill="FFFF00"/>
           </w:tcPr>
           <w:p>
@@ -4777,7 +4987,7 @@
         </w:tc>
         <w:tc>
           <w:tcPr>
-            <w:tcW w:w="1824" w:type="dxa"/>
+            <w:tcW w:w="1736" w:type="dxa"/>
             <w:shd w:val="clear" w:color="auto" w:fill="FFFF00"/>
           </w:tcPr>
           <w:p>
@@ -4802,7 +5012,7 @@
       <w:tr>
         <w:tc>
           <w:tcPr>
-            <w:tcW w:w="1823" w:type="dxa"/>
+            <w:tcW w:w="1727" w:type="dxa"/>
             <w:shd w:val="clear" w:color="auto" w:fill="D9D9D9" w:themeFill="background1" w:themeFillShade="D9"/>
           </w:tcPr>
           <w:p>
@@ -4824,7 +5034,7 @@
         </w:tc>
         <w:tc>
           <w:tcPr>
-            <w:tcW w:w="1823" w:type="dxa"/>
+            <w:tcW w:w="1748" w:type="dxa"/>
             <w:shd w:val="clear" w:color="auto" w:fill="00FF00"/>
           </w:tcPr>
           <w:p>
@@ -4847,7 +5057,7 @@
         </w:tc>
         <w:tc>
           <w:tcPr>
-            <w:tcW w:w="1823" w:type="dxa"/>
+            <w:tcW w:w="1748" w:type="dxa"/>
             <w:shd w:val="clear" w:color="auto" w:fill="00FF00"/>
           </w:tcPr>
           <w:p>
@@ -4870,7 +5080,7 @@
         </w:tc>
         <w:tc>
           <w:tcPr>
-            <w:tcW w:w="1823" w:type="dxa"/>
+            <w:tcW w:w="1748" w:type="dxa"/>
             <w:shd w:val="clear" w:color="auto" w:fill="00FF00"/>
           </w:tcPr>
           <w:p>
@@ -4893,7 +5103,7 @@
         </w:tc>
         <w:tc>
           <w:tcPr>
-            <w:tcW w:w="1824" w:type="dxa"/>
+            <w:tcW w:w="1749" w:type="dxa"/>
             <w:shd w:val="clear" w:color="auto" w:fill="FFFF00"/>
           </w:tcPr>
           <w:p>
@@ -4916,7 +5126,7 @@
         </w:tc>
         <w:tc>
           <w:tcPr>
-            <w:tcW w:w="1824" w:type="dxa"/>
+            <w:tcW w:w="1736" w:type="dxa"/>
             <w:shd w:val="clear" w:color="auto" w:fill="FFFF00"/>
           </w:tcPr>
           <w:p>
@@ -4941,7 +5151,7 @@
       <w:tr>
         <w:tc>
           <w:tcPr>
-            <w:tcW w:w="1823" w:type="dxa"/>
+            <w:tcW w:w="1727" w:type="dxa"/>
             <w:tcBorders>
               <w:bottom w:val="single" w:sz="4" w:space="0" w:color="auto"/>
             </w:tcBorders>
@@ -4966,7 +5176,7 @@
         </w:tc>
         <w:tc>
           <w:tcPr>
-            <w:tcW w:w="1823" w:type="dxa"/>
+            <w:tcW w:w="1748" w:type="dxa"/>
             <w:shd w:val="clear" w:color="auto" w:fill="00FF00"/>
           </w:tcPr>
           <w:p>
@@ -4989,7 +5199,7 @@
         </w:tc>
         <w:tc>
           <w:tcPr>
-            <w:tcW w:w="1823" w:type="dxa"/>
+            <w:tcW w:w="1748" w:type="dxa"/>
             <w:shd w:val="clear" w:color="auto" w:fill="00FF00"/>
           </w:tcPr>
           <w:p>
@@ -5012,7 +5222,7 @@
         </w:tc>
         <w:tc>
           <w:tcPr>
-            <w:tcW w:w="1823" w:type="dxa"/>
+            <w:tcW w:w="1748" w:type="dxa"/>
             <w:shd w:val="clear" w:color="auto" w:fill="00FF00"/>
           </w:tcPr>
           <w:p>
@@ -5035,7 +5245,7 @@
         </w:tc>
         <w:tc>
           <w:tcPr>
-            <w:tcW w:w="1824" w:type="dxa"/>
+            <w:tcW w:w="1749" w:type="dxa"/>
             <w:shd w:val="clear" w:color="auto" w:fill="00FF00"/>
           </w:tcPr>
           <w:p>
@@ -5058,7 +5268,7 @@
         </w:tc>
         <w:tc>
           <w:tcPr>
-            <w:tcW w:w="1824" w:type="dxa"/>
+            <w:tcW w:w="1736" w:type="dxa"/>
             <w:shd w:val="clear" w:color="auto" w:fill="00FF00"/>
           </w:tcPr>
           <w:p>
@@ -5083,7 +5293,7 @@
       <w:tr>
         <w:tc>
           <w:tcPr>
-            <w:tcW w:w="1823" w:type="dxa"/>
+            <w:tcW w:w="1727" w:type="dxa"/>
             <w:tcBorders>
               <w:left w:val="nil"/>
               <w:bottom w:val="nil"/>
@@ -5100,7 +5310,7 @@
         </w:tc>
         <w:tc>
           <w:tcPr>
-            <w:tcW w:w="1823" w:type="dxa"/>
+            <w:tcW w:w="1748" w:type="dxa"/>
             <w:shd w:val="clear" w:color="auto" w:fill="D9D9D9" w:themeFill="background1" w:themeFillShade="D9"/>
           </w:tcPr>
           <w:p>
@@ -5125,7 +5335,7 @@
         </w:tc>
         <w:tc>
           <w:tcPr>
-            <w:tcW w:w="1823" w:type="dxa"/>
+            <w:tcW w:w="1748" w:type="dxa"/>
             <w:shd w:val="clear" w:color="auto" w:fill="D9D9D9" w:themeFill="background1" w:themeFillShade="D9"/>
           </w:tcPr>
           <w:p>
@@ -5150,7 +5360,7 @@
         </w:tc>
         <w:tc>
           <w:tcPr>
-            <w:tcW w:w="1823" w:type="dxa"/>
+            <w:tcW w:w="1748" w:type="dxa"/>
             <w:shd w:val="clear" w:color="auto" w:fill="D9D9D9" w:themeFill="background1" w:themeFillShade="D9"/>
           </w:tcPr>
           <w:p>
@@ -5175,7 +5385,7 @@
         </w:tc>
         <w:tc>
           <w:tcPr>
-            <w:tcW w:w="1824" w:type="dxa"/>
+            <w:tcW w:w="1749" w:type="dxa"/>
             <w:shd w:val="clear" w:color="auto" w:fill="D9D9D9" w:themeFill="background1" w:themeFillShade="D9"/>
           </w:tcPr>
           <w:p>
@@ -5200,7 +5410,7 @@
         </w:tc>
         <w:tc>
           <w:tcPr>
-            <w:tcW w:w="1824" w:type="dxa"/>
+            <w:tcW w:w="1736" w:type="dxa"/>
             <w:shd w:val="clear" w:color="auto" w:fill="D9D9D9" w:themeFill="background1" w:themeFillShade="D9"/>
           </w:tcPr>
           <w:p>
@@ -5227,29 +5437,13 @@
     </w:tbl>
     <w:p>
       <w:pPr>
+        <w:shd w:val="clear" w:color="auto" w:fill="FFFFFF" w:themeFill="background1"/>
         <w:spacing w:after="0" w:afterAutospacing="0"/>
         <w:rPr>
           <w:rFonts w:ascii="Tahoma" w:hAnsi="Tahoma" w:cs="Tahoma"/>
           <w:b/>
         </w:rPr>
       </w:pPr>
-    </w:p>
-    <w:p>
-      <w:pPr>
-        <w:shd w:val="clear" w:color="auto" w:fill="D9D9D9" w:themeFill="background1" w:themeFillShade="D9"/>
-        <w:spacing w:after="0" w:afterAutospacing="0"/>
-        <w:rPr>
-          <w:rFonts w:ascii="Tahoma" w:hAnsi="Tahoma" w:cs="Tahoma"/>
-          <w:b/>
-        </w:rPr>
-      </w:pPr>
-      <w:r>
-        <w:rPr>
-          <w:rFonts w:ascii="Tahoma" w:hAnsi="Tahoma" w:cs="Tahoma"/>
-          <w:b/>
-        </w:rPr>
-        <w:t>MATRIZ PROBABILIDAD x IMPACTO CALIDAD</w:t>
-      </w:r>
     </w:p>
     <w:tbl>
       <w:tblPr>
@@ -5268,135 +5462,25 @@
       <w:tr>
         <w:tc>
           <w:tcPr>
-            <w:tcW w:w="1823" w:type="dxa"/>
+            <w:tcW w:w="10456" w:type="dxa"/>
+            <w:gridSpan w:val="6"/>
             <w:shd w:val="clear" w:color="auto" w:fill="D9D9D9" w:themeFill="background1" w:themeFillShade="D9"/>
           </w:tcPr>
           <w:p>
             <w:pPr>
-              <w:spacing w:before="120" w:after="120" w:afterAutospacing="0"/>
-              <w:rPr>
-                <w:rFonts w:ascii="Tahoma" w:hAnsi="Tahoma" w:cs="Tahoma"/>
-                <w:sz w:val="20"/>
-              </w:rPr>
-            </w:pPr>
-            <w:r>
-              <w:rPr>
-                <w:rFonts w:ascii="Tahoma" w:hAnsi="Tahoma" w:cs="Tahoma"/>
-                <w:sz w:val="20"/>
-              </w:rPr>
-              <w:t>Muy alto</w:t>
-            </w:r>
-          </w:p>
-        </w:tc>
-        <w:tc>
-          <w:tcPr>
-            <w:tcW w:w="1823" w:type="dxa"/>
-            <w:shd w:val="clear" w:color="auto" w:fill="00FF00"/>
-          </w:tcPr>
-          <w:p>
-            <w:pPr>
-              <w:spacing w:afterAutospacing="0"/>
-              <w:rPr>
-                <w:rFonts w:ascii="Tahoma" w:hAnsi="Tahoma" w:cs="Tahoma"/>
-                <w:b/>
-              </w:rPr>
-            </w:pPr>
-            <w:r>
-              <w:rPr>
-                <w:rFonts w:ascii="Tahoma" w:hAnsi="Tahoma" w:cs="Tahoma"/>
-                <w:b/>
-                <w:highlight w:val="green"/>
-              </w:rPr>
-              <w:t>0.2</w:t>
-            </w:r>
-          </w:p>
-        </w:tc>
-        <w:tc>
-          <w:tcPr>
-            <w:tcW w:w="1823" w:type="dxa"/>
-            <w:shd w:val="clear" w:color="auto" w:fill="FFFF00"/>
-          </w:tcPr>
-          <w:p>
-            <w:pPr>
-              <w:spacing w:afterAutospacing="0"/>
-              <w:rPr>
-                <w:rFonts w:ascii="Tahoma" w:hAnsi="Tahoma" w:cs="Tahoma"/>
-                <w:b/>
-              </w:rPr>
-            </w:pPr>
-            <w:r>
-              <w:rPr>
-                <w:rFonts w:ascii="Tahoma" w:hAnsi="Tahoma" w:cs="Tahoma"/>
-                <w:b/>
-                <w:highlight w:val="yellow"/>
-              </w:rPr>
-              <w:t>0.6</w:t>
-            </w:r>
-          </w:p>
-        </w:tc>
-        <w:tc>
-          <w:tcPr>
-            <w:tcW w:w="1823" w:type="dxa"/>
-            <w:shd w:val="clear" w:color="auto" w:fill="EE0000"/>
-          </w:tcPr>
-          <w:p>
-            <w:pPr>
-              <w:spacing w:afterAutospacing="0"/>
-              <w:rPr>
-                <w:rFonts w:ascii="Tahoma" w:hAnsi="Tahoma" w:cs="Tahoma"/>
-                <w:b/>
-              </w:rPr>
-            </w:pPr>
-            <w:r>
-              <w:rPr>
-                <w:rFonts w:ascii="Tahoma" w:hAnsi="Tahoma" w:cs="Tahoma"/>
-                <w:b/>
-              </w:rPr>
-              <w:t>0.1</w:t>
-            </w:r>
-          </w:p>
-        </w:tc>
-        <w:tc>
-          <w:tcPr>
-            <w:tcW w:w="1824" w:type="dxa"/>
-            <w:shd w:val="clear" w:color="auto" w:fill="EE0000"/>
-          </w:tcPr>
-          <w:p>
-            <w:pPr>
-              <w:spacing w:afterAutospacing="0"/>
-              <w:rPr>
-                <w:rFonts w:ascii="Tahoma" w:hAnsi="Tahoma" w:cs="Tahoma"/>
-                <w:b/>
-              </w:rPr>
-            </w:pPr>
-            <w:r>
-              <w:rPr>
-                <w:rFonts w:ascii="Tahoma" w:hAnsi="Tahoma" w:cs="Tahoma"/>
-                <w:b/>
-              </w:rPr>
-              <w:t>0.14</w:t>
-            </w:r>
-          </w:p>
-        </w:tc>
-        <w:tc>
-          <w:tcPr>
-            <w:tcW w:w="1824" w:type="dxa"/>
-            <w:shd w:val="clear" w:color="auto" w:fill="EE0000"/>
-          </w:tcPr>
-          <w:p>
-            <w:pPr>
-              <w:spacing w:afterAutospacing="0"/>
-              <w:rPr>
-                <w:rFonts w:ascii="Tahoma" w:hAnsi="Tahoma" w:cs="Tahoma"/>
-                <w:b/>
-              </w:rPr>
-            </w:pPr>
-            <w:r>
-              <w:rPr>
-                <w:rFonts w:ascii="Tahoma" w:hAnsi="Tahoma" w:cs="Tahoma"/>
-                <w:b/>
-              </w:rPr>
-              <w:t>0.16</w:t>
+              <w:shd w:val="clear" w:color="auto" w:fill="D9D9D9" w:themeFill="background1" w:themeFillShade="D9"/>
+              <w:spacing w:after="0" w:afterAutospacing="0"/>
+              <w:rPr>
+                <w:rFonts w:ascii="Tahoma" w:hAnsi="Tahoma" w:cs="Tahoma"/>
+                <w:b/>
+              </w:rPr>
+            </w:pPr>
+            <w:r>
+              <w:rPr>
+                <w:rFonts w:ascii="Tahoma" w:hAnsi="Tahoma" w:cs="Tahoma"/>
+                <w:b/>
+              </w:rPr>
+              <w:t>MATRIZ PROBABILIDAD x IMPACTO CALIDAD</w:t>
             </w:r>
           </w:p>
         </w:tc>
@@ -5404,7 +5488,7 @@
       <w:tr>
         <w:tc>
           <w:tcPr>
-            <w:tcW w:w="1823" w:type="dxa"/>
+            <w:tcW w:w="1727" w:type="dxa"/>
             <w:shd w:val="clear" w:color="auto" w:fill="D9D9D9" w:themeFill="background1" w:themeFillShade="D9"/>
           </w:tcPr>
           <w:p>
@@ -5420,13 +5504,13 @@
                 <w:rFonts w:ascii="Tahoma" w:hAnsi="Tahoma" w:cs="Tahoma"/>
                 <w:sz w:val="20"/>
               </w:rPr>
-              <w:t>Alto</w:t>
-            </w:r>
-          </w:p>
-        </w:tc>
-        <w:tc>
-          <w:tcPr>
-            <w:tcW w:w="1823" w:type="dxa"/>
+              <w:t>Muy alto</w:t>
+            </w:r>
+          </w:p>
+        </w:tc>
+        <w:tc>
+          <w:tcPr>
+            <w:tcW w:w="1748" w:type="dxa"/>
             <w:shd w:val="clear" w:color="auto" w:fill="00FF00"/>
           </w:tcPr>
           <w:p>
@@ -5443,13 +5527,13 @@
                 <w:b/>
                 <w:highlight w:val="green"/>
               </w:rPr>
-              <w:t>0.015</w:t>
-            </w:r>
-          </w:p>
-        </w:tc>
-        <w:tc>
-          <w:tcPr>
-            <w:tcW w:w="1823" w:type="dxa"/>
+              <w:t>0.2</w:t>
+            </w:r>
+          </w:p>
+        </w:tc>
+        <w:tc>
+          <w:tcPr>
+            <w:tcW w:w="1748" w:type="dxa"/>
             <w:shd w:val="clear" w:color="auto" w:fill="FFFF00"/>
           </w:tcPr>
           <w:p>
@@ -5466,36 +5550,13 @@
                 <w:b/>
                 <w:highlight w:val="yellow"/>
               </w:rPr>
-              <w:t>0.045</w:t>
-            </w:r>
-          </w:p>
-        </w:tc>
-        <w:tc>
-          <w:tcPr>
-            <w:tcW w:w="1823" w:type="dxa"/>
-            <w:shd w:val="clear" w:color="auto" w:fill="FFFF00"/>
-          </w:tcPr>
-          <w:p>
-            <w:pPr>
-              <w:spacing w:afterAutospacing="0"/>
-              <w:rPr>
-                <w:rFonts w:ascii="Tahoma" w:hAnsi="Tahoma" w:cs="Tahoma"/>
-                <w:b/>
-              </w:rPr>
-            </w:pPr>
-            <w:r>
-              <w:rPr>
-                <w:rFonts w:ascii="Tahoma" w:hAnsi="Tahoma" w:cs="Tahoma"/>
-                <w:b/>
-                <w:highlight w:val="yellow"/>
-              </w:rPr>
-              <w:t>0.075</w:t>
-            </w:r>
-          </w:p>
-        </w:tc>
-        <w:tc>
-          <w:tcPr>
-            <w:tcW w:w="1824" w:type="dxa"/>
+              <w:t>0.6</w:t>
+            </w:r>
+          </w:p>
+        </w:tc>
+        <w:tc>
+          <w:tcPr>
+            <w:tcW w:w="1748" w:type="dxa"/>
             <w:shd w:val="clear" w:color="auto" w:fill="EE0000"/>
           </w:tcPr>
           <w:p>
@@ -5511,13 +5572,13 @@
                 <w:rFonts w:ascii="Tahoma" w:hAnsi="Tahoma" w:cs="Tahoma"/>
                 <w:b/>
               </w:rPr>
-              <w:t>0.105</w:t>
-            </w:r>
-          </w:p>
-        </w:tc>
-        <w:tc>
-          <w:tcPr>
-            <w:tcW w:w="1824" w:type="dxa"/>
+              <w:t>0.1</w:t>
+            </w:r>
+          </w:p>
+        </w:tc>
+        <w:tc>
+          <w:tcPr>
+            <w:tcW w:w="1749" w:type="dxa"/>
             <w:shd w:val="clear" w:color="auto" w:fill="EE0000"/>
           </w:tcPr>
           <w:p>
@@ -5533,7 +5594,29 @@
                 <w:rFonts w:ascii="Tahoma" w:hAnsi="Tahoma" w:cs="Tahoma"/>
                 <w:b/>
               </w:rPr>
-              <w:t>0.12</w:t>
+              <w:t>0.14</w:t>
+            </w:r>
+          </w:p>
+        </w:tc>
+        <w:tc>
+          <w:tcPr>
+            <w:tcW w:w="1736" w:type="dxa"/>
+            <w:shd w:val="clear" w:color="auto" w:fill="EE0000"/>
+          </w:tcPr>
+          <w:p>
+            <w:pPr>
+              <w:spacing w:afterAutospacing="0"/>
+              <w:rPr>
+                <w:rFonts w:ascii="Tahoma" w:hAnsi="Tahoma" w:cs="Tahoma"/>
+                <w:b/>
+              </w:rPr>
+            </w:pPr>
+            <w:r>
+              <w:rPr>
+                <w:rFonts w:ascii="Tahoma" w:hAnsi="Tahoma" w:cs="Tahoma"/>
+                <w:b/>
+              </w:rPr>
+              <w:t>0.16</w:t>
             </w:r>
           </w:p>
         </w:tc>
@@ -5541,7 +5624,7 @@
       <w:tr>
         <w:tc>
           <w:tcPr>
-            <w:tcW w:w="1823" w:type="dxa"/>
+            <w:tcW w:w="1727" w:type="dxa"/>
             <w:shd w:val="clear" w:color="auto" w:fill="D9D9D9" w:themeFill="background1" w:themeFillShade="D9"/>
           </w:tcPr>
           <w:p>
@@ -5557,13 +5640,13 @@
                 <w:rFonts w:ascii="Tahoma" w:hAnsi="Tahoma" w:cs="Tahoma"/>
                 <w:sz w:val="20"/>
               </w:rPr>
-              <w:t>Medio</w:t>
-            </w:r>
-          </w:p>
-        </w:tc>
-        <w:tc>
-          <w:tcPr>
-            <w:tcW w:w="1823" w:type="dxa"/>
+              <w:t>Alto</w:t>
+            </w:r>
+          </w:p>
+        </w:tc>
+        <w:tc>
+          <w:tcPr>
+            <w:tcW w:w="1748" w:type="dxa"/>
             <w:shd w:val="clear" w:color="auto" w:fill="00FF00"/>
           </w:tcPr>
           <w:p>
@@ -5580,13 +5663,13 @@
                 <w:b/>
                 <w:highlight w:val="green"/>
               </w:rPr>
-              <w:t>0.0075</w:t>
-            </w:r>
-          </w:p>
-        </w:tc>
-        <w:tc>
-          <w:tcPr>
-            <w:tcW w:w="1823" w:type="dxa"/>
+              <w:t>0.015</w:t>
+            </w:r>
+          </w:p>
+        </w:tc>
+        <w:tc>
+          <w:tcPr>
+            <w:tcW w:w="1748" w:type="dxa"/>
             <w:shd w:val="clear" w:color="auto" w:fill="FFFF00"/>
           </w:tcPr>
           <w:p>
@@ -5603,13 +5686,13 @@
                 <w:b/>
                 <w:highlight w:val="yellow"/>
               </w:rPr>
-              <w:t>0.0225</w:t>
-            </w:r>
-          </w:p>
-        </w:tc>
-        <w:tc>
-          <w:tcPr>
-            <w:tcW w:w="1823" w:type="dxa"/>
+              <w:t>0.045</w:t>
+            </w:r>
+          </w:p>
+        </w:tc>
+        <w:tc>
+          <w:tcPr>
+            <w:tcW w:w="1748" w:type="dxa"/>
             <w:shd w:val="clear" w:color="auto" w:fill="FFFF00"/>
           </w:tcPr>
           <w:p>
@@ -5626,53 +5709,51 @@
                 <w:b/>
                 <w:highlight w:val="yellow"/>
               </w:rPr>
-              <w:t>0.0375</w:t>
-            </w:r>
-          </w:p>
-        </w:tc>
-        <w:tc>
-          <w:tcPr>
-            <w:tcW w:w="1824" w:type="dxa"/>
-            <w:shd w:val="clear" w:color="auto" w:fill="FFFF00"/>
-          </w:tcPr>
-          <w:p>
-            <w:pPr>
-              <w:spacing w:afterAutospacing="0"/>
-              <w:rPr>
-                <w:rFonts w:ascii="Tahoma" w:hAnsi="Tahoma" w:cs="Tahoma"/>
-                <w:b/>
-              </w:rPr>
-            </w:pPr>
-            <w:r>
-              <w:rPr>
-                <w:rFonts w:ascii="Tahoma" w:hAnsi="Tahoma" w:cs="Tahoma"/>
-                <w:b/>
-                <w:highlight w:val="yellow"/>
-              </w:rPr>
-              <w:t>0.0525</w:t>
-            </w:r>
-          </w:p>
-        </w:tc>
-        <w:tc>
-          <w:tcPr>
-            <w:tcW w:w="1824" w:type="dxa"/>
-            <w:shd w:val="clear" w:color="auto" w:fill="FFFF00"/>
-          </w:tcPr>
-          <w:p>
-            <w:pPr>
-              <w:spacing w:afterAutospacing="0"/>
-              <w:rPr>
-                <w:rFonts w:ascii="Tahoma" w:hAnsi="Tahoma" w:cs="Tahoma"/>
-                <w:b/>
-              </w:rPr>
-            </w:pPr>
-            <w:r>
-              <w:rPr>
-                <w:rFonts w:ascii="Tahoma" w:hAnsi="Tahoma" w:cs="Tahoma"/>
-                <w:b/>
-                <w:highlight w:val="yellow"/>
-              </w:rPr>
-              <w:t>0.06</w:t>
+              <w:t>0.075</w:t>
+            </w:r>
+          </w:p>
+        </w:tc>
+        <w:tc>
+          <w:tcPr>
+            <w:tcW w:w="1749" w:type="dxa"/>
+            <w:shd w:val="clear" w:color="auto" w:fill="EE0000"/>
+          </w:tcPr>
+          <w:p>
+            <w:pPr>
+              <w:spacing w:afterAutospacing="0"/>
+              <w:rPr>
+                <w:rFonts w:ascii="Tahoma" w:hAnsi="Tahoma" w:cs="Tahoma"/>
+                <w:b/>
+              </w:rPr>
+            </w:pPr>
+            <w:r>
+              <w:rPr>
+                <w:rFonts w:ascii="Tahoma" w:hAnsi="Tahoma" w:cs="Tahoma"/>
+                <w:b/>
+              </w:rPr>
+              <w:t>0.105</w:t>
+            </w:r>
+          </w:p>
+        </w:tc>
+        <w:tc>
+          <w:tcPr>
+            <w:tcW w:w="1736" w:type="dxa"/>
+            <w:shd w:val="clear" w:color="auto" w:fill="EE0000"/>
+          </w:tcPr>
+          <w:p>
+            <w:pPr>
+              <w:spacing w:afterAutospacing="0"/>
+              <w:rPr>
+                <w:rFonts w:ascii="Tahoma" w:hAnsi="Tahoma" w:cs="Tahoma"/>
+                <w:b/>
+              </w:rPr>
+            </w:pPr>
+            <w:r>
+              <w:rPr>
+                <w:rFonts w:ascii="Tahoma" w:hAnsi="Tahoma" w:cs="Tahoma"/>
+                <w:b/>
+              </w:rPr>
+              <w:t>0.12</w:t>
             </w:r>
           </w:p>
         </w:tc>
@@ -5680,7 +5761,7 @@
       <w:tr>
         <w:tc>
           <w:tcPr>
-            <w:tcW w:w="1823" w:type="dxa"/>
+            <w:tcW w:w="1727" w:type="dxa"/>
             <w:shd w:val="clear" w:color="auto" w:fill="D9D9D9" w:themeFill="background1" w:themeFillShade="D9"/>
           </w:tcPr>
           <w:p>
@@ -5696,14 +5777,13 @@
                 <w:rFonts w:ascii="Tahoma" w:hAnsi="Tahoma" w:cs="Tahoma"/>
                 <w:sz w:val="20"/>
               </w:rPr>
-              <w:lastRenderedPageBreak/>
-              <w:t>Bajo</w:t>
-            </w:r>
-          </w:p>
-        </w:tc>
-        <w:tc>
-          <w:tcPr>
-            <w:tcW w:w="1823" w:type="dxa"/>
+              <w:t>Medio</w:t>
+            </w:r>
+          </w:p>
+        </w:tc>
+        <w:tc>
+          <w:tcPr>
+            <w:tcW w:w="1748" w:type="dxa"/>
             <w:shd w:val="clear" w:color="auto" w:fill="00FF00"/>
           </w:tcPr>
           <w:p>
@@ -5720,59 +5800,13 @@
                 <w:b/>
                 <w:highlight w:val="green"/>
               </w:rPr>
-              <w:t>0.003</w:t>
-            </w:r>
-          </w:p>
-        </w:tc>
-        <w:tc>
-          <w:tcPr>
-            <w:tcW w:w="1823" w:type="dxa"/>
-            <w:shd w:val="clear" w:color="auto" w:fill="00FF00"/>
-          </w:tcPr>
-          <w:p>
-            <w:pPr>
-              <w:spacing w:afterAutospacing="0"/>
-              <w:rPr>
-                <w:rFonts w:ascii="Tahoma" w:hAnsi="Tahoma" w:cs="Tahoma"/>
-                <w:b/>
-              </w:rPr>
-            </w:pPr>
-            <w:r>
-              <w:rPr>
-                <w:rFonts w:ascii="Tahoma" w:hAnsi="Tahoma" w:cs="Tahoma"/>
-                <w:b/>
-                <w:highlight w:val="green"/>
-              </w:rPr>
-              <w:t>0.009</w:t>
-            </w:r>
-          </w:p>
-        </w:tc>
-        <w:tc>
-          <w:tcPr>
-            <w:tcW w:w="1823" w:type="dxa"/>
-            <w:shd w:val="clear" w:color="auto" w:fill="00FF00"/>
-          </w:tcPr>
-          <w:p>
-            <w:pPr>
-              <w:spacing w:afterAutospacing="0"/>
-              <w:rPr>
-                <w:rFonts w:ascii="Tahoma" w:hAnsi="Tahoma" w:cs="Tahoma"/>
-                <w:b/>
-              </w:rPr>
-            </w:pPr>
-            <w:r>
-              <w:rPr>
-                <w:rFonts w:ascii="Tahoma" w:hAnsi="Tahoma" w:cs="Tahoma"/>
-                <w:b/>
-                <w:highlight w:val="green"/>
-              </w:rPr>
-              <w:t>0.015</w:t>
-            </w:r>
-          </w:p>
-        </w:tc>
-        <w:tc>
-          <w:tcPr>
-            <w:tcW w:w="1824" w:type="dxa"/>
+              <w:t>0.0075</w:t>
+            </w:r>
+          </w:p>
+        </w:tc>
+        <w:tc>
+          <w:tcPr>
+            <w:tcW w:w="1748" w:type="dxa"/>
             <w:shd w:val="clear" w:color="auto" w:fill="FFFF00"/>
           </w:tcPr>
           <w:p>
@@ -5789,13 +5823,13 @@
                 <w:b/>
                 <w:highlight w:val="yellow"/>
               </w:rPr>
-              <w:t>0.021</w:t>
-            </w:r>
-          </w:p>
-        </w:tc>
-        <w:tc>
-          <w:tcPr>
-            <w:tcW w:w="1824" w:type="dxa"/>
+              <w:t>0.0225</w:t>
+            </w:r>
+          </w:p>
+        </w:tc>
+        <w:tc>
+          <w:tcPr>
+            <w:tcW w:w="1748" w:type="dxa"/>
             <w:shd w:val="clear" w:color="auto" w:fill="FFFF00"/>
           </w:tcPr>
           <w:p>
@@ -5812,7 +5846,53 @@
                 <w:b/>
                 <w:highlight w:val="yellow"/>
               </w:rPr>
-              <w:t>0.024</w:t>
+              <w:t>0.0375</w:t>
+            </w:r>
+          </w:p>
+        </w:tc>
+        <w:tc>
+          <w:tcPr>
+            <w:tcW w:w="1749" w:type="dxa"/>
+            <w:shd w:val="clear" w:color="auto" w:fill="FFFF00"/>
+          </w:tcPr>
+          <w:p>
+            <w:pPr>
+              <w:spacing w:afterAutospacing="0"/>
+              <w:rPr>
+                <w:rFonts w:ascii="Tahoma" w:hAnsi="Tahoma" w:cs="Tahoma"/>
+                <w:b/>
+              </w:rPr>
+            </w:pPr>
+            <w:r>
+              <w:rPr>
+                <w:rFonts w:ascii="Tahoma" w:hAnsi="Tahoma" w:cs="Tahoma"/>
+                <w:b/>
+                <w:highlight w:val="yellow"/>
+              </w:rPr>
+              <w:t>0.0525</w:t>
+            </w:r>
+          </w:p>
+        </w:tc>
+        <w:tc>
+          <w:tcPr>
+            <w:tcW w:w="1736" w:type="dxa"/>
+            <w:shd w:val="clear" w:color="auto" w:fill="FFFF00"/>
+          </w:tcPr>
+          <w:p>
+            <w:pPr>
+              <w:spacing w:afterAutospacing="0"/>
+              <w:rPr>
+                <w:rFonts w:ascii="Tahoma" w:hAnsi="Tahoma" w:cs="Tahoma"/>
+                <w:b/>
+              </w:rPr>
+            </w:pPr>
+            <w:r>
+              <w:rPr>
+                <w:rFonts w:ascii="Tahoma" w:hAnsi="Tahoma" w:cs="Tahoma"/>
+                <w:b/>
+                <w:highlight w:val="yellow"/>
+              </w:rPr>
+              <w:t>0.06</w:t>
             </w:r>
           </w:p>
         </w:tc>
@@ -5820,7 +5900,146 @@
       <w:tr>
         <w:tc>
           <w:tcPr>
-            <w:tcW w:w="1823" w:type="dxa"/>
+            <w:tcW w:w="1727" w:type="dxa"/>
+            <w:shd w:val="clear" w:color="auto" w:fill="D9D9D9" w:themeFill="background1" w:themeFillShade="D9"/>
+          </w:tcPr>
+          <w:p>
+            <w:pPr>
+              <w:spacing w:before="120" w:after="120" w:afterAutospacing="0"/>
+              <w:rPr>
+                <w:rFonts w:ascii="Tahoma" w:hAnsi="Tahoma" w:cs="Tahoma"/>
+                <w:sz w:val="20"/>
+              </w:rPr>
+            </w:pPr>
+            <w:r>
+              <w:rPr>
+                <w:rFonts w:ascii="Tahoma" w:hAnsi="Tahoma" w:cs="Tahoma"/>
+                <w:sz w:val="20"/>
+              </w:rPr>
+              <w:t>Bajo</w:t>
+            </w:r>
+          </w:p>
+        </w:tc>
+        <w:tc>
+          <w:tcPr>
+            <w:tcW w:w="1748" w:type="dxa"/>
+            <w:shd w:val="clear" w:color="auto" w:fill="00FF00"/>
+          </w:tcPr>
+          <w:p>
+            <w:pPr>
+              <w:spacing w:afterAutospacing="0"/>
+              <w:rPr>
+                <w:rFonts w:ascii="Tahoma" w:hAnsi="Tahoma" w:cs="Tahoma"/>
+                <w:b/>
+              </w:rPr>
+            </w:pPr>
+            <w:r>
+              <w:rPr>
+                <w:rFonts w:ascii="Tahoma" w:hAnsi="Tahoma" w:cs="Tahoma"/>
+                <w:b/>
+                <w:highlight w:val="green"/>
+              </w:rPr>
+              <w:t>0.003</w:t>
+            </w:r>
+          </w:p>
+        </w:tc>
+        <w:tc>
+          <w:tcPr>
+            <w:tcW w:w="1748" w:type="dxa"/>
+            <w:shd w:val="clear" w:color="auto" w:fill="00FF00"/>
+          </w:tcPr>
+          <w:p>
+            <w:pPr>
+              <w:spacing w:afterAutospacing="0"/>
+              <w:rPr>
+                <w:rFonts w:ascii="Tahoma" w:hAnsi="Tahoma" w:cs="Tahoma"/>
+                <w:b/>
+              </w:rPr>
+            </w:pPr>
+            <w:r>
+              <w:rPr>
+                <w:rFonts w:ascii="Tahoma" w:hAnsi="Tahoma" w:cs="Tahoma"/>
+                <w:b/>
+                <w:highlight w:val="green"/>
+              </w:rPr>
+              <w:t>0.009</w:t>
+            </w:r>
+          </w:p>
+        </w:tc>
+        <w:tc>
+          <w:tcPr>
+            <w:tcW w:w="1748" w:type="dxa"/>
+            <w:shd w:val="clear" w:color="auto" w:fill="00FF00"/>
+          </w:tcPr>
+          <w:p>
+            <w:pPr>
+              <w:spacing w:afterAutospacing="0"/>
+              <w:rPr>
+                <w:rFonts w:ascii="Tahoma" w:hAnsi="Tahoma" w:cs="Tahoma"/>
+                <w:b/>
+              </w:rPr>
+            </w:pPr>
+            <w:r>
+              <w:rPr>
+                <w:rFonts w:ascii="Tahoma" w:hAnsi="Tahoma" w:cs="Tahoma"/>
+                <w:b/>
+                <w:highlight w:val="green"/>
+              </w:rPr>
+              <w:t>0.015</w:t>
+            </w:r>
+          </w:p>
+        </w:tc>
+        <w:tc>
+          <w:tcPr>
+            <w:tcW w:w="1749" w:type="dxa"/>
+            <w:shd w:val="clear" w:color="auto" w:fill="FFFF00"/>
+          </w:tcPr>
+          <w:p>
+            <w:pPr>
+              <w:spacing w:afterAutospacing="0"/>
+              <w:rPr>
+                <w:rFonts w:ascii="Tahoma" w:hAnsi="Tahoma" w:cs="Tahoma"/>
+                <w:b/>
+              </w:rPr>
+            </w:pPr>
+            <w:r>
+              <w:rPr>
+                <w:rFonts w:ascii="Tahoma" w:hAnsi="Tahoma" w:cs="Tahoma"/>
+                <w:b/>
+                <w:highlight w:val="yellow"/>
+              </w:rPr>
+              <w:t>0.021</w:t>
+            </w:r>
+          </w:p>
+        </w:tc>
+        <w:tc>
+          <w:tcPr>
+            <w:tcW w:w="1736" w:type="dxa"/>
+            <w:shd w:val="clear" w:color="auto" w:fill="FFFF00"/>
+          </w:tcPr>
+          <w:p>
+            <w:pPr>
+              <w:spacing w:afterAutospacing="0"/>
+              <w:rPr>
+                <w:rFonts w:ascii="Tahoma" w:hAnsi="Tahoma" w:cs="Tahoma"/>
+                <w:b/>
+              </w:rPr>
+            </w:pPr>
+            <w:r>
+              <w:rPr>
+                <w:rFonts w:ascii="Tahoma" w:hAnsi="Tahoma" w:cs="Tahoma"/>
+                <w:b/>
+                <w:highlight w:val="yellow"/>
+              </w:rPr>
+              <w:t>0.024</w:t>
+            </w:r>
+          </w:p>
+        </w:tc>
+      </w:tr>
+      <w:tr>
+        <w:tc>
+          <w:tcPr>
+            <w:tcW w:w="1727" w:type="dxa"/>
             <w:tcBorders>
               <w:bottom w:val="single" w:sz="4" w:space="0" w:color="auto"/>
             </w:tcBorders>
@@ -5845,7 +6064,7 @@
         </w:tc>
         <w:tc>
           <w:tcPr>
-            <w:tcW w:w="1823" w:type="dxa"/>
+            <w:tcW w:w="1748" w:type="dxa"/>
             <w:shd w:val="clear" w:color="auto" w:fill="00FF00"/>
           </w:tcPr>
           <w:p>
@@ -5868,7 +6087,7 @@
         </w:tc>
         <w:tc>
           <w:tcPr>
-            <w:tcW w:w="1823" w:type="dxa"/>
+            <w:tcW w:w="1748" w:type="dxa"/>
             <w:shd w:val="clear" w:color="auto" w:fill="00FF00"/>
           </w:tcPr>
           <w:p>
@@ -5891,7 +6110,7 @@
         </w:tc>
         <w:tc>
           <w:tcPr>
-            <w:tcW w:w="1823" w:type="dxa"/>
+            <w:tcW w:w="1748" w:type="dxa"/>
             <w:shd w:val="clear" w:color="auto" w:fill="00FF00"/>
           </w:tcPr>
           <w:p>
@@ -5914,7 +6133,7 @@
         </w:tc>
         <w:tc>
           <w:tcPr>
-            <w:tcW w:w="1824" w:type="dxa"/>
+            <w:tcW w:w="1749" w:type="dxa"/>
             <w:shd w:val="clear" w:color="auto" w:fill="00FF00"/>
           </w:tcPr>
           <w:p>
@@ -5937,7 +6156,7 @@
         </w:tc>
         <w:tc>
           <w:tcPr>
-            <w:tcW w:w="1824" w:type="dxa"/>
+            <w:tcW w:w="1736" w:type="dxa"/>
             <w:shd w:val="clear" w:color="auto" w:fill="00FF00"/>
           </w:tcPr>
           <w:p>
@@ -5962,7 +6181,7 @@
       <w:tr>
         <w:tc>
           <w:tcPr>
-            <w:tcW w:w="1823" w:type="dxa"/>
+            <w:tcW w:w="1727" w:type="dxa"/>
             <w:tcBorders>
               <w:left w:val="nil"/>
               <w:bottom w:val="nil"/>
@@ -5979,7 +6198,7 @@
         </w:tc>
         <w:tc>
           <w:tcPr>
-            <w:tcW w:w="1823" w:type="dxa"/>
+            <w:tcW w:w="1748" w:type="dxa"/>
             <w:shd w:val="clear" w:color="auto" w:fill="D9D9D9" w:themeFill="background1" w:themeFillShade="D9"/>
           </w:tcPr>
           <w:p>
@@ -6004,7 +6223,7 @@
         </w:tc>
         <w:tc>
           <w:tcPr>
-            <w:tcW w:w="1823" w:type="dxa"/>
+            <w:tcW w:w="1748" w:type="dxa"/>
             <w:shd w:val="clear" w:color="auto" w:fill="D9D9D9" w:themeFill="background1" w:themeFillShade="D9"/>
           </w:tcPr>
           <w:p>
@@ -6029,7 +6248,7 @@
         </w:tc>
         <w:tc>
           <w:tcPr>
-            <w:tcW w:w="1823" w:type="dxa"/>
+            <w:tcW w:w="1748" w:type="dxa"/>
             <w:shd w:val="clear" w:color="auto" w:fill="D9D9D9" w:themeFill="background1" w:themeFillShade="D9"/>
           </w:tcPr>
           <w:p>
@@ -6054,7 +6273,7 @@
         </w:tc>
         <w:tc>
           <w:tcPr>
-            <w:tcW w:w="1824" w:type="dxa"/>
+            <w:tcW w:w="1749" w:type="dxa"/>
             <w:shd w:val="clear" w:color="auto" w:fill="D9D9D9" w:themeFill="background1" w:themeFillShade="D9"/>
           </w:tcPr>
           <w:p>
@@ -6079,7 +6298,7 @@
         </w:tc>
         <w:tc>
           <w:tcPr>
-            <w:tcW w:w="1824" w:type="dxa"/>
+            <w:tcW w:w="1736" w:type="dxa"/>
             <w:shd w:val="clear" w:color="auto" w:fill="D9D9D9" w:themeFill="background1" w:themeFillShade="D9"/>
           </w:tcPr>
           <w:p>
@@ -6406,11 +6625,11 @@
                             <w:dataBinding w:prefixMappings="xmlns:ns0='http://purl.org/dc/elements/1.1/' xmlns:ns1='http://schemas.openxmlformats.org/package/2006/metadata/core-properties' " w:xpath="/ns1:coreProperties[1]/ns0:title[1]" w:storeItemID="{6C3C8BC8-F283-45AE-878A-BAB7291924A1}"/>
                             <w:text/>
                           </w:sdtPr>
-                          <w:sdtEndPr/>
                           <w:sdtContent>
                             <w:p>
                               <w:pPr>
                                 <w:pStyle w:val="Encabezado"/>
+                                <w:spacing w:afterAutospacing="0"/>
                                 <w:jc w:val="center"/>
                                 <w:rPr>
                                   <w:caps/>
@@ -6464,11 +6683,11 @@
                       <w:dataBinding w:prefixMappings="xmlns:ns0='http://purl.org/dc/elements/1.1/' xmlns:ns1='http://schemas.openxmlformats.org/package/2006/metadata/core-properties' " w:xpath="/ns1:coreProperties[1]/ns0:title[1]" w:storeItemID="{6C3C8BC8-F283-45AE-878A-BAB7291924A1}"/>
                       <w:text/>
                     </w:sdtPr>
-                    <w:sdtEndPr/>
                     <w:sdtContent>
                       <w:p>
                         <w:pPr>
                           <w:pStyle w:val="Encabezado"/>
+                          <w:spacing w:afterAutospacing="0"/>
                           <w:jc w:val="center"/>
                           <w:rPr>
                             <w:caps/>

--- a/Documentacion/Planificacion/Planes/PLAN DE GESTIÓN DE RIESGOS.docx
+++ b/Documentacion/Planificacion/Planes/PLAN DE GESTIÓN DE RIESGOS.docx
@@ -10,8 +10,8 @@
       </w:tblPr>
       <w:tblGrid>
         <w:gridCol w:w="1314"/>
-        <w:gridCol w:w="2857"/>
-        <w:gridCol w:w="1314"/>
+        <w:gridCol w:w="2650"/>
+        <w:gridCol w:w="1521"/>
         <w:gridCol w:w="1519"/>
         <w:gridCol w:w="1703"/>
         <w:gridCol w:w="1749"/>
@@ -19,7 +19,7 @@
       <w:tr>
         <w:tc>
           <w:tcPr>
-            <w:tcW w:w="1112" w:type="dxa"/>
+            <w:tcW w:w="1314" w:type="dxa"/>
             <w:shd w:val="clear" w:color="auto" w:fill="D9D9D9" w:themeFill="background1" w:themeFillShade="D9"/>
             <w:vAlign w:val="center"/>
           </w:tcPr>
@@ -44,7 +44,7 @@
         </w:tc>
         <w:tc>
           <w:tcPr>
-            <w:tcW w:w="5656" w:type="dxa"/>
+            <w:tcW w:w="2650" w:type="dxa"/>
             <w:vAlign w:val="center"/>
           </w:tcPr>
           <w:p>
@@ -69,7 +69,7 @@
         </w:tc>
         <w:tc>
           <w:tcPr>
-            <w:tcW w:w="1260" w:type="dxa"/>
+            <w:tcW w:w="1521" w:type="dxa"/>
             <w:shd w:val="clear" w:color="auto" w:fill="D9D9D9" w:themeFill="background1" w:themeFillShade="D9"/>
             <w:vAlign w:val="center"/>
           </w:tcPr>
@@ -94,7 +94,7 @@
         </w:tc>
         <w:tc>
           <w:tcPr>
-            <w:tcW w:w="2675" w:type="dxa"/>
+            <w:tcW w:w="1519" w:type="dxa"/>
             <w:vAlign w:val="center"/>
           </w:tcPr>
           <w:p>
@@ -118,7 +118,7 @@
         </w:tc>
         <w:tc>
           <w:tcPr>
-            <w:tcW w:w="1427" w:type="dxa"/>
+            <w:tcW w:w="1703" w:type="dxa"/>
             <w:shd w:val="clear" w:color="auto" w:fill="D9D9D9" w:themeFill="background1" w:themeFillShade="D9"/>
             <w:vAlign w:val="center"/>
           </w:tcPr>
@@ -143,7 +143,7 @@
         </w:tc>
         <w:tc>
           <w:tcPr>
-            <w:tcW w:w="2424" w:type="dxa"/>
+            <w:tcW w:w="1749" w:type="dxa"/>
             <w:vAlign w:val="center"/>
           </w:tcPr>
           <w:p>
@@ -625,7 +625,6 @@
                 <w:sz w:val="20"/>
               </w:rPr>
             </w:pPr>
-            <w:proofErr w:type="spellStart"/>
             <w:r>
               <w:rPr>
                 <w:rFonts w:ascii="Tahoma" w:hAnsi="Tahoma" w:cs="Tahoma"/>
@@ -633,40 +632,14 @@
                 <w:bCs/>
                 <w:sz w:val="20"/>
               </w:rPr>
-              <w:t>Brainstorming</w:t>
-            </w:r>
-            <w:proofErr w:type="spellEnd"/>
-            <w:r>
-              <w:rPr>
-                <w:rFonts w:ascii="Tahoma" w:hAnsi="Tahoma" w:cs="Tahoma"/>
-                <w:b/>
-                <w:bCs/>
-                <w:sz w:val="20"/>
-              </w:rPr>
-              <w:t xml:space="preserve">: </w:t>
-            </w:r>
-            <w:r>
-              <w:rPr>
-                <w:rFonts w:ascii="Tahoma" w:hAnsi="Tahoma" w:cs="Tahoma"/>
-                <w:sz w:val="20"/>
-              </w:rPr>
-              <w:t xml:space="preserve">el equipo de desarrollo llevará a cabo sesiones de </w:t>
-            </w:r>
-            <w:proofErr w:type="spellStart"/>
-            <w:r>
-              <w:rPr>
-                <w:rFonts w:ascii="Tahoma" w:hAnsi="Tahoma" w:cs="Tahoma"/>
-                <w:sz w:val="20"/>
-              </w:rPr>
-              <w:t>brainstorming</w:t>
-            </w:r>
-            <w:proofErr w:type="spellEnd"/>
-            <w:r>
-              <w:rPr>
-                <w:rFonts w:ascii="Tahoma" w:hAnsi="Tahoma" w:cs="Tahoma"/>
-                <w:sz w:val="20"/>
-              </w:rPr>
-              <w:t xml:space="preserve"> para identificar posibles riesgos que no hayan sido detectados previamente.</w:t>
+              <w:t xml:space="preserve">Brainstorming: </w:t>
+            </w:r>
+            <w:r>
+              <w:rPr>
+                <w:rFonts w:ascii="Tahoma" w:hAnsi="Tahoma" w:cs="Tahoma"/>
+                <w:sz w:val="20"/>
+              </w:rPr>
+              <w:t>el equipo de desarrollo llevará a cabo sesiones de brainstorming para identificar posibles riesgos que no hayan sido detectados previamente.</w:t>
             </w:r>
             <w:r>
               <w:rPr>
@@ -1001,23 +974,23 @@
                 <w:rFonts w:ascii="Tahoma" w:hAnsi="Tahoma" w:cs="Tahoma"/>
                 <w:sz w:val="20"/>
               </w:rPr>
+              <w:t>La priorización de riesgos se llevará a cabo mediante un proceso basado en la probabilidad de que se den los riesgos y el impacto que pueden tener en el proyecto.</w:t>
+            </w:r>
+          </w:p>
+          <w:p>
+            <w:pPr>
+              <w:spacing w:afterAutospacing="0"/>
+              <w:rPr>
+                <w:rFonts w:ascii="Tahoma" w:hAnsi="Tahoma" w:cs="Tahoma"/>
+                <w:sz w:val="20"/>
+              </w:rPr>
+            </w:pPr>
+            <w:r>
+              <w:rPr>
+                <w:rFonts w:ascii="Tahoma" w:hAnsi="Tahoma" w:cs="Tahoma"/>
+                <w:sz w:val="20"/>
+              </w:rPr>
               <w:lastRenderedPageBreak/>
-              <w:t>La priorización de riesgos se llevará a cabo mediante un proceso basado en la probabilidad de que se den los riesgos y el impacto que pueden tener en el proyecto.</w:t>
-            </w:r>
-          </w:p>
-          <w:p>
-            <w:pPr>
-              <w:spacing w:afterAutospacing="0"/>
-              <w:rPr>
-                <w:rFonts w:ascii="Tahoma" w:hAnsi="Tahoma" w:cs="Tahoma"/>
-                <w:sz w:val="20"/>
-              </w:rPr>
-            </w:pPr>
-            <w:r>
-              <w:rPr>
-                <w:rFonts w:ascii="Tahoma" w:hAnsi="Tahoma" w:cs="Tahoma"/>
-                <w:sz w:val="20"/>
-              </w:rPr>
               <w:t>Se seguirán los siguientes pasos para la priorización de riesgos:</w:t>
             </w:r>
           </w:p>
@@ -1509,7 +1482,6 @@
               </w:rPr>
               <w:t xml:space="preserve"> el equipo encargado de monitorear el riesgo materializado debe alertar al </w:t>
             </w:r>
-            <w:proofErr w:type="gramStart"/>
             <w:r>
               <w:rPr>
                 <w:rFonts w:ascii="Tahoma" w:hAnsi="Tahoma" w:cs="Tahoma"/>
@@ -1517,7 +1489,6 @@
               </w:rPr>
               <w:t>Jefe</w:t>
             </w:r>
-            <w:proofErr w:type="gramEnd"/>
             <w:r>
               <w:rPr>
                 <w:rFonts w:ascii="Tahoma" w:hAnsi="Tahoma" w:cs="Tahoma"/>
@@ -1592,7 +1563,6 @@
               </w:rPr>
               <w:t xml:space="preserve"> el </w:t>
             </w:r>
-            <w:proofErr w:type="gramStart"/>
             <w:r>
               <w:rPr>
                 <w:rFonts w:ascii="Tahoma" w:hAnsi="Tahoma" w:cs="Tahoma"/>
@@ -1600,7 +1570,6 @@
               </w:rPr>
               <w:t>Jefe</w:t>
             </w:r>
-            <w:proofErr w:type="gramEnd"/>
             <w:r>
               <w:rPr>
                 <w:rFonts w:ascii="Tahoma" w:hAnsi="Tahoma" w:cs="Tahoma"/>
@@ -2050,7 +2019,6 @@
                 <w:szCs w:val="20"/>
               </w:rPr>
             </w:pPr>
-            <w:proofErr w:type="gramStart"/>
             <w:r>
               <w:rPr>
                 <w:rFonts w:ascii="Tahoma" w:eastAsia="Calibri" w:hAnsi="Tahoma" w:cs="Tahoma"/>
@@ -2061,7 +2029,6 @@
               </w:rPr>
               <w:t>INFORMES A ELABORAR</w:t>
             </w:r>
-            <w:proofErr w:type="gramEnd"/>
           </w:p>
         </w:tc>
       </w:tr>
@@ -2156,7 +2123,6 @@
                 <w:sz w:val="20"/>
                 <w:szCs w:val="20"/>
               </w:rPr>
-              <w:lastRenderedPageBreak/>
               <w:t>1</w:t>
             </w:r>
           </w:p>
@@ -3480,7 +3446,6 @@
                 <w:rFonts w:ascii="Tahoma" w:hAnsi="Tahoma" w:cs="Tahoma"/>
                 <w:sz w:val="20"/>
               </w:rPr>
-              <w:lastRenderedPageBreak/>
               <w:t>Bajo</w:t>
             </w:r>
           </w:p>
@@ -3572,6 +3537,7 @@
                 <w:rFonts w:ascii="Tahoma" w:hAnsi="Tahoma" w:cs="Tahoma"/>
                 <w:sz w:val="20"/>
               </w:rPr>
+              <w:lastRenderedPageBreak/>
               <w:t>Muy bajo</w:t>
             </w:r>
           </w:p>
@@ -6625,6 +6591,7 @@
                             <w:dataBinding w:prefixMappings="xmlns:ns0='http://purl.org/dc/elements/1.1/' xmlns:ns1='http://schemas.openxmlformats.org/package/2006/metadata/core-properties' " w:xpath="/ns1:coreProperties[1]/ns0:title[1]" w:storeItemID="{6C3C8BC8-F283-45AE-878A-BAB7291924A1}"/>
                             <w:text/>
                           </w:sdtPr>
+                          <w:sdtEndPr/>
                           <w:sdtContent>
                             <w:p>
                               <w:pPr>

--- a/Documentacion/Planificacion/Planes/PLAN DE GESTIÓN DE RIESGOS.docx
+++ b/Documentacion/Planificacion/Planes/PLAN DE GESTIÓN DE RIESGOS.docx
@@ -4,7 +4,7 @@
   <w:body>
     <w:tbl>
       <w:tblPr>
-        <w:tblStyle w:val="Tablaconcuadrcula"/>
+        <w:tblStyle w:val="TableGrid"/>
         <w:tblW w:w="0" w:type="auto"/>
         <w:tblLook w:val="04A0" w:firstRow="1" w:lastRow="0" w:firstColumn="1" w:lastColumn="0" w:noHBand="0" w:noVBand="1"/>
       </w:tblPr>
@@ -219,7 +219,7 @@
     </w:p>
     <w:tbl>
       <w:tblPr>
-        <w:tblStyle w:val="Tablaconcuadrcula"/>
+        <w:tblStyle w:val="TableGrid"/>
         <w:tblW w:w="0" w:type="auto"/>
         <w:tblLook w:val="04A0" w:firstRow="1" w:lastRow="0" w:firstColumn="1" w:lastColumn="0" w:noHBand="0" w:noVBand="1"/>
       </w:tblPr>
@@ -287,7 +287,7 @@
     </w:p>
     <w:tbl>
       <w:tblPr>
-        <w:tblStyle w:val="Tablaconcuadrcula"/>
+        <w:tblStyle w:val="TableGrid"/>
         <w:tblW w:w="0" w:type="auto"/>
         <w:tblLook w:val="04A0" w:firstRow="1" w:lastRow="0" w:firstColumn="1" w:lastColumn="0" w:noHBand="0" w:noVBand="1"/>
       </w:tblPr>
@@ -342,7 +342,7 @@
           </w:p>
           <w:p>
             <w:pPr>
-              <w:pStyle w:val="Prrafodelista"/>
+              <w:pStyle w:val="ListParagraph"/>
               <w:numPr>
                 <w:ilvl w:val="0"/>
                 <w:numId w:val="1"/>
@@ -374,7 +374,7 @@
           </w:p>
           <w:p>
             <w:pPr>
-              <w:pStyle w:val="Prrafodelista"/>
+              <w:pStyle w:val="ListParagraph"/>
               <w:numPr>
                 <w:ilvl w:val="0"/>
                 <w:numId w:val="1"/>
@@ -406,7 +406,7 @@
           </w:p>
           <w:p>
             <w:pPr>
-              <w:pStyle w:val="Prrafodelista"/>
+              <w:pStyle w:val="ListParagraph"/>
               <w:numPr>
                 <w:ilvl w:val="0"/>
                 <w:numId w:val="1"/>
@@ -438,7 +438,7 @@
           </w:p>
           <w:p>
             <w:pPr>
-              <w:pStyle w:val="Prrafodelista"/>
+              <w:pStyle w:val="ListParagraph"/>
               <w:numPr>
                 <w:ilvl w:val="0"/>
                 <w:numId w:val="1"/>
@@ -470,7 +470,7 @@
           </w:p>
           <w:p>
             <w:pPr>
-              <w:pStyle w:val="Prrafodelista"/>
+              <w:pStyle w:val="ListParagraph"/>
               <w:spacing w:after="0" w:afterAutospacing="0" w:line="240" w:lineRule="auto"/>
               <w:rPr>
                 <w:rFonts w:ascii="Tahoma" w:hAnsi="Tahoma" w:cs="Tahoma"/>
@@ -495,7 +495,7 @@
     </w:p>
     <w:tbl>
       <w:tblPr>
-        <w:tblStyle w:val="Tablaconcuadrcula"/>
+        <w:tblStyle w:val="TableGrid"/>
         <w:tblW w:w="0" w:type="auto"/>
         <w:tblLook w:val="04A0" w:firstRow="1" w:lastRow="0" w:firstColumn="1" w:lastColumn="0" w:noHBand="0" w:noVBand="1"/>
       </w:tblPr>
@@ -566,7 +566,7 @@
           </w:p>
           <w:p>
             <w:pPr>
-              <w:pStyle w:val="Prrafodelista"/>
+              <w:pStyle w:val="ListParagraph"/>
               <w:numPr>
                 <w:ilvl w:val="0"/>
                 <w:numId w:val="2"/>
@@ -612,7 +612,7 @@
           </w:p>
           <w:p>
             <w:pPr>
-              <w:pStyle w:val="Prrafodelista"/>
+              <w:pStyle w:val="ListParagraph"/>
               <w:numPr>
                 <w:ilvl w:val="0"/>
                 <w:numId w:val="2"/>
@@ -625,6 +625,7 @@
                 <w:sz w:val="20"/>
               </w:rPr>
             </w:pPr>
+            <w:proofErr w:type="spellStart"/>
             <w:r>
               <w:rPr>
                 <w:rFonts w:ascii="Tahoma" w:hAnsi="Tahoma" w:cs="Tahoma"/>
@@ -632,15 +633,9 @@
                 <w:bCs/>
                 <w:sz w:val="20"/>
               </w:rPr>
-              <w:t xml:space="preserve">Brainstorming: </w:t>
-            </w:r>
-            <w:r>
-              <w:rPr>
-                <w:rFonts w:ascii="Tahoma" w:hAnsi="Tahoma" w:cs="Tahoma"/>
-                <w:sz w:val="20"/>
-              </w:rPr>
-              <w:t>el equipo de desarrollo llevará a cabo sesiones de brainstorming para identificar posibles riesgos que no hayan sido detectados previamente.</w:t>
-            </w:r>
+              <w:t>Brainstorming</w:t>
+            </w:r>
+            <w:proofErr w:type="spellEnd"/>
             <w:r>
               <w:rPr>
                 <w:rFonts w:ascii="Tahoma" w:hAnsi="Tahoma" w:cs="Tahoma"/>
@@ -648,12 +643,44 @@
                 <w:bCs/>
                 <w:sz w:val="20"/>
               </w:rPr>
+              <w:t xml:space="preserve">: </w:t>
+            </w:r>
+            <w:r>
+              <w:rPr>
+                <w:rFonts w:ascii="Tahoma" w:hAnsi="Tahoma" w:cs="Tahoma"/>
+                <w:sz w:val="20"/>
+              </w:rPr>
+              <w:t xml:space="preserve">el equipo de desarrollo llevará a cabo sesiones de </w:t>
+            </w:r>
+            <w:proofErr w:type="spellStart"/>
+            <w:r>
+              <w:rPr>
+                <w:rFonts w:ascii="Tahoma" w:hAnsi="Tahoma" w:cs="Tahoma"/>
+                <w:sz w:val="20"/>
+              </w:rPr>
+              <w:t>brainstorming</w:t>
+            </w:r>
+            <w:proofErr w:type="spellEnd"/>
+            <w:r>
+              <w:rPr>
+                <w:rFonts w:ascii="Tahoma" w:hAnsi="Tahoma" w:cs="Tahoma"/>
+                <w:sz w:val="20"/>
+              </w:rPr>
+              <w:t xml:space="preserve"> para identificar posibles riesgos que no hayan sido detectados previamente.</w:t>
+            </w:r>
+            <w:r>
+              <w:rPr>
+                <w:rFonts w:ascii="Tahoma" w:hAnsi="Tahoma" w:cs="Tahoma"/>
+                <w:b/>
+                <w:bCs/>
+                <w:sz w:val="20"/>
+              </w:rPr>
               <w:t xml:space="preserve"> </w:t>
             </w:r>
           </w:p>
           <w:p>
             <w:pPr>
-              <w:pStyle w:val="Prrafodelista"/>
+              <w:pStyle w:val="ListParagraph"/>
               <w:numPr>
                 <w:ilvl w:val="0"/>
                 <w:numId w:val="2"/>
@@ -683,7 +710,7 @@
           </w:p>
           <w:p>
             <w:pPr>
-              <w:pStyle w:val="Prrafodelista"/>
+              <w:pStyle w:val="ListParagraph"/>
               <w:spacing w:afterAutospacing="0"/>
               <w:rPr>
                 <w:rFonts w:ascii="Tahoma" w:hAnsi="Tahoma" w:cs="Tahoma"/>
@@ -706,7 +733,7 @@
     </w:p>
     <w:tbl>
       <w:tblPr>
-        <w:tblStyle w:val="Tablaconcuadrcula"/>
+        <w:tblStyle w:val="TableGrid"/>
         <w:tblW w:w="0" w:type="auto"/>
         <w:tblLook w:val="04A0" w:firstRow="1" w:lastRow="0" w:firstColumn="1" w:lastColumn="0" w:noHBand="0" w:noVBand="1"/>
       </w:tblPr>
@@ -761,7 +788,7 @@
           </w:p>
           <w:p>
             <w:pPr>
-              <w:pStyle w:val="Prrafodelista"/>
+              <w:pStyle w:val="ListParagraph"/>
               <w:numPr>
                 <w:ilvl w:val="0"/>
                 <w:numId w:val="3"/>
@@ -791,7 +818,7 @@
           </w:p>
           <w:p>
             <w:pPr>
-              <w:pStyle w:val="Prrafodelista"/>
+              <w:pStyle w:val="ListParagraph"/>
               <w:spacing w:afterAutospacing="0"/>
               <w:rPr>
                 <w:rFonts w:ascii="Tahoma" w:hAnsi="Tahoma" w:cs="Tahoma"/>
@@ -808,7 +835,7 @@
           </w:p>
           <w:p>
             <w:pPr>
-              <w:pStyle w:val="Prrafodelista"/>
+              <w:pStyle w:val="ListParagraph"/>
               <w:numPr>
                 <w:ilvl w:val="0"/>
                 <w:numId w:val="4"/>
@@ -829,7 +856,7 @@
           </w:p>
           <w:p>
             <w:pPr>
-              <w:pStyle w:val="Prrafodelista"/>
+              <w:pStyle w:val="ListParagraph"/>
               <w:numPr>
                 <w:ilvl w:val="0"/>
                 <w:numId w:val="4"/>
@@ -850,7 +877,7 @@
           </w:p>
           <w:p>
             <w:pPr>
-              <w:pStyle w:val="Prrafodelista"/>
+              <w:pStyle w:val="ListParagraph"/>
               <w:numPr>
                 <w:ilvl w:val="0"/>
                 <w:numId w:val="4"/>
@@ -871,7 +898,7 @@
           </w:p>
           <w:p>
             <w:pPr>
-              <w:pStyle w:val="Prrafodelista"/>
+              <w:pStyle w:val="ListParagraph"/>
               <w:numPr>
                 <w:ilvl w:val="0"/>
                 <w:numId w:val="3"/>
@@ -901,7 +928,7 @@
           </w:p>
           <w:p>
             <w:pPr>
-              <w:pStyle w:val="Prrafodelista"/>
+              <w:pStyle w:val="ListParagraph"/>
               <w:spacing w:after="0" w:afterAutospacing="0" w:line="240" w:lineRule="auto"/>
               <w:rPr>
                 <w:rFonts w:ascii="Tahoma" w:hAnsi="Tahoma" w:cs="Tahoma"/>
@@ -924,7 +951,7 @@
     </w:p>
     <w:tbl>
       <w:tblPr>
-        <w:tblStyle w:val="Tablaconcuadrcula"/>
+        <w:tblStyle w:val="TableGrid"/>
         <w:tblW w:w="0" w:type="auto"/>
         <w:tblLook w:val="04A0" w:firstRow="1" w:lastRow="0" w:firstColumn="1" w:lastColumn="0" w:noHBand="0" w:noVBand="1"/>
       </w:tblPr>
@@ -990,13 +1017,12 @@
                 <w:rFonts w:ascii="Tahoma" w:hAnsi="Tahoma" w:cs="Tahoma"/>
                 <w:sz w:val="20"/>
               </w:rPr>
-              <w:lastRenderedPageBreak/>
               <w:t>Se seguirán los siguientes pasos para la priorización de riesgos:</w:t>
             </w:r>
           </w:p>
           <w:p>
             <w:pPr>
-              <w:pStyle w:val="Prrafodelista"/>
+              <w:pStyle w:val="ListParagraph"/>
               <w:numPr>
                 <w:ilvl w:val="0"/>
                 <w:numId w:val="5"/>
@@ -1040,7 +1066,7 @@
           </w:p>
           <w:p>
             <w:pPr>
-              <w:pStyle w:val="Prrafodelista"/>
+              <w:pStyle w:val="ListParagraph"/>
               <w:numPr>
                 <w:ilvl w:val="0"/>
                 <w:numId w:val="5"/>
@@ -1070,7 +1096,7 @@
           </w:p>
           <w:p>
             <w:pPr>
-              <w:pStyle w:val="Prrafodelista"/>
+              <w:pStyle w:val="ListParagraph"/>
               <w:numPr>
                 <w:ilvl w:val="0"/>
                 <w:numId w:val="5"/>
@@ -1121,7 +1147,7 @@
           </w:p>
           <w:p>
             <w:pPr>
-              <w:pStyle w:val="Prrafodelista"/>
+              <w:pStyle w:val="ListParagraph"/>
               <w:numPr>
                 <w:ilvl w:val="0"/>
                 <w:numId w:val="5"/>
@@ -1173,7 +1199,7 @@
     </w:p>
     <w:tbl>
       <w:tblPr>
-        <w:tblStyle w:val="Tablaconcuadrcula"/>
+        <w:tblStyle w:val="TableGrid"/>
         <w:tblW w:w="0" w:type="auto"/>
         <w:tblLook w:val="04A0" w:firstRow="1" w:lastRow="0" w:firstColumn="1" w:lastColumn="0" w:noHBand="0" w:noVBand="1"/>
       </w:tblPr>
@@ -1244,7 +1270,7 @@
           </w:p>
           <w:p>
             <w:pPr>
-              <w:pStyle w:val="Prrafodelista"/>
+              <w:pStyle w:val="ListParagraph"/>
               <w:numPr>
                 <w:ilvl w:val="0"/>
                 <w:numId w:val="6"/>
@@ -1274,7 +1300,7 @@
           </w:p>
           <w:p>
             <w:pPr>
-              <w:pStyle w:val="Prrafodelista"/>
+              <w:pStyle w:val="ListParagraph"/>
               <w:numPr>
                 <w:ilvl w:val="0"/>
                 <w:numId w:val="6"/>
@@ -1304,7 +1330,7 @@
           </w:p>
           <w:p>
             <w:pPr>
-              <w:pStyle w:val="Prrafodelista"/>
+              <w:pStyle w:val="ListParagraph"/>
               <w:numPr>
                 <w:ilvl w:val="0"/>
                 <w:numId w:val="6"/>
@@ -1348,7 +1374,7 @@
           </w:p>
           <w:p>
             <w:pPr>
-              <w:pStyle w:val="Prrafodelista"/>
+              <w:pStyle w:val="ListParagraph"/>
               <w:numPr>
                 <w:ilvl w:val="0"/>
                 <w:numId w:val="6"/>
@@ -1400,7 +1426,7 @@
     </w:p>
     <w:tbl>
       <w:tblPr>
-        <w:tblStyle w:val="Tablaconcuadrcula"/>
+        <w:tblStyle w:val="TableGrid"/>
         <w:tblW w:w="0" w:type="auto"/>
         <w:tblLook w:val="04A0" w:firstRow="1" w:lastRow="0" w:firstColumn="1" w:lastColumn="0" w:noHBand="0" w:noVBand="1"/>
       </w:tblPr>
@@ -1455,7 +1481,7 @@
           </w:p>
           <w:p>
             <w:pPr>
-              <w:pStyle w:val="Prrafodelista"/>
+              <w:pStyle w:val="ListParagraph"/>
               <w:numPr>
                 <w:ilvl w:val="0"/>
                 <w:numId w:val="7"/>
@@ -1482,6 +1508,7 @@
               </w:rPr>
               <w:t xml:space="preserve"> el equipo encargado de monitorear el riesgo materializado debe alertar al </w:t>
             </w:r>
+            <w:proofErr w:type="gramStart"/>
             <w:r>
               <w:rPr>
                 <w:rFonts w:ascii="Tahoma" w:hAnsi="Tahoma" w:cs="Tahoma"/>
@@ -1489,6 +1516,7 @@
               </w:rPr>
               <w:t>Jefe</w:t>
             </w:r>
+            <w:proofErr w:type="gramEnd"/>
             <w:r>
               <w:rPr>
                 <w:rFonts w:ascii="Tahoma" w:hAnsi="Tahoma" w:cs="Tahoma"/>
@@ -1506,7 +1534,7 @@
           </w:p>
           <w:p>
             <w:pPr>
-              <w:pStyle w:val="Prrafodelista"/>
+              <w:pStyle w:val="ListParagraph"/>
               <w:numPr>
                 <w:ilvl w:val="0"/>
                 <w:numId w:val="7"/>
@@ -1536,7 +1564,7 @@
           </w:p>
           <w:p>
             <w:pPr>
-              <w:pStyle w:val="Prrafodelista"/>
+              <w:pStyle w:val="ListParagraph"/>
               <w:numPr>
                 <w:ilvl w:val="0"/>
                 <w:numId w:val="7"/>
@@ -1563,6 +1591,7 @@
               </w:rPr>
               <w:t xml:space="preserve"> el </w:t>
             </w:r>
+            <w:proofErr w:type="gramStart"/>
             <w:r>
               <w:rPr>
                 <w:rFonts w:ascii="Tahoma" w:hAnsi="Tahoma" w:cs="Tahoma"/>
@@ -1570,6 +1599,7 @@
               </w:rPr>
               <w:t>Jefe</w:t>
             </w:r>
+            <w:proofErr w:type="gramEnd"/>
             <w:r>
               <w:rPr>
                 <w:rFonts w:ascii="Tahoma" w:hAnsi="Tahoma" w:cs="Tahoma"/>
@@ -1580,7 +1610,7 @@
           </w:p>
           <w:p>
             <w:pPr>
-              <w:pStyle w:val="Prrafodelista"/>
+              <w:pStyle w:val="ListParagraph"/>
               <w:numPr>
                 <w:ilvl w:val="0"/>
                 <w:numId w:val="7"/>
@@ -1624,7 +1654,7 @@
           </w:p>
           <w:p>
             <w:pPr>
-              <w:pStyle w:val="Prrafodelista"/>
+              <w:pStyle w:val="ListParagraph"/>
               <w:numPr>
                 <w:ilvl w:val="0"/>
                 <w:numId w:val="7"/>
@@ -1654,7 +1684,7 @@
           </w:p>
           <w:p>
             <w:pPr>
-              <w:pStyle w:val="Prrafodelista"/>
+              <w:pStyle w:val="ListParagraph"/>
               <w:numPr>
                 <w:ilvl w:val="0"/>
                 <w:numId w:val="7"/>
@@ -1684,7 +1714,7 @@
           </w:p>
           <w:p>
             <w:pPr>
-              <w:pStyle w:val="Prrafodelista"/>
+              <w:pStyle w:val="ListParagraph"/>
               <w:spacing w:after="0" w:afterAutospacing="0" w:line="240" w:lineRule="auto"/>
               <w:rPr>
                 <w:rFonts w:ascii="Tahoma" w:hAnsi="Tahoma" w:cs="Tahoma"/>
@@ -1710,7 +1740,7 @@
     </w:p>
     <w:tbl>
       <w:tblPr>
-        <w:tblStyle w:val="Tablaconcuadrcula"/>
+        <w:tblStyle w:val="TableGrid"/>
         <w:tblW w:w="0" w:type="auto"/>
         <w:tblLook w:val="04A0" w:firstRow="1" w:lastRow="0" w:firstColumn="1" w:lastColumn="0" w:noHBand="0" w:noVBand="1"/>
       </w:tblPr>
@@ -2019,6 +2049,7 @@
                 <w:szCs w:val="20"/>
               </w:rPr>
             </w:pPr>
+            <w:proofErr w:type="gramStart"/>
             <w:r>
               <w:rPr>
                 <w:rFonts w:ascii="Tahoma" w:eastAsia="Calibri" w:hAnsi="Tahoma" w:cs="Tahoma"/>
@@ -2029,6 +2060,7 @@
               </w:rPr>
               <w:t>INFORMES A ELABORAR</w:t>
             </w:r>
+            <w:proofErr w:type="gramEnd"/>
           </w:p>
         </w:tc>
       </w:tr>
@@ -2189,7 +2221,7 @@
     </w:p>
     <w:tbl>
       <w:tblPr>
-        <w:tblStyle w:val="Tablaconcuadrcula"/>
+        <w:tblStyle w:val="TableGrid"/>
         <w:tblW w:w="0" w:type="auto"/>
         <w:tblLook w:val="04A0" w:firstRow="1" w:lastRow="0" w:firstColumn="1" w:lastColumn="0" w:noHBand="0" w:noVBand="1"/>
       </w:tblPr>
@@ -2712,7 +2744,7 @@
     </w:p>
     <w:tbl>
       <w:tblPr>
-        <w:tblStyle w:val="Tablaconcuadrcula"/>
+        <w:tblStyle w:val="TableGrid"/>
         <w:tblW w:w="0" w:type="auto"/>
         <w:tblLook w:val="04A0" w:firstRow="1" w:lastRow="0" w:firstColumn="1" w:lastColumn="0" w:noHBand="0" w:noVBand="1"/>
       </w:tblPr>
@@ -3008,7 +3040,7 @@
     </w:p>
     <w:tbl>
       <w:tblPr>
-        <w:tblStyle w:val="Tablaconcuadrcula"/>
+        <w:tblStyle w:val="TableGrid"/>
         <w:tblW w:w="10485" w:type="dxa"/>
         <w:tblLook w:val="04A0" w:firstRow="1" w:lastRow="0" w:firstColumn="1" w:lastColumn="0" w:noHBand="0" w:noVBand="1"/>
       </w:tblPr>
@@ -3537,7 +3569,6 @@
                 <w:rFonts w:ascii="Tahoma" w:hAnsi="Tahoma" w:cs="Tahoma"/>
                 <w:sz w:val="20"/>
               </w:rPr>
-              <w:lastRenderedPageBreak/>
               <w:t>Muy bajo</w:t>
             </w:r>
           </w:p>
@@ -3623,7 +3654,7 @@
     </w:p>
     <w:tbl>
       <w:tblPr>
-        <w:tblStyle w:val="Tablaconcuadrcula"/>
+        <w:tblStyle w:val="TableGrid"/>
         <w:tblW w:w="0" w:type="auto"/>
         <w:tblLook w:val="04A0" w:firstRow="1" w:lastRow="0" w:firstColumn="1" w:lastColumn="0" w:noHBand="0" w:noVBand="1"/>
       </w:tblPr>
@@ -4521,7 +4552,7 @@
     </w:p>
     <w:tbl>
       <w:tblPr>
-        <w:tblStyle w:val="Tablaconcuadrcula"/>
+        <w:tblStyle w:val="TableGrid"/>
         <w:tblW w:w="0" w:type="auto"/>
         <w:tblLook w:val="04A0" w:firstRow="1" w:lastRow="0" w:firstColumn="1" w:lastColumn="0" w:noHBand="0" w:noVBand="1"/>
       </w:tblPr>
@@ -5413,7 +5444,7 @@
     </w:p>
     <w:tbl>
       <w:tblPr>
-        <w:tblStyle w:val="Tablaconcuadrcula"/>
+        <w:tblStyle w:val="TableGrid"/>
         <w:tblW w:w="0" w:type="auto"/>
         <w:tblLook w:val="04A0" w:firstRow="1" w:lastRow="0" w:firstColumn="1" w:lastColumn="0" w:noHBand="0" w:noVBand="1"/>
       </w:tblPr>
@@ -6368,7 +6399,7 @@
         </w:tcPr>
         <w:p>
           <w:pPr>
-            <w:pStyle w:val="Encabezado"/>
+            <w:pStyle w:val="Header"/>
             <w:rPr>
               <w:caps/>
               <w:sz w:val="18"/>
@@ -6387,7 +6418,7 @@
         </w:tcPr>
         <w:p>
           <w:pPr>
-            <w:pStyle w:val="Encabezado"/>
+            <w:pStyle w:val="Header"/>
             <w:jc w:val="right"/>
             <w:rPr>
               <w:caps/>
@@ -6400,7 +6431,7 @@
   </w:tbl>
   <w:p>
     <w:pPr>
-      <w:pStyle w:val="Piedepgina"/>
+      <w:pStyle w:val="Footer"/>
       <w:jc w:val="right"/>
       <w:rPr>
         <w:rFonts w:ascii="Tahoma" w:hAnsi="Tahoma" w:cs="Tahoma"/>
@@ -6511,7 +6542,7 @@
 <w:hdr xmlns:wpc="http://schemas.microsoft.com/office/word/2010/wordprocessingCanvas" xmlns:cx="http://schemas.microsoft.com/office/drawing/2014/chartex" xmlns:cx1="http://schemas.microsoft.com/office/drawing/2015/9/8/chartex" xmlns:cx2="http://schemas.microsoft.com/office/drawing/2015/10/21/chartex" xmlns:cx3="http://schemas.microsoft.com/office/drawing/2016/5/9/chartex" xmlns:cx4="http://schemas.microsoft.com/office/drawing/2016/5/10/chartex" xmlns:cx5="http://schemas.microsoft.com/office/drawing/2016/5/11/chartex" xmlns:cx6="http://schemas.microsoft.com/office/drawing/2016/5/12/chartex" xmlns:cx7="http://schemas.microsoft.com/office/drawing/2016/5/13/chartex" xmlns:cx8="http://schemas.microsoft.com/office/drawing/2016/5/14/chartex" xmlns:mc="http://schemas.openxmlformats.org/markup-compatibility/2006" xmlns:aink="http://schemas.microsoft.com/office/drawing/2016/ink" xmlns:am3d="http://schemas.microsoft.com/office/drawing/2017/model3d" xmlns:o="urn:schemas-microsoft-com:office:office" xmlns:oel="http://schemas.microsoft.com/office/2019/extlst" xmlns:r="http://schemas.openxmlformats.org/officeDocument/2006/relationships" xmlns:m="http://schemas.openxmlformats.org/officeDocument/2006/math" xmlns:v="urn:schemas-microsoft-com:vml" xmlns:wp14="http://schemas.microsoft.com/office/word/2010/wordprocessingDrawing" xmlns:wp="http://schemas.openxmlformats.org/drawingml/2006/wordprocessingDrawing" xmlns:w10="urn:schemas-microsoft-com:office:word" xmlns:w="http://schemas.openxmlformats.org/wordprocessingml/2006/main" xmlns:w14="http://schemas.microsoft.com/office/word/2010/wordml" xmlns:w15="http://schemas.microsoft.com/office/word/2012/wordml" xmlns:w16cex="http://schemas.microsoft.com/office/word/2018/wordml/cex" xmlns:w16cid="http://schemas.microsoft.com/office/word/2016/wordml/cid" xmlns:w16="http://schemas.microsoft.com/office/word/2018/wordml" xmlns:w16du="http://schemas.microsoft.com/office/word/2023/wordml/word16du" xmlns:w16sdtdh="http://schemas.microsoft.com/office/word/2020/wordml/sdtdatahash" xmlns:w16sdtfl="http://schemas.microsoft.com/office/word/2024/wordml/sdtformatlock" xmlns:w16se="http://schemas.microsoft.com/office/word/2015/wordml/symex" xmlns:wpg="http://schemas.microsoft.com/office/word/2010/wordprocessingGroup" xmlns:wpi="http://schemas.microsoft.com/office/word/2010/wordprocessingInk" xmlns:wne="http://schemas.microsoft.com/office/word/2006/wordml" xmlns:wps="http://schemas.microsoft.com/office/word/2010/wordprocessingShape" mc:Ignorable="w14 w15 w16se w16cid w16 w16cex w16sdtdh w16sdtfl w16du wp14">
   <w:p>
     <w:pPr>
-      <w:pStyle w:val="Encabezado"/>
+      <w:pStyle w:val="Header"/>
     </w:pPr>
     <w:r>
       <w:rPr>
@@ -6520,7 +6551,7 @@
       <mc:AlternateContent>
         <mc:Choice Requires="wps">
           <w:drawing>
-            <wp:anchor distT="0" distB="0" distL="118745" distR="118745" simplePos="0" relativeHeight="251659264" behindDoc="1" locked="0" layoutInCell="1" allowOverlap="0" wp14:anchorId="696EB24C" wp14:editId="56BAEC51">
+            <wp:anchor distT="0" distB="0" distL="118745" distR="118745" simplePos="0" relativeHeight="251658240" behindDoc="1" locked="0" layoutInCell="1" allowOverlap="0" wp14:anchorId="696EB24C" wp14:editId="56BAEC51">
               <wp:simplePos x="0" y="0"/>
               <wp:positionH relativeFrom="margin">
                 <wp:align>center</wp:align>
@@ -6591,11 +6622,10 @@
                             <w:dataBinding w:prefixMappings="xmlns:ns0='http://purl.org/dc/elements/1.1/' xmlns:ns1='http://schemas.openxmlformats.org/package/2006/metadata/core-properties' " w:xpath="/ns1:coreProperties[1]/ns0:title[1]" w:storeItemID="{6C3C8BC8-F283-45AE-878A-BAB7291924A1}"/>
                             <w:text/>
                           </w:sdtPr>
-                          <w:sdtEndPr/>
                           <w:sdtContent>
                             <w:p>
                               <w:pPr>
-                                <w:pStyle w:val="Encabezado"/>
+                                <w:pStyle w:val="Header"/>
                                 <w:spacing w:afterAutospacing="0"/>
                                 <w:jc w:val="center"/>
                                 <w:rPr>
@@ -6633,7 +6663,7 @@
             </wp:anchor>
           </w:drawing>
         </mc:Choice>
-        <mc:Fallback>
+        <mc:Fallback xmlns:arto="http://schemas.microsoft.com/office/word/2006/arto">
           <w:pict>
             <v:rect w14:anchorId="696EB24C" id="Rectángulo 200" o:spid="_x0000_s1026" style="position:absolute;margin-left:0;margin-top:0;width:468.5pt;height:21.3pt;z-index:-251657216;visibility:visible;mso-wrap-style:square;mso-width-percent:1000;mso-height-percent:27;mso-top-percent:45;mso-wrap-distance-left:9.35pt;mso-wrap-distance-top:0;mso-wrap-distance-right:9.35pt;mso-wrap-distance-bottom:0;mso-position-horizontal:center;mso-position-horizontal-relative:margin;mso-position-vertical-relative:page;mso-width-percent:1000;mso-height-percent:27;mso-top-percent:45;mso-width-relative:margin;mso-height-relative:page;v-text-anchor:middle" o:gfxdata="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" o:allowoverlap="f" fillcolor="#156082 [3204]" stroked="f" strokeweight="1.5pt">
               <v:textbox style="mso-fit-shape-to-text:t">
@@ -7812,11 +7842,11 @@
       <w14:ligatures w14:val="none"/>
     </w:rPr>
   </w:style>
-  <w:style w:type="paragraph" w:styleId="Ttulo1">
+  <w:style w:type="paragraph" w:styleId="Heading1">
     <w:name w:val="heading 1"/>
     <w:basedOn w:val="Normal"/>
     <w:next w:val="Normal"/>
-    <w:link w:val="Ttulo1Car"/>
+    <w:link w:val="Heading1Char"/>
     <w:uiPriority w:val="9"/>
     <w:qFormat/>
     <w:rsid w:val="006A1849"/>
@@ -7833,11 +7863,11 @@
       <w:szCs w:val="40"/>
     </w:rPr>
   </w:style>
-  <w:style w:type="paragraph" w:styleId="Ttulo2">
+  <w:style w:type="paragraph" w:styleId="Heading2">
     <w:name w:val="heading 2"/>
     <w:basedOn w:val="Normal"/>
     <w:next w:val="Normal"/>
-    <w:link w:val="Ttulo2Car"/>
+    <w:link w:val="Heading2Char"/>
     <w:uiPriority w:val="9"/>
     <w:semiHidden/>
     <w:unhideWhenUsed/>
@@ -7856,11 +7886,11 @@
       <w:szCs w:val="32"/>
     </w:rPr>
   </w:style>
-  <w:style w:type="paragraph" w:styleId="Ttulo3">
+  <w:style w:type="paragraph" w:styleId="Heading3">
     <w:name w:val="heading 3"/>
     <w:basedOn w:val="Normal"/>
     <w:next w:val="Normal"/>
-    <w:link w:val="Ttulo3Car"/>
+    <w:link w:val="Heading3Char"/>
     <w:uiPriority w:val="9"/>
     <w:semiHidden/>
     <w:unhideWhenUsed/>
@@ -7879,11 +7909,11 @@
       <w:szCs w:val="28"/>
     </w:rPr>
   </w:style>
-  <w:style w:type="paragraph" w:styleId="Ttulo4">
+  <w:style w:type="paragraph" w:styleId="Heading4">
     <w:name w:val="heading 4"/>
     <w:basedOn w:val="Normal"/>
     <w:next w:val="Normal"/>
-    <w:link w:val="Ttulo4Car"/>
+    <w:link w:val="Heading4Char"/>
     <w:uiPriority w:val="9"/>
     <w:semiHidden/>
     <w:unhideWhenUsed/>
@@ -7902,11 +7932,11 @@
       <w:color w:val="0F4761" w:themeColor="accent1" w:themeShade="BF"/>
     </w:rPr>
   </w:style>
-  <w:style w:type="paragraph" w:styleId="Ttulo5">
+  <w:style w:type="paragraph" w:styleId="Heading5">
     <w:name w:val="heading 5"/>
     <w:basedOn w:val="Normal"/>
     <w:next w:val="Normal"/>
-    <w:link w:val="Ttulo5Car"/>
+    <w:link w:val="Heading5Char"/>
     <w:uiPriority w:val="9"/>
     <w:semiHidden/>
     <w:unhideWhenUsed/>
@@ -7923,11 +7953,11 @@
       <w:color w:val="0F4761" w:themeColor="accent1" w:themeShade="BF"/>
     </w:rPr>
   </w:style>
-  <w:style w:type="paragraph" w:styleId="Ttulo6">
+  <w:style w:type="paragraph" w:styleId="Heading6">
     <w:name w:val="heading 6"/>
     <w:basedOn w:val="Normal"/>
     <w:next w:val="Normal"/>
-    <w:link w:val="Ttulo6Car"/>
+    <w:link w:val="Heading6Char"/>
     <w:uiPriority w:val="9"/>
     <w:semiHidden/>
     <w:unhideWhenUsed/>
@@ -7946,11 +7976,11 @@
       <w:color w:val="595959" w:themeColor="text1" w:themeTint="A6"/>
     </w:rPr>
   </w:style>
-  <w:style w:type="paragraph" w:styleId="Ttulo7">
+  <w:style w:type="paragraph" w:styleId="Heading7">
     <w:name w:val="heading 7"/>
     <w:basedOn w:val="Normal"/>
     <w:next w:val="Normal"/>
-    <w:link w:val="Ttulo7Car"/>
+    <w:link w:val="Heading7Char"/>
     <w:uiPriority w:val="9"/>
     <w:semiHidden/>
     <w:unhideWhenUsed/>
@@ -7967,11 +7997,11 @@
       <w:color w:val="595959" w:themeColor="text1" w:themeTint="A6"/>
     </w:rPr>
   </w:style>
-  <w:style w:type="paragraph" w:styleId="Ttulo8">
+  <w:style w:type="paragraph" w:styleId="Heading8">
     <w:name w:val="heading 8"/>
     <w:basedOn w:val="Normal"/>
     <w:next w:val="Normal"/>
-    <w:link w:val="Ttulo8Car"/>
+    <w:link w:val="Heading8Char"/>
     <w:uiPriority w:val="9"/>
     <w:semiHidden/>
     <w:unhideWhenUsed/>
@@ -7990,11 +8020,11 @@
       <w:color w:val="272727" w:themeColor="text1" w:themeTint="D8"/>
     </w:rPr>
   </w:style>
-  <w:style w:type="paragraph" w:styleId="Ttulo9">
+  <w:style w:type="paragraph" w:styleId="Heading9">
     <w:name w:val="heading 9"/>
     <w:basedOn w:val="Normal"/>
     <w:next w:val="Normal"/>
-    <w:link w:val="Ttulo9Car"/>
+    <w:link w:val="Heading9Char"/>
     <w:uiPriority w:val="9"/>
     <w:semiHidden/>
     <w:unhideWhenUsed/>
@@ -8011,13 +8041,13 @@
       <w:color w:val="272727" w:themeColor="text1" w:themeTint="D8"/>
     </w:rPr>
   </w:style>
-  <w:style w:type="character" w:default="1" w:styleId="Fuentedeprrafopredeter">
+  <w:style w:type="character" w:default="1" w:styleId="DefaultParagraphFont">
     <w:name w:val="Default Paragraph Font"/>
     <w:uiPriority w:val="1"/>
     <w:semiHidden/>
     <w:unhideWhenUsed/>
   </w:style>
-  <w:style w:type="table" w:default="1" w:styleId="Tablanormal">
+  <w:style w:type="table" w:default="1" w:styleId="TableNormal">
     <w:name w:val="Normal Table"/>
     <w:uiPriority w:val="99"/>
     <w:semiHidden/>
@@ -8032,16 +8062,16 @@
       </w:tblCellMar>
     </w:tblPr>
   </w:style>
-  <w:style w:type="numbering" w:default="1" w:styleId="Sinlista">
+  <w:style w:type="numbering" w:default="1" w:styleId="NoList">
     <w:name w:val="No List"/>
     <w:uiPriority w:val="99"/>
     <w:semiHidden/>
     <w:unhideWhenUsed/>
   </w:style>
-  <w:style w:type="character" w:customStyle="1" w:styleId="Ttulo1Car">
-    <w:name w:val="Título 1 Car"/>
-    <w:basedOn w:val="Fuentedeprrafopredeter"/>
-    <w:link w:val="Ttulo1"/>
+  <w:style w:type="character" w:customStyle="1" w:styleId="Heading1Char">
+    <w:name w:val="Heading 1 Char"/>
+    <w:basedOn w:val="DefaultParagraphFont"/>
+    <w:link w:val="Heading1"/>
     <w:uiPriority w:val="9"/>
     <w:rsid w:val="006A1849"/>
     <w:rPr>
@@ -8051,10 +8081,10 @@
       <w:szCs w:val="40"/>
     </w:rPr>
   </w:style>
-  <w:style w:type="character" w:customStyle="1" w:styleId="Ttulo2Car">
-    <w:name w:val="Título 2 Car"/>
-    <w:basedOn w:val="Fuentedeprrafopredeter"/>
-    <w:link w:val="Ttulo2"/>
+  <w:style w:type="character" w:customStyle="1" w:styleId="Heading2Char">
+    <w:name w:val="Heading 2 Char"/>
+    <w:basedOn w:val="DefaultParagraphFont"/>
+    <w:link w:val="Heading2"/>
     <w:uiPriority w:val="9"/>
     <w:semiHidden/>
     <w:rsid w:val="006A1849"/>
@@ -8065,10 +8095,10 @@
       <w:szCs w:val="32"/>
     </w:rPr>
   </w:style>
-  <w:style w:type="character" w:customStyle="1" w:styleId="Ttulo3Car">
-    <w:name w:val="Título 3 Car"/>
-    <w:basedOn w:val="Fuentedeprrafopredeter"/>
-    <w:link w:val="Ttulo3"/>
+  <w:style w:type="character" w:customStyle="1" w:styleId="Heading3Char">
+    <w:name w:val="Heading 3 Char"/>
+    <w:basedOn w:val="DefaultParagraphFont"/>
+    <w:link w:val="Heading3"/>
     <w:uiPriority w:val="9"/>
     <w:semiHidden/>
     <w:rsid w:val="006A1849"/>
@@ -8079,10 +8109,10 @@
       <w:szCs w:val="28"/>
     </w:rPr>
   </w:style>
-  <w:style w:type="character" w:customStyle="1" w:styleId="Ttulo4Car">
-    <w:name w:val="Título 4 Car"/>
-    <w:basedOn w:val="Fuentedeprrafopredeter"/>
-    <w:link w:val="Ttulo4"/>
+  <w:style w:type="character" w:customStyle="1" w:styleId="Heading4Char">
+    <w:name w:val="Heading 4 Char"/>
+    <w:basedOn w:val="DefaultParagraphFont"/>
+    <w:link w:val="Heading4"/>
     <w:uiPriority w:val="9"/>
     <w:semiHidden/>
     <w:rsid w:val="006A1849"/>
@@ -8093,10 +8123,10 @@
       <w:color w:val="0F4761" w:themeColor="accent1" w:themeShade="BF"/>
     </w:rPr>
   </w:style>
-  <w:style w:type="character" w:customStyle="1" w:styleId="Ttulo5Car">
-    <w:name w:val="Título 5 Car"/>
-    <w:basedOn w:val="Fuentedeprrafopredeter"/>
-    <w:link w:val="Ttulo5"/>
+  <w:style w:type="character" w:customStyle="1" w:styleId="Heading5Char">
+    <w:name w:val="Heading 5 Char"/>
+    <w:basedOn w:val="DefaultParagraphFont"/>
+    <w:link w:val="Heading5"/>
     <w:uiPriority w:val="9"/>
     <w:semiHidden/>
     <w:rsid w:val="006A1849"/>
@@ -8105,10 +8135,10 @@
       <w:color w:val="0F4761" w:themeColor="accent1" w:themeShade="BF"/>
     </w:rPr>
   </w:style>
-  <w:style w:type="character" w:customStyle="1" w:styleId="Ttulo6Car">
-    <w:name w:val="Título 6 Car"/>
-    <w:basedOn w:val="Fuentedeprrafopredeter"/>
-    <w:link w:val="Ttulo6"/>
+  <w:style w:type="character" w:customStyle="1" w:styleId="Heading6Char">
+    <w:name w:val="Heading 6 Char"/>
+    <w:basedOn w:val="DefaultParagraphFont"/>
+    <w:link w:val="Heading6"/>
     <w:uiPriority w:val="9"/>
     <w:semiHidden/>
     <w:rsid w:val="006A1849"/>
@@ -8119,10 +8149,10 @@
       <w:color w:val="595959" w:themeColor="text1" w:themeTint="A6"/>
     </w:rPr>
   </w:style>
-  <w:style w:type="character" w:customStyle="1" w:styleId="Ttulo7Car">
-    <w:name w:val="Título 7 Car"/>
-    <w:basedOn w:val="Fuentedeprrafopredeter"/>
-    <w:link w:val="Ttulo7"/>
+  <w:style w:type="character" w:customStyle="1" w:styleId="Heading7Char">
+    <w:name w:val="Heading 7 Char"/>
+    <w:basedOn w:val="DefaultParagraphFont"/>
+    <w:link w:val="Heading7"/>
     <w:uiPriority w:val="9"/>
     <w:semiHidden/>
     <w:rsid w:val="006A1849"/>
@@ -8131,10 +8161,10 @@
       <w:color w:val="595959" w:themeColor="text1" w:themeTint="A6"/>
     </w:rPr>
   </w:style>
-  <w:style w:type="character" w:customStyle="1" w:styleId="Ttulo8Car">
-    <w:name w:val="Título 8 Car"/>
-    <w:basedOn w:val="Fuentedeprrafopredeter"/>
-    <w:link w:val="Ttulo8"/>
+  <w:style w:type="character" w:customStyle="1" w:styleId="Heading8Char">
+    <w:name w:val="Heading 8 Char"/>
+    <w:basedOn w:val="DefaultParagraphFont"/>
+    <w:link w:val="Heading8"/>
     <w:uiPriority w:val="9"/>
     <w:semiHidden/>
     <w:rsid w:val="006A1849"/>
@@ -8145,10 +8175,10 @@
       <w:color w:val="272727" w:themeColor="text1" w:themeTint="D8"/>
     </w:rPr>
   </w:style>
-  <w:style w:type="character" w:customStyle="1" w:styleId="Ttulo9Car">
-    <w:name w:val="Título 9 Car"/>
-    <w:basedOn w:val="Fuentedeprrafopredeter"/>
-    <w:link w:val="Ttulo9"/>
+  <w:style w:type="character" w:customStyle="1" w:styleId="Heading9Char">
+    <w:name w:val="Heading 9 Char"/>
+    <w:basedOn w:val="DefaultParagraphFont"/>
+    <w:link w:val="Heading9"/>
     <w:uiPriority w:val="9"/>
     <w:semiHidden/>
     <w:rsid w:val="006A1849"/>
@@ -8157,11 +8187,11 @@
       <w:color w:val="272727" w:themeColor="text1" w:themeTint="D8"/>
     </w:rPr>
   </w:style>
-  <w:style w:type="paragraph" w:styleId="Ttulo">
+  <w:style w:type="paragraph" w:styleId="Title">
     <w:name w:val="Title"/>
     <w:basedOn w:val="Normal"/>
     <w:next w:val="Normal"/>
-    <w:link w:val="TtuloCar"/>
+    <w:link w:val="TitleChar"/>
     <w:uiPriority w:val="10"/>
     <w:qFormat/>
     <w:rsid w:val="006A1849"/>
@@ -8177,10 +8207,10 @@
       <w:szCs w:val="56"/>
     </w:rPr>
   </w:style>
-  <w:style w:type="character" w:customStyle="1" w:styleId="TtuloCar">
-    <w:name w:val="Título Car"/>
-    <w:basedOn w:val="Fuentedeprrafopredeter"/>
-    <w:link w:val="Ttulo"/>
+  <w:style w:type="character" w:customStyle="1" w:styleId="TitleChar">
+    <w:name w:val="Title Char"/>
+    <w:basedOn w:val="DefaultParagraphFont"/>
+    <w:link w:val="Title"/>
     <w:uiPriority w:val="10"/>
     <w:rsid w:val="006A1849"/>
     <w:rPr>
@@ -8191,11 +8221,11 @@
       <w:szCs w:val="56"/>
     </w:rPr>
   </w:style>
-  <w:style w:type="paragraph" w:styleId="Subttulo">
+  <w:style w:type="paragraph" w:styleId="Subtitle">
     <w:name w:val="Subtitle"/>
     <w:basedOn w:val="Normal"/>
     <w:next w:val="Normal"/>
-    <w:link w:val="SubttuloCar"/>
+    <w:link w:val="SubtitleChar"/>
     <w:uiPriority w:val="11"/>
     <w:qFormat/>
     <w:rsid w:val="006A1849"/>
@@ -8212,10 +8242,10 @@
       <w:szCs w:val="28"/>
     </w:rPr>
   </w:style>
-  <w:style w:type="character" w:customStyle="1" w:styleId="SubttuloCar">
-    <w:name w:val="Subtítulo Car"/>
-    <w:basedOn w:val="Fuentedeprrafopredeter"/>
-    <w:link w:val="Subttulo"/>
+  <w:style w:type="character" w:customStyle="1" w:styleId="SubtitleChar">
+    <w:name w:val="Subtitle Char"/>
+    <w:basedOn w:val="DefaultParagraphFont"/>
+    <w:link w:val="Subtitle"/>
     <w:uiPriority w:val="11"/>
     <w:rsid w:val="006A1849"/>
     <w:rPr>
@@ -8226,11 +8256,11 @@
       <w:szCs w:val="28"/>
     </w:rPr>
   </w:style>
-  <w:style w:type="paragraph" w:styleId="Cita">
+  <w:style w:type="paragraph" w:styleId="Quote">
     <w:name w:val="Quote"/>
     <w:basedOn w:val="Normal"/>
     <w:next w:val="Normal"/>
-    <w:link w:val="CitaCar"/>
+    <w:link w:val="QuoteChar"/>
     <w:uiPriority w:val="29"/>
     <w:qFormat/>
     <w:rsid w:val="006A1849"/>
@@ -8244,10 +8274,10 @@
       <w:color w:val="404040" w:themeColor="text1" w:themeTint="BF"/>
     </w:rPr>
   </w:style>
-  <w:style w:type="character" w:customStyle="1" w:styleId="CitaCar">
-    <w:name w:val="Cita Car"/>
-    <w:basedOn w:val="Fuentedeprrafopredeter"/>
-    <w:link w:val="Cita"/>
+  <w:style w:type="character" w:customStyle="1" w:styleId="QuoteChar">
+    <w:name w:val="Quote Char"/>
+    <w:basedOn w:val="DefaultParagraphFont"/>
+    <w:link w:val="Quote"/>
     <w:uiPriority w:val="29"/>
     <w:rsid w:val="006A1849"/>
     <w:rPr>
@@ -8256,7 +8286,7 @@
       <w:color w:val="404040" w:themeColor="text1" w:themeTint="BF"/>
     </w:rPr>
   </w:style>
-  <w:style w:type="paragraph" w:styleId="Prrafodelista">
+  <w:style w:type="paragraph" w:styleId="ListParagraph">
     <w:name w:val="List Paragraph"/>
     <w:basedOn w:val="Normal"/>
     <w:uiPriority w:val="34"/>
@@ -8267,9 +8297,9 @@
       <w:contextualSpacing/>
     </w:pPr>
   </w:style>
-  <w:style w:type="character" w:styleId="nfasisintenso">
+  <w:style w:type="character" w:styleId="IntenseEmphasis">
     <w:name w:val="Intense Emphasis"/>
-    <w:basedOn w:val="Fuentedeprrafopredeter"/>
+    <w:basedOn w:val="DefaultParagraphFont"/>
     <w:uiPriority w:val="21"/>
     <w:qFormat/>
     <w:rsid w:val="006A1849"/>
@@ -8279,11 +8309,11 @@
       <w:color w:val="0F4761" w:themeColor="accent1" w:themeShade="BF"/>
     </w:rPr>
   </w:style>
-  <w:style w:type="paragraph" w:styleId="Citadestacada">
+  <w:style w:type="paragraph" w:styleId="IntenseQuote">
     <w:name w:val="Intense Quote"/>
     <w:basedOn w:val="Normal"/>
     <w:next w:val="Normal"/>
-    <w:link w:val="CitadestacadaCar"/>
+    <w:link w:val="IntenseQuoteChar"/>
     <w:uiPriority w:val="30"/>
     <w:qFormat/>
     <w:rsid w:val="006A1849"/>
@@ -8302,10 +8332,10 @@
       <w:color w:val="0F4761" w:themeColor="accent1" w:themeShade="BF"/>
     </w:rPr>
   </w:style>
-  <w:style w:type="character" w:customStyle="1" w:styleId="CitadestacadaCar">
-    <w:name w:val="Cita destacada Car"/>
-    <w:basedOn w:val="Fuentedeprrafopredeter"/>
-    <w:link w:val="Citadestacada"/>
+  <w:style w:type="character" w:customStyle="1" w:styleId="IntenseQuoteChar">
+    <w:name w:val="Intense Quote Char"/>
+    <w:basedOn w:val="DefaultParagraphFont"/>
+    <w:link w:val="IntenseQuote"/>
     <w:uiPriority w:val="30"/>
     <w:rsid w:val="006A1849"/>
     <w:rPr>
@@ -8314,9 +8344,9 @@
       <w:color w:val="0F4761" w:themeColor="accent1" w:themeShade="BF"/>
     </w:rPr>
   </w:style>
-  <w:style w:type="character" w:styleId="Referenciaintensa">
+  <w:style w:type="character" w:styleId="IntenseReference">
     <w:name w:val="Intense Reference"/>
-    <w:basedOn w:val="Fuentedeprrafopredeter"/>
+    <w:basedOn w:val="DefaultParagraphFont"/>
     <w:uiPriority w:val="32"/>
     <w:qFormat/>
     <w:rsid w:val="006A1849"/>
@@ -8328,9 +8358,9 @@
       <w:spacing w:val="5"/>
     </w:rPr>
   </w:style>
-  <w:style w:type="table" w:styleId="Tablaconcuadrcula">
+  <w:style w:type="table" w:styleId="TableGrid">
     <w:name w:val="Table Grid"/>
-    <w:basedOn w:val="Tablanormal"/>
+    <w:basedOn w:val="TableNormal"/>
     <w:uiPriority w:val="59"/>
     <w:rsid w:val="006A1849"/>
     <w:pPr>
@@ -8354,10 +8384,10 @@
       </w:tblBorders>
     </w:tblPr>
   </w:style>
-  <w:style w:type="paragraph" w:styleId="Encabezado">
+  <w:style w:type="paragraph" w:styleId="Header">
     <w:name w:val="header"/>
     <w:basedOn w:val="Normal"/>
-    <w:link w:val="EncabezadoCar"/>
+    <w:link w:val="HeaderChar"/>
     <w:uiPriority w:val="99"/>
     <w:unhideWhenUsed/>
     <w:rsid w:val="006A1849"/>
@@ -8369,10 +8399,10 @@
       <w:spacing w:after="0" w:line="240" w:lineRule="auto"/>
     </w:pPr>
   </w:style>
-  <w:style w:type="character" w:customStyle="1" w:styleId="EncabezadoCar">
-    <w:name w:val="Encabezado Car"/>
-    <w:basedOn w:val="Fuentedeprrafopredeter"/>
-    <w:link w:val="Encabezado"/>
+  <w:style w:type="character" w:customStyle="1" w:styleId="HeaderChar">
+    <w:name w:val="Header Char"/>
+    <w:basedOn w:val="DefaultParagraphFont"/>
+    <w:link w:val="Header"/>
     <w:uiPriority w:val="99"/>
     <w:rsid w:val="006A1849"/>
     <w:rPr>
@@ -8383,10 +8413,10 @@
       <w14:ligatures w14:val="none"/>
     </w:rPr>
   </w:style>
-  <w:style w:type="paragraph" w:styleId="Piedepgina">
+  <w:style w:type="paragraph" w:styleId="Footer">
     <w:name w:val="footer"/>
     <w:basedOn w:val="Normal"/>
-    <w:link w:val="PiedepginaCar"/>
+    <w:link w:val="FooterChar"/>
     <w:uiPriority w:val="99"/>
     <w:unhideWhenUsed/>
     <w:rsid w:val="006A1849"/>
@@ -8398,10 +8428,10 @@
       <w:spacing w:after="0" w:line="240" w:lineRule="auto"/>
     </w:pPr>
   </w:style>
-  <w:style w:type="character" w:customStyle="1" w:styleId="PiedepginaCar">
-    <w:name w:val="Pie de página Car"/>
-    <w:basedOn w:val="Fuentedeprrafopredeter"/>
-    <w:link w:val="Piedepgina"/>
+  <w:style w:type="character" w:customStyle="1" w:styleId="FooterChar">
+    <w:name w:val="Footer Char"/>
+    <w:basedOn w:val="DefaultParagraphFont"/>
+    <w:link w:val="Footer"/>
     <w:uiPriority w:val="99"/>
     <w:rsid w:val="006A1849"/>
     <w:rPr>
@@ -8414,7 +8444,7 @@
   </w:style>
   <w:style w:type="character" w:customStyle="1" w:styleId="Textodemarcadordeposicin">
     <w:name w:val="Texto de marcador de posición"/>
-    <w:basedOn w:val="Fuentedeprrafopredeter"/>
+    <w:basedOn w:val="DefaultParagraphFont"/>
     <w:uiPriority w:val="99"/>
     <w:semiHidden/>
     <w:rsid w:val="002E2619"/>
